--- a/РПЗ Гаранин ИУ5-52Б.docx
+++ b/РПЗ Гаранин ИУ5-52Б.docx
@@ -880,7 +880,7 @@
         <w:jc w:val="both"/>
       </w:pPr>
       <w:r>
-        <w:t>Система определения необходимой мощности блока питания для ПК состоит из веб-сервиса и одностраничного веб-приложения. Услугой системы является компонент ПК с потребляемой мощностью и весом. С системой работают гость и создатель — авторизованный сборщик ПК, который публикует карточки компонентов.</w:t>
+        <w:t>Система определения необходимой мощности блока питания для ПК состоит из веб-сервиса и одностраничного веб-приложения. Услугой системы является компонент ПК с потребляемой мощностью и весом. С системой работают гость и создатель – авторизованный сборщик ПК, который публикует карточки компонентов.</w:t>
       </w:r>
     </w:p>
     <w:p>
@@ -906,7 +906,7 @@
       </w:r>
       <w:proofErr w:type="spellEnd"/>
       <w:r>
-        <w:t xml:space="preserve">, изображения и видео компонентов — в объектном хранилище </w:t>
+        <w:t xml:space="preserve">, изображения и видео компонентов – в объектном хранилище </w:t>
       </w:r>
       <w:proofErr w:type="spellStart"/>
       <w:r>
@@ -914,7 +914,7 @@
       </w:r>
       <w:proofErr w:type="spellEnd"/>
       <w:r>
-        <w:t xml:space="preserve">, сессии пользователей — в </w:t>
+        <w:t xml:space="preserve">, сессии пользователей – в </w:t>
       </w:r>
       <w:proofErr w:type="spellStart"/>
       <w:r>
@@ -937,7 +937,7 @@
         </w:rPr>
         <w:drawing>
           <wp:inline distT="0" distB="0" distL="0" distR="0" wp14:anchorId="318E2BD6" wp14:editId="36348CFB">
-            <wp:extent cx="5334000" cy="3810000"/>
+            <wp:extent cx="5040000" cy="3610746"/>
             <wp:effectExtent l="0" t="0" r="0" b="0"/>
             <wp:docPr id="605921911" name="Рисунок 605921911"/>
             <wp:cNvGraphicFramePr>
@@ -962,7 +962,7 @@
                   <pic:spPr bwMode="auto">
                     <a:xfrm>
                       <a:off x="0" y="0"/>
-                      <a:ext cx="5334000" cy="3810000"/>
+                      <a:ext cx="5040000" cy="3610746"/>
                     </a:xfrm>
                     <a:prstGeom prst="rect">
                       <a:avLst/>
@@ -1007,7 +1007,7 @@
       </w:r>
       <w:proofErr w:type="spellEnd"/>
       <w:r>
-        <w:t xml:space="preserve"> — компоненты ПК (услуги), </w:t>
+        <w:t xml:space="preserve"> – компоненты ПК (услуги), </w:t>
       </w:r>
       <w:proofErr w:type="spellStart"/>
       <w:r>
@@ -1015,7 +1015,7 @@
       </w:r>
       <w:proofErr w:type="spellEnd"/>
       <w:r>
-        <w:t xml:space="preserve"> — лайки как связь «многие ко многим» между пользователями и компонентами. Каскадное удаление не используется, компоненты удаляются логически через статус.</w:t>
+        <w:t xml:space="preserve"> – лайки как связь «многие ко многим» между пользователями и компонентами. Каскадное удаление не используется, компоненты удаляются логически через статус.</w:t>
       </w:r>
     </w:p>
     <w:p>
@@ -1034,7 +1034,7 @@
       </w:r>
       <w:proofErr w:type="spellEnd"/>
       <w:r>
-        <w:t>-приложения обращаются к веб-сервису через интерфейсы API Сборщиков ПК и API Компонентов ПК, которые реализуют домены веб-сервиса. Домены работают с моделями ORM, а модели — с таблицами базы данных.</w:t>
+        <w:t>-приложения обращаются к веб-сервису через интерфейсы API Сборщиков ПК и API Компонентов ПК, которые реализуют домены веб-сервиса. Домены работают с моделями ORM, а модели – с таблицами базы данных.</w:t>
       </w:r>
     </w:p>
     <w:p>
@@ -1049,7 +1049,7 @@
         </w:rPr>
         <w:drawing>
           <wp:inline distT="0" distB="0" distL="0" distR="0" wp14:anchorId="191143AA" wp14:editId="465D995D">
-            <wp:extent cx="5334000" cy="4895850"/>
+            <wp:extent cx="5580000" cy="7005547"/>
             <wp:effectExtent l="0" t="0" r="0" b="0"/>
             <wp:docPr id="314414633" name="Рисунок 314414633"/>
             <wp:cNvGraphicFramePr>
@@ -1074,7 +1074,7 @@
                   <pic:spPr bwMode="auto">
                     <a:xfrm>
                       <a:off x="0" y="0"/>
-                      <a:ext cx="5334000" cy="4895850"/>
+                      <a:ext cx="5580000" cy="7005547"/>
                     </a:xfrm>
                     <a:prstGeom prst="rect">
                       <a:avLst/>
@@ -1119,7 +1119,7 @@
         <w:lastRenderedPageBreak/>
         <w:drawing>
           <wp:inline distT="0" distB="0" distL="0" distR="0" wp14:anchorId="0FD15F01" wp14:editId="6E365126">
-            <wp:extent cx="5334000" cy="5191125"/>
+            <wp:extent cx="5400000" cy="6711912"/>
             <wp:effectExtent l="0" t="0" r="0" b="0"/>
             <wp:docPr id="1064094764" name="Рисунок 1064094764"/>
             <wp:cNvGraphicFramePr>
@@ -1144,7 +1144,7 @@
                   <pic:spPr bwMode="auto">
                     <a:xfrm>
                       <a:off x="0" y="0"/>
-                      <a:ext cx="5334000" cy="5191125"/>
+                      <a:ext cx="5400000" cy="6711912"/>
                     </a:xfrm>
                     <a:prstGeom prst="rect">
                       <a:avLst/>
@@ -1179,441 +1179,1140 @@
     </w:p>
     <w:p>
       <w:pPr>
-        <w:keepNext/>
-        <w:spacing w:after="240" w:line="360" w:lineRule="auto"/>
+        <w:pageBreakBefore w:val="1"/>
+        <w:widowControl w:val="0"/>
+        <w:spacing w:after="0" w:line="360" w:lineRule="auto"/>
         <w:jc w:val="center"/>
-      </w:pPr>
-      <w:r>
-        <w:rPr>
-          <w:b/>
-          <w:bCs/>
-        </w:rPr>
-        <w:lastRenderedPageBreak/>
-        <w:t>ПРИЛОЖЕНИЕ А ТЕХНИЧЕСКОЕ ЗАДАНИЕ</w:t>
-      </w:r>
-    </w:p>
-    <w:p>
-      <w:pPr>
+        <w:rPr>
+          <w:rFonts w:ascii="Times New Roman" w:cs="Times New Roman" w:eastAsia="Times New Roman" w:hAnsi="Times New Roman"/>
+          <w:b w:val="1"/>
+          <w:bCs w:val="1"/>
+          <w:sz w:val="32"/>
+          <w:szCs w:val="32"/>
+        </w:rPr>
+      </w:pPr>
+      <w:bookmarkStart w:colFirst="0" w:colLast="0" w:name="_heading=h.t570q3e3z0my" w:id="0"/>
+      <w:bookmarkEnd w:id="0"/>
+      <w:r>
+        <w:rPr>
+          <w:rFonts w:ascii="Times New Roman" w:cs="Times New Roman" w:eastAsia="Times New Roman" w:hAnsi="Times New Roman"/>
+          <w:b w:val="1"/>
+          <w:bCs w:val="1"/>
+          <w:sz w:val="32"/>
+          <w:szCs w:val="32"/>
+          <w:rtl w:val="0"/>
+        </w:rPr>
+        <w:t xml:space="preserve">ПРИЛОЖЕНИЕ А</w:t>
+        <w:br w:type="textWrapping"/>
+        <w:t xml:space="preserve">Техническое задание </w:t>
+      </w:r>
+    </w:p>
+    <w:p>
+      <w:pPr>
+        <w:spacing w:after="0" w:line="240" w:lineRule="auto"/>
         <w:jc w:val="center"/>
-      </w:pPr>
-      <w:r>
-        <w:rPr>
-          <w:sz w:val="26"/>
-          <w:szCs w:val="26"/>
-        </w:rPr>
-        <w:t>МОСКОВСКИЙ ГОСУДАРСТВЕННЫЙ ТЕХНИЧЕСКИЙ УНИВЕРСИТЕТ</w:t>
+        <w:rPr>
+          <w:rFonts w:ascii="Times New Roman" w:cs="Times New Roman" w:eastAsia="Times New Roman" w:hAnsi="Times New Roman"/>
+          <w:b w:val="1"/>
+          <w:bCs w:val="1"/>
+          <w:sz w:val="24"/>
+          <w:szCs w:val="24"/>
+        </w:rPr>
+      </w:pPr>
+      <w:r>
+        <w:rPr>
+          <w:rFonts w:ascii="Times New Roman" w:cs="Times New Roman" w:eastAsia="Times New Roman" w:hAnsi="Times New Roman"/>
+          <w:b w:val="1"/>
+          <w:bCs w:val="1"/>
+          <w:sz w:val="24"/>
+          <w:szCs w:val="24"/>
+          <w:rtl w:val="0"/>
+        </w:rPr>
+        <w:t xml:space="preserve">Министерство науки и высшего образования Российской Федерации</w:t>
+      </w:r>
+    </w:p>
+    <w:p>
+      <w:pPr>
+        <w:spacing w:after="0" w:line="240" w:lineRule="auto"/>
+        <w:jc w:val="center"/>
+        <w:rPr>
+          <w:rFonts w:ascii="Times New Roman" w:cs="Times New Roman" w:eastAsia="Times New Roman" w:hAnsi="Times New Roman"/>
+          <w:b w:val="1"/>
+          <w:bCs w:val="1"/>
+          <w:sz w:val="24"/>
+          <w:szCs w:val="24"/>
+        </w:rPr>
+      </w:pPr>
+      <w:r>
+        <w:rPr>
+          <w:rFonts w:ascii="Times New Roman" w:cs="Times New Roman" w:eastAsia="Times New Roman" w:hAnsi="Times New Roman"/>
+          <w:b w:val="1"/>
+          <w:bCs w:val="1"/>
+          <w:sz w:val="24"/>
+          <w:szCs w:val="24"/>
+          <w:rtl w:val="0"/>
+        </w:rPr>
+        <w:t xml:space="preserve">Федеральное государственное автономное образовательное учреждение </w:t>
+      </w:r>
+    </w:p>
+    <w:p>
+      <w:pPr>
+        <w:spacing w:after="0" w:line="240" w:lineRule="auto"/>
+        <w:jc w:val="center"/>
+        <w:rPr>
+          <w:rFonts w:ascii="Times New Roman" w:cs="Times New Roman" w:eastAsia="Times New Roman" w:hAnsi="Times New Roman"/>
+          <w:b w:val="1"/>
+          <w:bCs w:val="1"/>
+          <w:sz w:val="24"/>
+          <w:szCs w:val="24"/>
+        </w:rPr>
+      </w:pPr>
+      <w:r>
+        <w:rPr>
+          <w:rFonts w:ascii="Times New Roman" w:cs="Times New Roman" w:eastAsia="Times New Roman" w:hAnsi="Times New Roman"/>
+          <w:b w:val="1"/>
+          <w:bCs w:val="1"/>
+          <w:sz w:val="24"/>
+          <w:szCs w:val="24"/>
+          <w:rtl w:val="0"/>
+        </w:rPr>
+        <w:t xml:space="preserve">высшего образования</w:t>
+      </w:r>
+    </w:p>
+    <w:p>
+      <w:pPr>
+        <w:spacing w:after="0" w:line="240" w:lineRule="auto"/>
+        <w:jc w:val="center"/>
+        <w:rPr>
+          <w:rFonts w:ascii="Times New Roman" w:cs="Times New Roman" w:eastAsia="Times New Roman" w:hAnsi="Times New Roman"/>
+          <w:b w:val="1"/>
+          <w:bCs w:val="1"/>
+          <w:sz w:val="24"/>
+          <w:szCs w:val="24"/>
+        </w:rPr>
+      </w:pPr>
+      <w:r>
+        <w:rPr>
+          <w:rFonts w:ascii="Times New Roman" w:cs="Times New Roman" w:eastAsia="Times New Roman" w:hAnsi="Times New Roman"/>
+          <w:b w:val="1"/>
+          <w:bCs w:val="1"/>
+          <w:sz w:val="24"/>
+          <w:szCs w:val="24"/>
+          <w:rtl w:val="0"/>
+        </w:rPr>
+        <w:t xml:space="preserve">«Московский государственный технический университет имени Н.Э. Баумана</w:t>
+      </w:r>
+    </w:p>
+    <w:p>
+      <w:pPr>
+        <w:spacing w:after="0" w:line="240" w:lineRule="auto"/>
+        <w:jc w:val="center"/>
+        <w:rPr>
+          <w:rFonts w:ascii="Times New Roman" w:cs="Times New Roman" w:eastAsia="Times New Roman" w:hAnsi="Times New Roman"/>
+          <w:b w:val="1"/>
+          <w:bCs w:val="1"/>
+          <w:sz w:val="24"/>
+          <w:szCs w:val="24"/>
+        </w:rPr>
+      </w:pPr>
+      <w:r>
+        <w:rPr>
+          <w:rFonts w:ascii="Times New Roman" w:cs="Times New Roman" w:eastAsia="Times New Roman" w:hAnsi="Times New Roman"/>
+          <w:b w:val="1"/>
+          <w:bCs w:val="1"/>
+          <w:sz w:val="24"/>
+          <w:szCs w:val="24"/>
+          <w:rtl w:val="0"/>
+        </w:rPr>
+        <w:t xml:space="preserve">(национальный исследовательский университет)»</w:t>
       </w:r>
     </w:p>
     <w:p>
       <w:pPr>
         <w:pBdr>
-          <w:bottom w:val="single" w:sz="8" w:space="1" w:color="000000"/>
+          <w:bottom w:color="000000" w:space="1" w:sz="24" w:val="single"/>
         </w:pBdr>
-        <w:spacing w:after="360"/>
+        <w:spacing w:after="0" w:line="240" w:lineRule="auto"/>
         <w:jc w:val="center"/>
-      </w:pPr>
-      <w:r>
-        <w:rPr>
-          <w:sz w:val="26"/>
-          <w:szCs w:val="26"/>
-        </w:rPr>
-        <w:t xml:space="preserve">им. </w:t>
-      </w:r>
-      <w:proofErr w:type="gramStart"/>
-      <w:r>
-        <w:rPr>
-          <w:sz w:val="26"/>
-          <w:szCs w:val="26"/>
-        </w:rPr>
-        <w:t>Н.Э.</w:t>
-      </w:r>
-      <w:proofErr w:type="gramEnd"/>
-      <w:r>
-        <w:rPr>
-          <w:sz w:val="26"/>
-          <w:szCs w:val="26"/>
-        </w:rPr>
-        <w:t xml:space="preserve"> Баумана</w:t>
-      </w:r>
-    </w:p>
-    <w:p>
-      <w:pPr>
-        <w:spacing w:after="480"/>
+        <w:rPr>
+          <w:rFonts w:ascii="Times New Roman" w:cs="Times New Roman" w:eastAsia="Times New Roman" w:hAnsi="Times New Roman"/>
+          <w:b w:val="1"/>
+          <w:bCs w:val="1"/>
+          <w:sz w:val="24"/>
+          <w:szCs w:val="24"/>
+        </w:rPr>
+      </w:pPr>
+      <w:r>
+        <w:rPr>
+          <w:rFonts w:ascii="Times New Roman" w:cs="Times New Roman" w:eastAsia="Times New Roman" w:hAnsi="Times New Roman"/>
+          <w:b w:val="1"/>
+          <w:bCs w:val="1"/>
+          <w:sz w:val="24"/>
+          <w:szCs w:val="24"/>
+          <w:rtl w:val="0"/>
+        </w:rPr>
+        <w:t xml:space="preserve">(МГТУ им. Н.Э. Баумана)</w:t>
+      </w:r>
+    </w:p>
+    <w:p>
+      <w:pPr>
+        <w:spacing w:after="0" w:line="240" w:lineRule="auto"/>
         <w:jc w:val="center"/>
-      </w:pPr>
-      <w:r>
-        <w:rPr>
-          <w:sz w:val="26"/>
-          <w:szCs w:val="26"/>
-        </w:rPr>
-        <w:t>Кафедра «Системы обработки информации и управления»</w:t>
+        <w:rPr>
+          <w:rFonts w:ascii="Times New Roman" w:cs="Times New Roman" w:eastAsia="Times New Roman" w:hAnsi="Times New Roman"/>
+          <w:color w:val="000000"/>
+          <w:sz w:val="28"/>
+          <w:szCs w:val="28"/>
+        </w:rPr>
+      </w:pPr>
+      <w:r>
+        <w:rPr>
+          <w:rFonts w:ascii="Times New Roman" w:cs="Times New Roman" w:eastAsia="Times New Roman" w:hAnsi="Times New Roman"/>
+          <w:color w:val="000000"/>
+          <w:sz w:val="28"/>
+          <w:szCs w:val="28"/>
+          <w:rtl w:val="0"/>
+        </w:rPr>
+        <w:t xml:space="preserve">Кафедра «Системы обработки информации и управления»</w:t>
+      </w:r>
+    </w:p>
+    <w:p>
+      <w:pPr>
+        <w:spacing w:after="0" w:line="240" w:lineRule="auto"/>
+        <w:jc w:val="center"/>
+        <w:rPr>
+          <w:rFonts w:ascii="Times New Roman" w:cs="Times New Roman" w:eastAsia="Times New Roman" w:hAnsi="Times New Roman"/>
+          <w:b w:val="1"/>
+          <w:bCs w:val="1"/>
+          <w:sz w:val="22"/>
+          <w:szCs w:val="22"/>
+        </w:rPr>
+      </w:pPr>
+      <w:r>
+        <w:rPr>
+          <w:rtl w:val="0"/>
+        </w:rPr>
+      </w:r>
+    </w:p>
+    <w:p>
+      <w:pPr>
+        <w:spacing w:after="0" w:line="240" w:lineRule="auto"/>
+        <w:jc w:val="center"/>
+        <w:rPr>
+          <w:rFonts w:ascii="Times New Roman" w:cs="Times New Roman" w:eastAsia="Times New Roman" w:hAnsi="Times New Roman"/>
+          <w:b w:val="1"/>
+          <w:bCs w:val="1"/>
+          <w:sz w:val="22"/>
+          <w:szCs w:val="22"/>
+        </w:rPr>
+      </w:pPr>
+      <w:r>
+        <w:rPr>
+          <w:rtl w:val="0"/>
+        </w:rPr>
+      </w:r>
+    </w:p>
+    <w:p>
+      <w:pPr>
+        <w:tabs>
+          <w:tab w:val="left" w:leader="none" w:pos="851"/>
+          <w:tab w:val="left" w:leader="none" w:pos="6379"/>
+        </w:tabs>
+        <w:spacing w:after="0" w:line="240" w:lineRule="auto"/>
+        <w:ind w:right="-2"/>
+        <w:rPr>
+          <w:rFonts w:ascii="Times New Roman" w:cs="Times New Roman" w:eastAsia="Times New Roman" w:hAnsi="Times New Roman"/>
+          <w:sz w:val="28"/>
+          <w:szCs w:val="28"/>
+        </w:rPr>
+      </w:pPr>
+      <w:r>
+        <w:rPr>
+          <w:rFonts w:ascii="Times New Roman" w:cs="Times New Roman" w:eastAsia="Times New Roman" w:hAnsi="Times New Roman"/>
+          <w:sz w:val="28"/>
+          <w:szCs w:val="28"/>
+          <w:rtl w:val="0"/>
+        </w:rPr>
+        <w:tab/>
+        <w:t xml:space="preserve">СОГЛАСОВАНО</w:t>
+        <w:tab/>
+        <w:t xml:space="preserve">УТВЕРЖДАЮ</w:t>
+      </w:r>
+    </w:p>
+    <w:p>
+      <w:pPr>
+        <w:tabs>
+          <w:tab w:val="left" w:leader="none" w:pos="426"/>
+          <w:tab w:val="left" w:leader="none" w:pos="1134"/>
+          <w:tab w:val="left" w:leader="none" w:pos="5103"/>
+          <w:tab w:val="left" w:leader="none" w:pos="8222"/>
+        </w:tabs>
+        <w:spacing w:after="0" w:line="240" w:lineRule="auto"/>
+        <w:jc w:val="center"/>
+        <w:rPr>
+          <w:rFonts w:ascii="Times New Roman" w:cs="Times New Roman" w:eastAsia="Times New Roman" w:hAnsi="Times New Roman"/>
+          <w:sz w:val="28"/>
+          <w:szCs w:val="28"/>
+        </w:rPr>
+      </w:pPr>
+      <w:r>
+        <w:rPr>
+          <w:rFonts w:ascii="Times New Roman" w:cs="Times New Roman" w:eastAsia="Times New Roman" w:hAnsi="Times New Roman"/>
+          <w:sz w:val="28"/>
+          <w:szCs w:val="28"/>
+          <w:rtl w:val="0"/>
+        </w:rPr>
+        <w:tab/>
+        <w:t xml:space="preserve">   Руководитель</w:t>
+        <w:tab/>
+        <w:t xml:space="preserve">Заведующий кафедрой </w:t>
+      </w:r>
+      <w:r>
+        <w:rPr>
+          <w:rFonts w:ascii="Times New Roman" w:cs="Times New Roman" w:eastAsia="Times New Roman" w:hAnsi="Times New Roman"/>
+          <w:sz w:val="28"/>
+          <w:szCs w:val="28"/>
+          <w:u w:val="single"/>
+          <w:rtl w:val="0"/>
+        </w:rPr>
+        <w:tab/>
+        <w:t xml:space="preserve"> ИУ-5</w:t>
+        <w:tab/>
+      </w:r>
+      <w:r>
+        <w:rPr>
+          <w:rtl w:val="0"/>
+        </w:rPr>
+      </w:r>
+    </w:p>
+    <w:p>
+      <w:pPr>
+        <w:spacing w:after="0" w:line="240" w:lineRule="auto"/>
+        <w:ind w:left="5103" w:firstLine="2552"/>
+        <w:jc w:val="center"/>
+        <w:rPr>
+          <w:rFonts w:ascii="Times New Roman" w:cs="Times New Roman" w:eastAsia="Times New Roman" w:hAnsi="Times New Roman"/>
+          <w:sz w:val="16"/>
+          <w:szCs w:val="16"/>
+        </w:rPr>
+      </w:pPr>
+      <w:r>
+        <w:rPr>
+          <w:rFonts w:ascii="Times New Roman" w:cs="Times New Roman" w:eastAsia="Times New Roman" w:hAnsi="Times New Roman"/>
+          <w:sz w:val="16"/>
+          <w:szCs w:val="16"/>
+          <w:rtl w:val="0"/>
+        </w:rPr>
+        <w:t xml:space="preserve">    (Индекс кафедры)</w:t>
+      </w:r>
+    </w:p>
+    <w:p>
+      <w:pPr>
+        <w:tabs>
+          <w:tab w:val="left" w:leader="none" w:pos="1560"/>
+          <w:tab w:val="left" w:leader="none" w:pos="3969"/>
+          <w:tab w:val="left" w:leader="none" w:pos="5387"/>
+          <w:tab w:val="left" w:leader="none" w:pos="7655"/>
+          <w:tab w:val="left" w:leader="none" w:pos="9355"/>
+        </w:tabs>
+        <w:spacing w:after="0" w:line="240" w:lineRule="auto"/>
+        <w:rPr>
+          <w:rFonts w:ascii="Times New Roman" w:cs="Times New Roman" w:eastAsia="Times New Roman" w:hAnsi="Times New Roman"/>
+          <w:sz w:val="28"/>
+          <w:szCs w:val="28"/>
+        </w:rPr>
+      </w:pPr>
+      <w:r>
+        <w:rPr>
+          <w:rFonts w:ascii="Times New Roman" w:cs="Times New Roman" w:eastAsia="Times New Roman" w:hAnsi="Times New Roman"/>
+          <w:sz w:val="28"/>
+          <w:szCs w:val="28"/>
+          <w:u w:val="single"/>
+          <w:rtl w:val="0"/>
+        </w:rPr>
+        <w:tab/>
+      </w:r>
+      <w:r>
+        <w:rPr>
+          <w:rFonts w:ascii="Times New Roman" w:cs="Times New Roman" w:eastAsia="Times New Roman" w:hAnsi="Times New Roman"/>
+          <w:sz w:val="28"/>
+          <w:szCs w:val="28"/>
+          <w:rtl w:val="0"/>
+        </w:rPr>
+        <w:t xml:space="preserve"> </w:t>
+      </w:r>
+      <w:r>
+        <w:rPr>
+          <w:rFonts w:ascii="Times New Roman" w:cs="Times New Roman" w:eastAsia="Times New Roman" w:hAnsi="Times New Roman"/>
+          <w:sz w:val="28"/>
+          <w:szCs w:val="28"/>
+          <w:u w:val="single"/>
+          <w:rtl w:val="0"/>
+        </w:rPr>
+        <w:t xml:space="preserve">А.И. Канев</w:t>
+        <w:tab/>
+      </w:r>
+      <w:r>
+        <w:rPr>
+          <w:rFonts w:ascii="Times New Roman" w:cs="Times New Roman" w:eastAsia="Times New Roman" w:hAnsi="Times New Roman"/>
+          <w:sz w:val="28"/>
+          <w:szCs w:val="28"/>
+          <w:rtl w:val="0"/>
+        </w:rPr>
+        <w:tab/>
+      </w:r>
+      <w:r>
+        <w:rPr>
+          <w:rFonts w:ascii="Times New Roman" w:cs="Times New Roman" w:eastAsia="Times New Roman" w:hAnsi="Times New Roman"/>
+          <w:sz w:val="28"/>
+          <w:szCs w:val="28"/>
+          <w:u w:val="single"/>
+          <w:rtl w:val="0"/>
+        </w:rPr>
+        <w:tab/>
+      </w:r>
+      <w:r>
+        <w:rPr>
+          <w:rFonts w:ascii="Times New Roman" w:cs="Times New Roman" w:eastAsia="Times New Roman" w:hAnsi="Times New Roman"/>
+          <w:sz w:val="28"/>
+          <w:szCs w:val="28"/>
+          <w:rtl w:val="0"/>
+        </w:rPr>
+        <w:t xml:space="preserve"> </w:t>
+      </w:r>
+      <w:r>
+        <w:rPr>
+          <w:rFonts w:ascii="Times New Roman" w:cs="Times New Roman" w:eastAsia="Times New Roman" w:hAnsi="Times New Roman"/>
+          <w:sz w:val="28"/>
+          <w:szCs w:val="28"/>
+          <w:u w:val="single"/>
+          <w:rtl w:val="0"/>
+        </w:rPr>
+        <w:t xml:space="preserve">В.И. Терехов</w:t>
+      </w:r>
+      <w:r>
+        <w:rPr>
+          <w:rtl w:val="0"/>
+        </w:rPr>
+      </w:r>
+    </w:p>
+    <w:p>
+      <w:pPr>
+        <w:tabs>
+          <w:tab w:val="left" w:leader="none" w:pos="567"/>
+          <w:tab w:val="left" w:leader="none" w:pos="1701"/>
+          <w:tab w:val="left" w:leader="none" w:pos="5954"/>
+          <w:tab w:val="left" w:leader="none" w:pos="7797"/>
+        </w:tabs>
+        <w:spacing w:after="60" w:line="240" w:lineRule="auto"/>
+        <w:rPr>
+          <w:rFonts w:ascii="Times New Roman" w:cs="Times New Roman" w:eastAsia="Times New Roman" w:hAnsi="Times New Roman"/>
+          <w:sz w:val="16"/>
+          <w:szCs w:val="16"/>
+        </w:rPr>
+      </w:pPr>
+      <w:r>
+        <w:rPr>
+          <w:rFonts w:ascii="Times New Roman" w:cs="Times New Roman" w:eastAsia="Times New Roman" w:hAnsi="Times New Roman"/>
+          <w:sz w:val="16"/>
+          <w:szCs w:val="16"/>
+          <w:rtl w:val="0"/>
+        </w:rPr>
+        <w:tab/>
+        <w:t xml:space="preserve">(подпись)</w:t>
+        <w:tab/>
+        <w:t xml:space="preserve">(инициалы и фамилия) </w:t>
+        <w:tab/>
+        <w:t xml:space="preserve"> (подпись)</w:t>
+        <w:tab/>
+        <w:t xml:space="preserve">(инициалы и фамилия)</w:t>
+      </w:r>
+    </w:p>
+    <w:p>
+      <w:pPr>
+        <w:tabs>
+          <w:tab w:val="left" w:leader="none" w:pos="567"/>
+          <w:tab w:val="left" w:leader="none" w:pos="5387"/>
+        </w:tabs>
+        <w:spacing w:after="0" w:line="360" w:lineRule="auto"/>
+        <w:rPr>
+          <w:rFonts w:ascii="Times New Roman" w:cs="Times New Roman" w:eastAsia="Times New Roman" w:hAnsi="Times New Roman"/>
+          <w:sz w:val="28"/>
+          <w:szCs w:val="28"/>
+        </w:rPr>
+      </w:pPr>
+      <w:r>
+        <w:rPr>
+          <w:rFonts w:ascii="Times New Roman" w:cs="Times New Roman" w:eastAsia="Times New Roman" w:hAnsi="Times New Roman"/>
+          <w:sz w:val="28"/>
+          <w:szCs w:val="28"/>
+          <w:rtl w:val="0"/>
+        </w:rPr>
+        <w:t xml:space="preserve">«____» ____________ 2026 г.</w:t>
+        <w:tab/>
+        <w:t xml:space="preserve">«____» ____________ 2026 г.</w:t>
+      </w:r>
+    </w:p>
+    <w:p>
+      <w:pPr>
+        <w:pBdr>
+          <w:top w:space="0" w:sz="0" w:val="nil"/>
+          <w:left w:space="0" w:sz="0" w:val="nil"/>
+          <w:bottom w:space="0" w:sz="0" w:val="nil"/>
+          <w:right w:space="0" w:sz="0" w:val="nil"/>
+          <w:between w:space="0" w:sz="0" w:val="nil"/>
+        </w:pBdr>
+        <w:tabs>
+          <w:tab w:val="center" w:leader="none" w:pos="4153"/>
+          <w:tab w:val="right" w:leader="none" w:pos="8306"/>
+        </w:tabs>
+        <w:spacing w:after="0" w:line="240" w:lineRule="auto"/>
+        <w:rPr>
+          <w:rFonts w:ascii="Times New Roman" w:cs="Times New Roman" w:eastAsia="Times New Roman" w:hAnsi="Times New Roman"/>
+          <w:color w:val="000000"/>
+          <w:sz w:val="22"/>
+          <w:szCs w:val="22"/>
+        </w:rPr>
+      </w:pPr>
+      <w:r>
+        <w:rPr>
+          <w:rtl w:val="0"/>
+        </w:rPr>
+      </w:r>
+    </w:p>
+    <w:p>
+      <w:pPr>
+        <w:pBdr>
+          <w:top w:space="0" w:sz="0" w:val="nil"/>
+          <w:left w:space="0" w:sz="0" w:val="nil"/>
+          <w:bottom w:space="0" w:sz="0" w:val="nil"/>
+          <w:right w:space="0" w:sz="0" w:val="nil"/>
+          <w:between w:space="0" w:sz="0" w:val="nil"/>
+        </w:pBdr>
+        <w:tabs>
+          <w:tab w:val="center" w:leader="none" w:pos="4153"/>
+          <w:tab w:val="right" w:leader="none" w:pos="8306"/>
+        </w:tabs>
+        <w:spacing w:after="0" w:line="240" w:lineRule="auto"/>
+        <w:rPr>
+          <w:rFonts w:ascii="Times New Roman" w:cs="Times New Roman" w:eastAsia="Times New Roman" w:hAnsi="Times New Roman"/>
+          <w:color w:val="000000"/>
+          <w:sz w:val="22"/>
+          <w:szCs w:val="22"/>
+        </w:rPr>
+      </w:pPr>
+      <w:r>
+        <w:rPr>
+          <w:rtl w:val="0"/>
+        </w:rPr>
+      </w:r>
+    </w:p>
+    <w:p>
+      <w:pPr>
+        <w:pBdr>
+          <w:top w:space="0" w:sz="0" w:val="nil"/>
+          <w:left w:space="0" w:sz="0" w:val="nil"/>
+          <w:bottom w:space="0" w:sz="0" w:val="nil"/>
+          <w:right w:space="0" w:sz="0" w:val="nil"/>
+          <w:between w:space="0" w:sz="0" w:val="nil"/>
+        </w:pBdr>
+        <w:tabs>
+          <w:tab w:val="center" w:leader="none" w:pos="4153"/>
+          <w:tab w:val="right" w:leader="none" w:pos="8306"/>
+        </w:tabs>
+        <w:spacing w:after="0" w:line="240" w:lineRule="auto"/>
+        <w:rPr>
+          <w:rFonts w:ascii="Times New Roman" w:cs="Times New Roman" w:eastAsia="Times New Roman" w:hAnsi="Times New Roman"/>
+          <w:color w:val="000000"/>
+          <w:sz w:val="22"/>
+          <w:szCs w:val="22"/>
+        </w:rPr>
+      </w:pPr>
+      <w:r>
+        <w:rPr>
+          <w:rtl w:val="0"/>
+        </w:rPr>
+      </w:r>
+    </w:p>
+    <w:p>
+      <w:pPr>
+        <w:spacing w:after="0" w:line="240" w:lineRule="auto"/>
+        <w:jc w:val="center"/>
+        <w:rPr>
+          <w:rFonts w:ascii="Times New Roman" w:cs="Times New Roman" w:eastAsia="Times New Roman" w:hAnsi="Times New Roman"/>
+          <w:b w:val="1"/>
+          <w:bCs w:val="1"/>
+          <w:color w:val="000000"/>
+          <w:sz w:val="36"/>
+          <w:szCs w:val="36"/>
+        </w:rPr>
+      </w:pPr>
+      <w:r>
+        <w:rPr>
+          <w:rFonts w:ascii="Times New Roman" w:cs="Times New Roman" w:eastAsia="Times New Roman" w:hAnsi="Times New Roman"/>
+          <w:b w:val="1"/>
+          <w:bCs w:val="1"/>
+          <w:color w:val="000000"/>
+          <w:sz w:val="36"/>
+          <w:szCs w:val="36"/>
+          <w:rtl w:val="0"/>
+        </w:rPr>
+        <w:t xml:space="preserve">Определение необходимой мощности </w:t>
+        <w:br w:type="textWrapping"/>
+        <w:t xml:space="preserve">блока питания для ПК</w:t>
+      </w:r>
+    </w:p>
+    <w:p>
+      <w:pPr>
+        <w:spacing w:after="0" w:line="360" w:lineRule="auto"/>
+        <w:rPr>
+          <w:rFonts w:ascii="Times New Roman" w:cs="Times New Roman" w:eastAsia="Times New Roman" w:hAnsi="Times New Roman"/>
+          <w:color w:val="000000"/>
+          <w:sz w:val="22"/>
+          <w:szCs w:val="22"/>
+        </w:rPr>
+      </w:pPr>
+      <w:r>
+        <w:rPr>
+          <w:rtl w:val="0"/>
+        </w:rPr>
+      </w:r>
+    </w:p>
+    <w:p>
+      <w:pPr>
+        <w:spacing w:after="0" w:line="240" w:lineRule="auto"/>
+        <w:jc w:val="center"/>
+        <w:rPr>
+          <w:rFonts w:ascii="Times New Roman" w:cs="Times New Roman" w:eastAsia="Times New Roman" w:hAnsi="Times New Roman"/>
+          <w:b w:val="1"/>
+          <w:bCs w:val="1"/>
+          <w:color w:val="000000"/>
+          <w:sz w:val="32"/>
+          <w:szCs w:val="32"/>
+          <w:u w:val="single"/>
+        </w:rPr>
+      </w:pPr>
+      <w:r>
+        <w:rPr>
+          <w:rFonts w:ascii="Times New Roman" w:cs="Times New Roman" w:eastAsia="Times New Roman" w:hAnsi="Times New Roman"/>
+          <w:b w:val="1"/>
+          <w:bCs w:val="1"/>
+          <w:color w:val="000000"/>
+          <w:sz w:val="32"/>
+          <w:szCs w:val="32"/>
+          <w:u w:val="single"/>
+          <w:rtl w:val="0"/>
+        </w:rPr>
+        <w:t xml:space="preserve">ТЕХНИЧЕСКОЕ ЗАДАНИЕ</w:t>
+      </w:r>
+    </w:p>
+    <w:p>
+      <w:pPr>
+        <w:spacing w:after="0" w:line="240" w:lineRule="auto"/>
+        <w:jc w:val="center"/>
+        <w:rPr>
+          <w:rFonts w:ascii="Times New Roman" w:cs="Times New Roman" w:eastAsia="Times New Roman" w:hAnsi="Times New Roman"/>
+          <w:sz w:val="20"/>
+          <w:szCs w:val="20"/>
+        </w:rPr>
+      </w:pPr>
+      <w:r>
+        <w:rPr>
+          <w:rFonts w:ascii="Times New Roman" w:cs="Times New Roman" w:eastAsia="Times New Roman" w:hAnsi="Times New Roman"/>
+          <w:sz w:val="20"/>
+          <w:szCs w:val="20"/>
+          <w:rtl w:val="0"/>
+        </w:rPr>
+        <w:t xml:space="preserve">(вид документа)</w:t>
+      </w:r>
+    </w:p>
+    <w:p>
+      <w:pPr>
+        <w:spacing w:after="0" w:line="240" w:lineRule="auto"/>
+        <w:jc w:val="center"/>
+        <w:rPr>
+          <w:rFonts w:ascii="Times New Roman" w:cs="Times New Roman" w:eastAsia="Times New Roman" w:hAnsi="Times New Roman"/>
+          <w:sz w:val="28"/>
+          <w:szCs w:val="28"/>
+        </w:rPr>
+      </w:pPr>
+      <w:r>
+        <w:rPr>
+          <w:rtl w:val="0"/>
+        </w:rPr>
+      </w:r>
+    </w:p>
+    <w:p>
+      <w:pPr>
+        <w:spacing w:after="0" w:line="240" w:lineRule="auto"/>
+        <w:jc w:val="center"/>
+        <w:rPr>
+          <w:rFonts w:ascii="Times New Roman" w:cs="Times New Roman" w:eastAsia="Times New Roman" w:hAnsi="Times New Roman"/>
+          <w:sz w:val="20"/>
+          <w:szCs w:val="20"/>
+        </w:rPr>
+      </w:pPr>
+      <w:r>
+        <w:rPr>
+          <w:rFonts w:ascii="Times New Roman" w:cs="Times New Roman" w:eastAsia="Times New Roman" w:hAnsi="Times New Roman"/>
+          <w:sz w:val="20"/>
+          <w:szCs w:val="20"/>
+          <w:rtl w:val="0"/>
+        </w:rPr>
+        <w:t xml:space="preserve">по ГОСТ 19.201-78 Единая система программной документации. Техническое задание.</w:t>
+      </w:r>
+    </w:p>
+    <w:p>
+      <w:pPr>
+        <w:spacing w:after="0" w:line="240" w:lineRule="auto"/>
+        <w:jc w:val="center"/>
+        <w:rPr>
+          <w:rFonts w:ascii="Times New Roman" w:cs="Times New Roman" w:eastAsia="Times New Roman" w:hAnsi="Times New Roman"/>
+          <w:sz w:val="20"/>
+          <w:szCs w:val="20"/>
+        </w:rPr>
+      </w:pPr>
+      <w:r>
+        <w:rPr>
+          <w:rFonts w:ascii="Times New Roman" w:cs="Times New Roman" w:eastAsia="Times New Roman" w:hAnsi="Times New Roman"/>
+          <w:sz w:val="20"/>
+          <w:szCs w:val="20"/>
+          <w:rtl w:val="0"/>
+        </w:rPr>
+        <w:t xml:space="preserve">Требования к содержанию и оформлению</w:t>
+      </w:r>
+    </w:p>
+    <w:p>
+      <w:pPr>
+        <w:spacing w:after="0" w:line="360" w:lineRule="auto"/>
+        <w:jc w:val="center"/>
+        <w:rPr>
+          <w:rFonts w:ascii="Times New Roman" w:cs="Times New Roman" w:eastAsia="Times New Roman" w:hAnsi="Times New Roman"/>
+          <w:sz w:val="28"/>
+          <w:szCs w:val="28"/>
+        </w:rPr>
+      </w:pPr>
+      <w:r>
+        <w:rPr>
+          <w:rtl w:val="0"/>
+        </w:rPr>
+      </w:r>
+    </w:p>
+    <w:p>
+      <w:pPr>
+        <w:spacing w:after="0" w:line="240" w:lineRule="auto"/>
+        <w:jc w:val="center"/>
+        <w:rPr>
+          <w:rFonts w:ascii="Times New Roman" w:cs="Times New Roman" w:eastAsia="Times New Roman" w:hAnsi="Times New Roman"/>
+          <w:sz w:val="28"/>
+          <w:szCs w:val="28"/>
+          <w:u w:val="single"/>
+        </w:rPr>
+      </w:pPr>
+      <w:r>
+        <w:rPr>
+          <w:rFonts w:ascii="Times New Roman" w:cs="Times New Roman" w:eastAsia="Times New Roman" w:hAnsi="Times New Roman"/>
+          <w:sz w:val="28"/>
+          <w:szCs w:val="28"/>
+          <w:u w:val="single"/>
+          <w:rtl w:val="0"/>
+        </w:rPr>
+        <w:t xml:space="preserve">писчая бумага</w:t>
+      </w:r>
+    </w:p>
+    <w:p>
+      <w:pPr>
+        <w:spacing w:after="0" w:line="240" w:lineRule="auto"/>
+        <w:jc w:val="center"/>
+        <w:rPr>
+          <w:rFonts w:ascii="Times New Roman" w:cs="Times New Roman" w:eastAsia="Times New Roman" w:hAnsi="Times New Roman"/>
+          <w:sz w:val="20"/>
+          <w:szCs w:val="20"/>
+        </w:rPr>
+      </w:pPr>
+      <w:r>
+        <w:rPr>
+          <w:rFonts w:ascii="Times New Roman" w:cs="Times New Roman" w:eastAsia="Times New Roman" w:hAnsi="Times New Roman"/>
+          <w:sz w:val="20"/>
+          <w:szCs w:val="20"/>
+          <w:rtl w:val="0"/>
+        </w:rPr>
+        <w:t xml:space="preserve">(вид носителя данных)</w:t>
+      </w:r>
+    </w:p>
+    <w:p>
+      <w:pPr>
+        <w:spacing w:after="0" w:line="360" w:lineRule="auto"/>
+        <w:jc w:val="center"/>
+        <w:rPr>
+          <w:rFonts w:ascii="Times New Roman" w:cs="Times New Roman" w:eastAsia="Times New Roman" w:hAnsi="Times New Roman"/>
+          <w:sz w:val="28"/>
+          <w:szCs w:val="28"/>
+        </w:rPr>
+      </w:pPr>
+      <w:r>
+        <w:rPr>
+          <w:rtl w:val="0"/>
+        </w:rPr>
+      </w:r>
+    </w:p>
+    <w:p>
+      <w:pPr>
+        <w:spacing w:after="0" w:line="240" w:lineRule="auto"/>
+        <w:jc w:val="center"/>
+        <w:rPr>
+          <w:rFonts w:ascii="Times New Roman" w:cs="Times New Roman" w:eastAsia="Times New Roman" w:hAnsi="Times New Roman"/>
+          <w:sz w:val="28"/>
+          <w:szCs w:val="28"/>
+        </w:rPr>
+      </w:pPr>
+      <w:r>
+        <w:rPr>
+          <w:rFonts w:ascii="Times New Roman" w:cs="Times New Roman" w:eastAsia="Times New Roman" w:hAnsi="Times New Roman"/>
+          <w:sz w:val="28"/>
+          <w:szCs w:val="28"/>
+          <w:rtl w:val="0"/>
+        </w:rPr>
+        <w:t xml:space="preserve">Листов 5</w:t>
+      </w:r>
+    </w:p>
+    <w:p>
+      <w:pPr>
+        <w:spacing w:after="0" w:line="360" w:lineRule="auto"/>
+        <w:rPr>
+          <w:rFonts w:ascii="Times New Roman" w:cs="Times New Roman" w:eastAsia="Times New Roman" w:hAnsi="Times New Roman"/>
+          <w:sz w:val="28"/>
+          <w:szCs w:val="28"/>
+        </w:rPr>
+      </w:pPr>
+      <w:r>
+        <w:rPr>
+          <w:rtl w:val="0"/>
+        </w:rPr>
       </w:r>
     </w:p>
     <w:tbl>
       <w:tblPr>
-        <w:tblW w:w="9355" w:type="dxa"/>
-        <w:tblBorders>
-          <w:top w:val="none" w:sz="0" w:space="0" w:color="FFFFFF"/>
-          <w:left w:val="none" w:sz="0" w:space="0" w:color="FFFFFF"/>
-          <w:bottom w:val="none" w:sz="0" w:space="0" w:color="FFFFFF"/>
-          <w:right w:val="none" w:sz="0" w:space="0" w:color="FFFFFF"/>
-          <w:insideH w:val="none" w:sz="0" w:space="0" w:color="FFFFFF"/>
-          <w:insideV w:val="none" w:sz="0" w:space="0" w:color="FFFFFF"/>
-        </w:tblBorders>
+        <w:tblStyle w:val="Table1"/>
+        <w:tblW w:w="5806.0" w:type="dxa"/>
+        <w:jc w:val="left"/>
+        <w:tblInd w:w="3828.0" w:type="dxa"/>
         <w:tblLayout w:type="fixed"/>
-        <w:tblCellMar>
-          <w:left w:w="10" w:type="dxa"/>
-          <w:right w:w="10" w:type="dxa"/>
-        </w:tblCellMar>
-        <w:tblLook w:val="04A0" w:firstRow="1" w:lastRow="0" w:firstColumn="1" w:lastColumn="0" w:noHBand="0" w:noVBand="1"/>
+        <w:tblLook w:val="0000"/>
       </w:tblPr>
       <w:tblGrid>
-        <w:gridCol w:w="4677"/>
-        <w:gridCol w:w="4678"/>
+        <w:gridCol w:w="2378"/>
+        <w:gridCol w:w="423"/>
+        <w:gridCol w:w="236"/>
+        <w:gridCol w:w="2769"/>
+        <w:tblGridChange w:id="0">
+          <w:tblGrid>
+            <w:gridCol w:w="2378"/>
+            <w:gridCol w:w="423"/>
+            <w:gridCol w:w="236"/>
+            <w:gridCol w:w="2769"/>
+          </w:tblGrid>
+        </w:tblGridChange>
       </w:tblGrid>
       <w:tr>
-        <w:tblPrEx>
-          <w:tblCellMar>
-            <w:top w:w="0" w:type="dxa"/>
-            <w:bottom w:w="0" w:type="dxa"/>
-          </w:tblCellMar>
-        </w:tblPrEx>
+        <w:trPr>
+          <w:cantSplit w:val="0"/>
+          <w:trHeight w:val="455" w:hRule="atLeast"/>
+          <w:tblHeader w:val="0"/>
+        </w:trPr>
         <w:tc>
           <w:tcPr>
-            <w:tcW w:w="4677" w:type="dxa"/>
+            <w:gridSpan w:val="4"/>
+            <w:vAlign w:val="bottom"/>
+          </w:tcPr>
+          <w:p>
+            <w:pPr>
+              <w:spacing w:after="0" w:line="240" w:lineRule="auto"/>
+              <w:rPr>
+                <w:rFonts w:ascii="Times New Roman" w:cs="Times New Roman" w:eastAsia="Times New Roman" w:hAnsi="Times New Roman"/>
+                <w:color w:val="000000"/>
+                <w:sz w:val="28"/>
+                <w:szCs w:val="28"/>
+              </w:rPr>
+            </w:pPr>
+            <w:r>
+              <w:rPr>
+                <w:rFonts w:ascii="Times New Roman" w:cs="Times New Roman" w:eastAsia="Times New Roman" w:hAnsi="Times New Roman"/>
+                <w:color w:val="000000"/>
+                <w:sz w:val="28"/>
+                <w:szCs w:val="28"/>
+                <w:rtl w:val="0"/>
+              </w:rPr>
+              <w:t xml:space="preserve">Исполнитель: студент </w:t>
+            </w:r>
+            <w:r>
+              <w:rPr>
+                <w:rFonts w:ascii="Times New Roman" w:cs="Times New Roman" w:eastAsia="Times New Roman" w:hAnsi="Times New Roman"/>
+                <w:color w:val="000000"/>
+                <w:sz w:val="28"/>
+                <w:szCs w:val="28"/>
+                <w:u w:val="single"/>
+                <w:rtl w:val="0"/>
+              </w:rPr>
+              <w:t>ИУ5-52Б</w:t>
+            </w:r>
+            <w:r>
+              <w:rPr>
+                <w:rtl w:val="0"/>
+              </w:rPr>
+            </w:r>
+          </w:p>
+        </w:tc>
+      </w:tr>
+      <w:tr>
+        <w:trPr>
+          <w:cantSplit w:val="0"/>
+          <w:trHeight w:val="405" w:hRule="atLeast"/>
+          <w:tblHeader w:val="0"/>
+        </w:trPr>
+        <w:tc>
+          <w:tcPr>
             <w:tcBorders>
-              <w:top w:val="none" w:sz="0" w:space="0" w:color="FFFFFF"/>
-              <w:left w:val="none" w:sz="0" w:space="0" w:color="FFFFFF"/>
-              <w:bottom w:val="none" w:sz="0" w:space="0" w:color="FFFFFF"/>
-              <w:right w:val="none" w:sz="0" w:space="0" w:color="FFFFFF"/>
+              <w:bottom w:color="000000" w:space="0" w:sz="4" w:val="single"/>
             </w:tcBorders>
-            <w:tcMar>
-              <w:top w:w="40" w:type="dxa"/>
-              <w:left w:w="80" w:type="dxa"/>
-              <w:bottom w:w="40" w:type="dxa"/>
-              <w:right w:w="80" w:type="dxa"/>
-            </w:tcMar>
-            <w:vAlign w:val="center"/>
+            <w:vAlign w:val="bottom"/>
           </w:tcPr>
           <w:p>
             <w:pPr>
-              <w:jc w:val="center"/>
+              <w:spacing w:after="0" w:line="240" w:lineRule="auto"/>
+              <w:rPr>
+                <w:rFonts w:ascii="Times New Roman" w:cs="Times New Roman" w:eastAsia="Times New Roman" w:hAnsi="Times New Roman"/>
+                <w:color w:val="000000"/>
+                <w:sz w:val="28"/>
+                <w:szCs w:val="28"/>
+              </w:rPr>
             </w:pPr>
             <w:r>
               <w:rPr>
-                <w:sz w:val="26"/>
-                <w:szCs w:val="26"/>
-              </w:rPr>
-              <w:t>Утверждаю</w:t>
-            </w:r>
-          </w:p>
-          <w:p>
-            <w:pPr>
-              <w:jc w:val="center"/>
-            </w:pPr>
-            <w:r>
-              <w:rPr>
-                <w:sz w:val="26"/>
-                <w:szCs w:val="26"/>
-              </w:rPr>
-              <w:t>Заведующий кафедрой ИУ-5</w:t>
-            </w:r>
-          </w:p>
-          <w:p>
-            <w:pPr>
-              <w:jc w:val="center"/>
-            </w:pPr>
-            <w:r>
-              <w:rPr>
-                <w:sz w:val="26"/>
-                <w:szCs w:val="26"/>
-              </w:rPr>
-              <w:t>__________</w:t>
-            </w:r>
-            <w:proofErr w:type="gramStart"/>
-            <w:r>
-              <w:rPr>
-                <w:sz w:val="26"/>
-                <w:szCs w:val="26"/>
-              </w:rPr>
-              <w:t>В.И.</w:t>
-            </w:r>
-            <w:proofErr w:type="gramEnd"/>
-            <w:r>
-              <w:rPr>
-                <w:sz w:val="26"/>
-                <w:szCs w:val="26"/>
-              </w:rPr>
-              <w:t xml:space="preserve"> Терехов</w:t>
-            </w:r>
-          </w:p>
-          <w:p>
-            <w:pPr>
-              <w:jc w:val="center"/>
-            </w:pPr>
-            <w:r>
-              <w:rPr>
-                <w:sz w:val="26"/>
-                <w:szCs w:val="26"/>
-              </w:rPr>
-              <w:t>"__"__________2026 г.</w:t>
+                <w:rtl w:val="0"/>
+              </w:rPr>
             </w:r>
           </w:p>
         </w:tc>
         <w:tc>
           <w:tcPr>
-            <w:tcW w:w="4677" w:type="dxa"/>
+            <w:vAlign w:val="bottom"/>
+          </w:tcPr>
+          <w:p>
+            <w:pPr>
+              <w:spacing w:after="0" w:line="240" w:lineRule="auto"/>
+              <w:rPr>
+                <w:rFonts w:ascii="Times New Roman" w:cs="Times New Roman" w:eastAsia="Times New Roman" w:hAnsi="Times New Roman"/>
+                <w:color w:val="000000"/>
+                <w:sz w:val="28"/>
+                <w:szCs w:val="28"/>
+              </w:rPr>
+            </w:pPr>
+            <w:r>
+              <w:rPr>
+                <w:rtl w:val="0"/>
+              </w:rPr>
+            </w:r>
+          </w:p>
+        </w:tc>
+        <w:tc>
+          <w:tcPr>
+            <w:vAlign w:val="bottom"/>
+          </w:tcPr>
+          <w:p>
+            <w:pPr>
+              <w:spacing w:after="0" w:line="240" w:lineRule="auto"/>
+              <w:rPr>
+                <w:rFonts w:ascii="Times New Roman" w:cs="Times New Roman" w:eastAsia="Times New Roman" w:hAnsi="Times New Roman"/>
+                <w:color w:val="000000"/>
+                <w:sz w:val="28"/>
+                <w:szCs w:val="28"/>
+              </w:rPr>
+            </w:pPr>
+            <w:r>
+              <w:rPr>
+                <w:rtl w:val="0"/>
+              </w:rPr>
+            </w:r>
+          </w:p>
+        </w:tc>
+        <w:tc>
+          <w:tcPr>
             <w:tcBorders>
-              <w:top w:val="none" w:sz="0" w:space="0" w:color="FFFFFF"/>
-              <w:left w:val="none" w:sz="0" w:space="0" w:color="FFFFFF"/>
-              <w:bottom w:val="none" w:sz="0" w:space="0" w:color="FFFFFF"/>
-              <w:right w:val="none" w:sz="0" w:space="0" w:color="FFFFFF"/>
+              <w:bottom w:color="000000" w:space="0" w:sz="4" w:val="single"/>
             </w:tcBorders>
-            <w:tcMar>
-              <w:top w:w="40" w:type="dxa"/>
-              <w:left w:w="80" w:type="dxa"/>
-              <w:bottom w:w="40" w:type="dxa"/>
-              <w:right w:w="80" w:type="dxa"/>
-            </w:tcMar>
-            <w:vAlign w:val="center"/>
+            <w:vAlign w:val="bottom"/>
           </w:tcPr>
           <w:p>
             <w:pPr>
-              <w:jc w:val="center"/>
+              <w:spacing w:after="0" w:line="240" w:lineRule="auto"/>
+              <w:rPr>
+                <w:rFonts w:ascii="Times New Roman" w:cs="Times New Roman" w:eastAsia="Times New Roman" w:hAnsi="Times New Roman"/>
+                <w:color w:val="000000"/>
+                <w:sz w:val="28"/>
+                <w:szCs w:val="28"/>
+              </w:rPr>
             </w:pPr>
             <w:r>
               <w:rPr>
-                <w:sz w:val="26"/>
-                <w:szCs w:val="26"/>
-              </w:rPr>
-              <w:t>Согласовано</w:t>
-            </w:r>
-          </w:p>
+                <w:rFonts w:ascii="Times New Roman" w:cs="Times New Roman" w:eastAsia="Times New Roman" w:hAnsi="Times New Roman"/>
+                <w:color w:val="000000"/>
+                <w:sz w:val="28"/>
+                <w:szCs w:val="28"/>
+                <w:rtl w:val="0"/>
+              </w:rPr>
+              <w:t xml:space="preserve"> Е.Д. Гаранин</w:t>
+            </w:r>
+          </w:p>
+        </w:tc>
+      </w:tr>
+      <w:tr>
+        <w:trPr>
+          <w:cantSplit w:val="0"/>
+          <w:trHeight w:val="1361" w:hRule="atLeast"/>
+          <w:tblHeader w:val="0"/>
+        </w:trPr>
+        <w:tc>
+          <w:tcPr>
+            <w:gridSpan w:val="4"/>
+            <w:vAlign w:val="bottom"/>
+          </w:tcPr>
           <w:p>
             <w:pPr>
-              <w:jc w:val="center"/>
+              <w:spacing w:after="160" w:line="259" w:lineRule="auto"/>
+              <w:rPr>
+                <w:rFonts w:ascii="Times New Roman" w:cs="Times New Roman" w:eastAsia="Times New Roman" w:hAnsi="Times New Roman"/>
+                <w:sz w:val="16"/>
+                <w:szCs w:val="16"/>
+              </w:rPr>
             </w:pPr>
             <w:r>
               <w:rPr>
-                <w:sz w:val="26"/>
-                <w:szCs w:val="26"/>
-              </w:rPr>
-              <w:t>Научный руководитель</w:t>
+                <w:rFonts w:ascii="Times New Roman" w:cs="Times New Roman" w:eastAsia="Times New Roman" w:hAnsi="Times New Roman"/>
+                <w:sz w:val="16"/>
+                <w:szCs w:val="16"/>
+                <w:rtl w:val="0"/>
+              </w:rPr>
+              <w:t xml:space="preserve">                      (подпись)                                      (инициалы и фамилия)</w:t>
             </w:r>
           </w:p>
           <w:p>
             <w:pPr>
-              <w:jc w:val="center"/>
+              <w:spacing w:after="0" w:line="360" w:lineRule="auto"/>
+              <w:rPr>
+                <w:rFonts w:ascii="Times New Roman" w:cs="Times New Roman" w:eastAsia="Times New Roman" w:hAnsi="Times New Roman"/>
+                <w:sz w:val="16"/>
+                <w:szCs w:val="16"/>
+              </w:rPr>
             </w:pPr>
             <w:r>
               <w:rPr>
-                <w:sz w:val="26"/>
-                <w:szCs w:val="26"/>
-              </w:rPr>
-              <w:t>__________А.И. Канев</w:t>
+                <w:rFonts w:ascii="Times New Roman" w:cs="Times New Roman" w:eastAsia="Times New Roman" w:hAnsi="Times New Roman"/>
+                <w:color w:val="000000"/>
+                <w:sz w:val="28"/>
+                <w:szCs w:val="28"/>
+                <w:rtl w:val="0"/>
+              </w:rPr>
+              <w:t xml:space="preserve">«____» ______________2026 г.</w:t>
+            </w:r>
+            <w:r>
+              <w:rPr>
+                <w:rtl w:val="0"/>
+              </w:rPr>
             </w:r>
           </w:p>
           <w:p>
             <w:pPr>
-              <w:jc w:val="center"/>
+              <w:spacing w:after="160" w:line="259" w:lineRule="auto"/>
+              <w:rPr>
+                <w:rFonts w:ascii="Times New Roman" w:cs="Times New Roman" w:eastAsia="Times New Roman" w:hAnsi="Times New Roman"/>
+                <w:color w:val="000000"/>
+                <w:sz w:val="28"/>
+                <w:szCs w:val="28"/>
+              </w:rPr>
             </w:pPr>
             <w:r>
               <w:rPr>
-                <w:sz w:val="26"/>
-                <w:szCs w:val="26"/>
-              </w:rPr>
-              <w:t>"__"__________2026 г.</w:t>
+                <w:rtl w:val="0"/>
+              </w:rPr>
             </w:r>
           </w:p>
         </w:tc>
       </w:tr>
     </w:tbl>
-    <w:p/>
-    <w:p/>
-    <w:p/>
-    <w:p/>
-    <w:p>
-      <w:pPr>
-        <w:spacing w:line="360" w:lineRule="auto"/>
+    <w:p>
+      <w:pPr>
+        <w:keepNext w:val="1"/>
+        <w:pBdr>
+          <w:top w:space="0" w:sz="0" w:val="nil"/>
+          <w:left w:space="0" w:sz="0" w:val="nil"/>
+          <w:bottom w:space="0" w:sz="0" w:val="nil"/>
+          <w:right w:space="0" w:sz="0" w:val="nil"/>
+          <w:between w:space="0" w:sz="0" w:val="nil"/>
+        </w:pBdr>
+        <w:spacing w:after="160" w:line="259" w:lineRule="auto"/>
+        <w:ind w:firstLine="709"/>
+        <w:rPr>
+          <w:rFonts w:ascii="Times New Roman" w:cs="Times New Roman" w:eastAsia="Times New Roman" w:hAnsi="Times New Roman"/>
+          <w:color w:val="000000"/>
+          <w:sz w:val="28"/>
+          <w:szCs w:val="28"/>
+        </w:rPr>
+      </w:pPr>
+      <w:r>
+        <w:rPr>
+          <w:rtl w:val="0"/>
+        </w:rPr>
+      </w:r>
+    </w:p>
+    <w:p>
+      <w:pPr>
+        <w:spacing w:after="160" w:line="259" w:lineRule="auto"/>
         <w:jc w:val="center"/>
-      </w:pPr>
-      <w:r>
+        <w:rPr>
+          <w:rFonts w:ascii="Times New Roman" w:cs="Times New Roman" w:eastAsia="Times New Roman" w:hAnsi="Times New Roman"/>
+          <w:sz w:val="22"/>
+          <w:szCs w:val="22"/>
+        </w:rPr>
+      </w:pPr>
+      <w:r>
+        <w:rPr>
+          <w:rFonts w:ascii="Times New Roman" w:cs="Times New Roman" w:eastAsia="Times New Roman" w:hAnsi="Times New Roman"/>
+          <w:sz w:val="28"/>
+          <w:szCs w:val="28"/>
+          <w:rtl w:val="0"/>
+        </w:rPr>
+        <w:t xml:space="preserve">2026</w:t>
+      </w:r>
+      <w:r>
+        <w:br w:type="page"/>
+      </w:r>
+      <w:r>
+        <w:rPr>
+          <w:rtl w:val="0"/>
+        </w:rPr>
+      </w:r>
+    </w:p>
+    <w:p>
+      <w:pPr>
+        <w:keepNext/>
+        <w:numPr>
+          <w:ilvl w:val="0"/>
+          <w:numId w:val="3"/>
+        </w:numPr>
+        <w:spacing w:before="120" w:line="360" w:lineRule="auto"/>
+        <w:jc w:val="both"/>
         <w:rPr>
           <w:b/>
           <w:bCs/>
-          <w:sz w:val="32"/>
-          <w:szCs w:val="32"/>
-        </w:rPr>
-        <w:t>Определение необходимой мощности блока питания для ПК</w:t>
-      </w:r>
-    </w:p>
-    <w:p/>
-    <w:p>
-      <w:pPr>
-        <w:spacing w:line="276" w:lineRule="auto"/>
-        <w:jc w:val="center"/>
-      </w:pPr>
-      <w:r>
-        <w:rPr>
-          <w:sz w:val="26"/>
-          <w:szCs w:val="26"/>
-          <w:u w:val="single"/>
-        </w:rPr>
-        <w:t>Техническое задание</w:t>
-      </w:r>
-    </w:p>
-    <w:p>
-      <w:pPr>
-        <w:spacing w:after="200" w:line="276" w:lineRule="auto"/>
-        <w:jc w:val="center"/>
-      </w:pPr>
-      <w:r>
-        <w:rPr>
-          <w:sz w:val="26"/>
-          <w:szCs w:val="26"/>
-        </w:rPr>
-        <w:t>(вид документа)</w:t>
-      </w:r>
-    </w:p>
-    <w:p>
-      <w:pPr>
-        <w:spacing w:line="276" w:lineRule="auto"/>
-        <w:jc w:val="center"/>
-      </w:pPr>
-      <w:r>
-        <w:rPr>
-          <w:sz w:val="26"/>
-          <w:szCs w:val="26"/>
-          <w:u w:val="single"/>
-        </w:rPr>
-        <w:t>писчая бумага</w:t>
-      </w:r>
-    </w:p>
-    <w:p>
-      <w:pPr>
-        <w:spacing w:after="200" w:line="276" w:lineRule="auto"/>
-        <w:jc w:val="center"/>
-      </w:pPr>
-      <w:r>
-        <w:rPr>
-          <w:sz w:val="26"/>
-          <w:szCs w:val="26"/>
-        </w:rPr>
-        <w:t>(вид носителя)</w:t>
-      </w:r>
-    </w:p>
-    <w:p>
-      <w:pPr>
-        <w:spacing w:line="276" w:lineRule="auto"/>
-        <w:jc w:val="center"/>
-      </w:pPr>
-      <w:r>
-        <w:rPr>
-          <w:sz w:val="26"/>
-          <w:szCs w:val="26"/>
-          <w:u w:val="single"/>
-        </w:rPr>
-        <w:t>5</w:t>
-      </w:r>
-    </w:p>
-    <w:p>
-      <w:pPr>
-        <w:spacing w:line="276" w:lineRule="auto"/>
-        <w:jc w:val="center"/>
-      </w:pPr>
-      <w:r>
-        <w:rPr>
-          <w:sz w:val="26"/>
-          <w:szCs w:val="26"/>
-        </w:rPr>
-        <w:t>(количество листов)</w:t>
-      </w:r>
-    </w:p>
-    <w:p/>
-    <w:p/>
-    <w:p>
-      <w:pPr>
-        <w:spacing w:after="200" w:line="276" w:lineRule="auto"/>
-        <w:jc w:val="center"/>
-      </w:pPr>
-      <w:r>
-        <w:rPr>
-          <w:sz w:val="26"/>
-          <w:szCs w:val="26"/>
-        </w:rPr>
-        <w:t>ИСПОЛНИТЕЛЬ:</w:t>
-      </w:r>
-    </w:p>
-    <w:p>
-      <w:pPr>
-        <w:spacing w:line="276" w:lineRule="auto"/>
-        <w:jc w:val="center"/>
-      </w:pPr>
-      <w:r>
-        <w:rPr>
-          <w:sz w:val="26"/>
-          <w:szCs w:val="26"/>
-        </w:rPr>
-        <w:t xml:space="preserve">Гаранин </w:t>
-      </w:r>
-      <w:proofErr w:type="gramStart"/>
-      <w:r>
-        <w:rPr>
-          <w:sz w:val="26"/>
-          <w:szCs w:val="26"/>
-        </w:rPr>
-        <w:t>Е.Д.</w:t>
-      </w:r>
-      <w:proofErr w:type="gramEnd"/>
-    </w:p>
-    <w:p>
-      <w:pPr>
-        <w:spacing w:line="276" w:lineRule="auto"/>
-        <w:jc w:val="center"/>
-      </w:pPr>
-      <w:r>
-        <w:rPr>
-          <w:sz w:val="26"/>
-          <w:szCs w:val="26"/>
-        </w:rPr>
-        <w:t>"__"___________2026 г.</w:t>
-      </w:r>
-    </w:p>
-    <w:p/>
-    <w:p/>
-    <w:p/>
-    <w:p>
-      <w:pPr>
-        <w:spacing w:line="360" w:lineRule="auto"/>
-        <w:jc w:val="center"/>
-      </w:pPr>
-      <w:r>
-        <w:rPr>
-          <w:sz w:val="26"/>
-          <w:szCs w:val="26"/>
-        </w:rPr>
-        <w:t>Москва - 2026</w:t>
-      </w:r>
-    </w:p>
-    <w:p>
-      <w:r>
-        <w:br w:type="page"/>
-      </w:r>
-    </w:p>
-    <w:p>
-      <w:pPr>
-        <w:keepNext/>
-        <w:spacing w:before="120" w:line="360" w:lineRule="auto"/>
-        <w:ind w:firstLine="709"/>
-        <w:jc w:val="both"/>
+        </w:rPr>
       </w:pPr>
       <w:r>
         <w:rPr>
           <w:b/>
           <w:bCs/>
         </w:rPr>
-        <w:lastRenderedPageBreak/>
-        <w:t>1. Цель</w:t>
+        <w:t xml:space="preserve">Цель</w:t>
       </w:r>
     </w:p>
     <w:p>
@@ -1623,55 +2322,29 @@
         <w:jc w:val="both"/>
       </w:pPr>
       <w:r>
-        <w:t xml:space="preserve">Необходимо разработать систему, включающую в себя веб-сервис, веб-приложение и нативное приложение на </w:t>
-      </w:r>
-      <w:proofErr w:type="spellStart"/>
-      <w:r>
-        <w:t>Tauri</w:t>
-      </w:r>
-      <w:proofErr w:type="spellEnd"/>
-      <w:r>
-        <w:t>, которая позволит сборщикам ПК публиковать карточки компонентов ПК с потребляемой мощностью и весом, а пользователям — просматривать каталог и ленту компонентов для определения необходимой мощности блока питания.</w:t>
+        <w:t xml:space="preserve">Необходимо разработать систему, включающую в себя веб-сервис и веб-приложение, которая позволит сборщикам ПК публиковать карточки компонентов ПК с потребляемой мощностью и весом, а пользователям – просматривать каталог и ленту компонентов для определения необходимой мощности блока питания.</w:t>
       </w:r>
     </w:p>
     <w:p>
       <w:pPr>
         <w:keepNext/>
+        <w:numPr>
+          <w:ilvl w:val="0"/>
+          <w:numId w:val="3"/>
+        </w:numPr>
         <w:spacing w:before="120" w:line="360" w:lineRule="auto"/>
-        <w:ind w:firstLine="709"/>
-        <w:jc w:val="both"/>
-      </w:pPr>
-      <w:r>
+        <w:jc w:val="both"/>
         <w:rPr>
           <w:b/>
           <w:bCs/>
         </w:rPr>
-        <w:t>2. Назначение разработки</w:t>
-      </w:r>
-    </w:p>
-    <w:p>
-      <w:pPr>
-        <w:spacing w:line="360" w:lineRule="auto"/>
-        <w:ind w:firstLine="709"/>
-        <w:jc w:val="both"/>
-      </w:pPr>
-      <w:r>
-        <w:t>Система предназначена для подбора блока питания ПК по суммарной мощности комплектующих. Гости просматривают плитку компонентов с фильтрацией по мощности и ленту с видео, мощностью и весом каждого компонента. Создатели — авторизованные сборщики ПК — дополнительно добавляют новые компоненты с фото и видео, публикуют их, удаляют свои компоненты и ставят лайки.</w:t>
-      </w:r>
-    </w:p>
-    <w:p>
-      <w:pPr>
-        <w:keepNext/>
-        <w:spacing w:before="120" w:line="360" w:lineRule="auto"/>
-        <w:ind w:firstLine="709"/>
-        <w:jc w:val="both"/>
       </w:pPr>
       <w:r>
         <w:rPr>
           <w:b/>
           <w:bCs/>
         </w:rPr>
-        <w:t>3. Стадии и этапы разработки</w:t>
+        <w:t xml:space="preserve">Назначение разработки</w:t>
       </w:r>
     </w:p>
     <w:p>
@@ -1681,1813 +2354,1262 @@
         <w:jc w:val="both"/>
       </w:pPr>
       <w:r>
-        <w:t xml:space="preserve">3.1. Разработка дизайна трёх страниц в </w:t>
-      </w:r>
-      <w:proofErr w:type="spellStart"/>
-      <w:r>
-        <w:t>Figma</w:t>
-      </w:r>
-      <w:proofErr w:type="spellEnd"/>
-      <w:r>
-        <w:t xml:space="preserve"> и шаблонов HTML-страниц с хранением изображений и видео в </w:t>
-      </w:r>
-      <w:proofErr w:type="spellStart"/>
-      <w:r>
-        <w:t>MinIO</w:t>
-      </w:r>
-      <w:proofErr w:type="spellEnd"/>
-      <w:r>
-        <w:t xml:space="preserve"> (</w:t>
-      </w:r>
-      <w:proofErr w:type="spellStart"/>
-      <w:r>
-        <w:t>FastAPI</w:t>
-      </w:r>
-      <w:proofErr w:type="spellEnd"/>
-      <w:r>
-        <w:t xml:space="preserve">, Jinja2, HTML, CSS, </w:t>
-      </w:r>
-      <w:proofErr w:type="spellStart"/>
-      <w:r>
-        <w:t>MinIO</w:t>
-      </w:r>
-      <w:proofErr w:type="spellEnd"/>
-      <w:r>
-        <w:t>)</w:t>
-      </w:r>
-    </w:p>
-    <w:p>
-      <w:pPr>
-        <w:spacing w:line="360" w:lineRule="auto"/>
-        <w:ind w:firstLine="709"/>
-        <w:jc w:val="both"/>
-      </w:pPr>
-      <w:r>
-        <w:t>3.2. Создание базы данных компонентов ПК, пользователей и лайков и подключение её к страницам (</w:t>
-      </w:r>
-      <w:proofErr w:type="spellStart"/>
-      <w:r>
-        <w:t>PostgreSQL</w:t>
-      </w:r>
-      <w:proofErr w:type="spellEnd"/>
-      <w:r>
-        <w:t xml:space="preserve">, </w:t>
-      </w:r>
-      <w:proofErr w:type="spellStart"/>
-      <w:r>
-        <w:t>SQLAlchemy</w:t>
-      </w:r>
-      <w:proofErr w:type="spellEnd"/>
-      <w:r>
-        <w:t xml:space="preserve">, </w:t>
-      </w:r>
-      <w:proofErr w:type="spellStart"/>
-      <w:r>
-        <w:t>Alembic</w:t>
-      </w:r>
-      <w:proofErr w:type="spellEnd"/>
-      <w:r>
-        <w:t xml:space="preserve">, </w:t>
-      </w:r>
-      <w:proofErr w:type="spellStart"/>
-      <w:r>
-        <w:t>Adminer</w:t>
-      </w:r>
-      <w:proofErr w:type="spellEnd"/>
-      <w:r>
-        <w:t>)</w:t>
-      </w:r>
-    </w:p>
-    <w:p>
-      <w:pPr>
-        <w:spacing w:line="360" w:lineRule="auto"/>
-        <w:ind w:firstLine="709"/>
-        <w:jc w:val="both"/>
-      </w:pPr>
-      <w:r>
-        <w:t xml:space="preserve">3.3. Создание веб-сервиса со всей бизнес-логикой и тестирование в </w:t>
-      </w:r>
-      <w:proofErr w:type="spellStart"/>
-      <w:r>
-        <w:t>Postman</w:t>
-      </w:r>
-      <w:proofErr w:type="spellEnd"/>
-      <w:r>
-        <w:t xml:space="preserve"> (</w:t>
-      </w:r>
-      <w:proofErr w:type="spellStart"/>
-      <w:r>
-        <w:t>FastAPI</w:t>
-      </w:r>
-      <w:proofErr w:type="spellEnd"/>
-      <w:r>
-        <w:t xml:space="preserve">, </w:t>
-      </w:r>
-      <w:proofErr w:type="spellStart"/>
-      <w:r>
-        <w:t>Pydantic</w:t>
-      </w:r>
-      <w:proofErr w:type="spellEnd"/>
-      <w:r>
-        <w:t xml:space="preserve">, </w:t>
-      </w:r>
-      <w:proofErr w:type="spellStart"/>
-      <w:r>
-        <w:t>MinIO</w:t>
-      </w:r>
-      <w:proofErr w:type="spellEnd"/>
-      <w:r>
-        <w:t>)</w:t>
-      </w:r>
-    </w:p>
-    <w:p>
-      <w:pPr>
-        <w:spacing w:line="360" w:lineRule="auto"/>
-        <w:ind w:firstLine="709"/>
-        <w:jc w:val="both"/>
-      </w:pPr>
-      <w:r>
-        <w:t xml:space="preserve">3.4. Реализация аутентификации и авторизации через сессии и куки с хранением сессий в </w:t>
-      </w:r>
-      <w:proofErr w:type="spellStart"/>
-      <w:r>
-        <w:t>Redis</w:t>
-      </w:r>
-      <w:proofErr w:type="spellEnd"/>
-      <w:r>
-        <w:t xml:space="preserve">, описание методов в </w:t>
-      </w:r>
-      <w:proofErr w:type="spellStart"/>
-      <w:r>
-        <w:t>Swagger</w:t>
-      </w:r>
-      <w:proofErr w:type="spellEnd"/>
-      <w:r>
-        <w:t xml:space="preserve"> (</w:t>
-      </w:r>
-      <w:proofErr w:type="spellStart"/>
-      <w:r>
-        <w:t>Redis</w:t>
-      </w:r>
-      <w:proofErr w:type="spellEnd"/>
-      <w:r>
-        <w:t xml:space="preserve">, </w:t>
-      </w:r>
-      <w:proofErr w:type="spellStart"/>
-      <w:r>
-        <w:t>OpenAPI</w:t>
-      </w:r>
-      <w:proofErr w:type="spellEnd"/>
-      <w:r>
-        <w:t>)</w:t>
-      </w:r>
-    </w:p>
-    <w:p>
-      <w:pPr>
-        <w:spacing w:line="360" w:lineRule="auto"/>
-        <w:ind w:firstLine="709"/>
-        <w:jc w:val="both"/>
-      </w:pPr>
-      <w:r>
-        <w:t>3.5. Разработка базового SPA для гостя: три страницы, подключённые к веб-сервису (</w:t>
-      </w:r>
-      <w:proofErr w:type="spellStart"/>
-      <w:r>
-        <w:t>React</w:t>
-      </w:r>
-      <w:proofErr w:type="spellEnd"/>
-      <w:r>
-        <w:t xml:space="preserve">, </w:t>
-      </w:r>
-      <w:proofErr w:type="spellStart"/>
-      <w:r>
-        <w:t>TypeScript</w:t>
-      </w:r>
-      <w:proofErr w:type="spellEnd"/>
-      <w:r>
-        <w:t xml:space="preserve">, </w:t>
-      </w:r>
-      <w:proofErr w:type="spellStart"/>
-      <w:r>
-        <w:t>React-Bootstrap</w:t>
-      </w:r>
-      <w:proofErr w:type="spellEnd"/>
-      <w:r>
-        <w:t>)</w:t>
-      </w:r>
-    </w:p>
-    <w:p>
-      <w:pPr>
-        <w:spacing w:line="360" w:lineRule="auto"/>
-        <w:ind w:firstLine="709"/>
-        <w:jc w:val="both"/>
-      </w:pPr>
-      <w:r>
-        <w:t>3.6. Разработка интерфейса создателя: авторизация и создание компонентов (</w:t>
-      </w:r>
-      <w:proofErr w:type="spellStart"/>
-      <w:r>
-        <w:t>Redux</w:t>
-      </w:r>
-      <w:proofErr w:type="spellEnd"/>
-      <w:r>
-        <w:t xml:space="preserve"> </w:t>
-      </w:r>
-      <w:proofErr w:type="spellStart"/>
-      <w:r>
-        <w:t>Toolkit</w:t>
-      </w:r>
-      <w:proofErr w:type="spellEnd"/>
-      <w:r>
-        <w:t xml:space="preserve">, </w:t>
-      </w:r>
-      <w:proofErr w:type="spellStart"/>
-      <w:r>
-        <w:t>Axios</w:t>
-      </w:r>
-      <w:proofErr w:type="spellEnd"/>
-      <w:r>
-        <w:t xml:space="preserve"> с </w:t>
-      </w:r>
-      <w:proofErr w:type="spellStart"/>
-      <w:r>
-        <w:t>кодогенерацией</w:t>
-      </w:r>
-      <w:proofErr w:type="spellEnd"/>
-      <w:r>
-        <w:t xml:space="preserve"> по </w:t>
-      </w:r>
-      <w:proofErr w:type="spellStart"/>
-      <w:r>
-        <w:t>Swagger</w:t>
-      </w:r>
-      <w:proofErr w:type="spellEnd"/>
-      <w:r>
-        <w:t>)</w:t>
-      </w:r>
-    </w:p>
-    <w:p>
-      <w:pPr>
-        <w:spacing w:line="360" w:lineRule="auto"/>
-        <w:ind w:firstLine="709"/>
-        <w:jc w:val="both"/>
-      </w:pPr>
-      <w:r>
-        <w:t>3.7. Внедрение адаптивности, менеджера состояний для фильтров, PWA и нативного приложения для гостя (</w:t>
-      </w:r>
-      <w:proofErr w:type="spellStart"/>
-      <w:r>
-        <w:t>Redux</w:t>
-      </w:r>
-      <w:proofErr w:type="spellEnd"/>
-      <w:r>
-        <w:t xml:space="preserve"> </w:t>
-      </w:r>
-      <w:proofErr w:type="spellStart"/>
-      <w:r>
-        <w:t>Toolkit</w:t>
-      </w:r>
-      <w:proofErr w:type="spellEnd"/>
-      <w:r>
-        <w:t xml:space="preserve">, PWA, </w:t>
-      </w:r>
-      <w:proofErr w:type="spellStart"/>
-      <w:r>
-        <w:t>Tauri</w:t>
-      </w:r>
-      <w:proofErr w:type="spellEnd"/>
-      <w:r>
-        <w:t>)</w:t>
-      </w:r>
-    </w:p>
-    <w:p>
-      <w:pPr>
-        <w:spacing w:line="360" w:lineRule="auto"/>
-        <w:ind w:firstLine="709"/>
-        <w:jc w:val="both"/>
-      </w:pPr>
-      <w:r>
-        <w:t xml:space="preserve">3.8. Развертывание </w:t>
-      </w:r>
-      <w:proofErr w:type="gramStart"/>
-      <w:r>
-        <w:t>демо-версии</w:t>
-      </w:r>
-      <w:proofErr w:type="gramEnd"/>
-      <w:r>
-        <w:t xml:space="preserve"> веб-приложения (</w:t>
-      </w:r>
-      <w:proofErr w:type="spellStart"/>
-      <w:r>
-        <w:t>GitHub</w:t>
-      </w:r>
-      <w:proofErr w:type="spellEnd"/>
-      <w:r>
-        <w:t xml:space="preserve"> </w:t>
-      </w:r>
-      <w:proofErr w:type="spellStart"/>
-      <w:r>
-        <w:t>Pages</w:t>
-      </w:r>
-      <w:proofErr w:type="spellEnd"/>
-      <w:r>
-        <w:t>)</w:t>
-      </w:r>
-    </w:p>
-    <w:p>
-      <w:pPr>
-        <w:spacing w:line="360" w:lineRule="auto"/>
-        <w:ind w:firstLine="709"/>
-        <w:jc w:val="both"/>
-      </w:pPr>
-      <w:r>
-        <w:lastRenderedPageBreak/>
-        <w:t>3.9. Подготовка документации: РПЗ, ТЗ и набор диаграмм (</w:t>
-      </w:r>
-      <w:proofErr w:type="spellStart"/>
-      <w:r>
-        <w:t>StarUML</w:t>
-      </w:r>
-      <w:proofErr w:type="spellEnd"/>
-      <w:r>
-        <w:t>, Microsoft Word)</w:t>
-      </w:r>
-    </w:p>
-    <w:p>
-      <w:pPr>
-        <w:spacing w:line="360" w:lineRule="auto"/>
-        <w:ind w:firstLine="709"/>
-        <w:jc w:val="both"/>
-      </w:pPr>
-      <w:r>
-        <w:t xml:space="preserve">3.10. Оформление </w:t>
-      </w:r>
-      <w:proofErr w:type="spellStart"/>
-      <w:r>
-        <w:t>git</w:t>
-      </w:r>
-      <w:proofErr w:type="spellEnd"/>
-      <w:r>
-        <w:t>-репозиториев бэкенда и фронтенда (</w:t>
-      </w:r>
-      <w:proofErr w:type="spellStart"/>
-      <w:r>
-        <w:t>Git</w:t>
-      </w:r>
-      <w:proofErr w:type="spellEnd"/>
-      <w:r>
-        <w:t xml:space="preserve">, </w:t>
-      </w:r>
-      <w:proofErr w:type="spellStart"/>
-      <w:r>
-        <w:t>GitHub</w:t>
-      </w:r>
-      <w:proofErr w:type="spellEnd"/>
-      <w:r>
-        <w:t>)</w:t>
+        <w:t xml:space="preserve">Система предназначена для подбора блока питания ПК по суммарной мощности комплектующих. Гости просматривают плитку компонентов с фильтрацией по мощности и ленту с видео, мощностью и весом каждого компонента. Создатели – авторизованные сборщики ПК – дополнительно добавляют новые компоненты с фото и видео, публикуют их, удаляют свои компоненты и ставят лайки.</w:t>
       </w:r>
     </w:p>
     <w:p>
       <w:pPr>
         <w:keepNext/>
+        <w:numPr>
+          <w:ilvl w:val="0"/>
+          <w:numId w:val="3"/>
+        </w:numPr>
         <w:spacing w:before="120" w:line="360" w:lineRule="auto"/>
-        <w:ind w:firstLine="709"/>
-        <w:jc w:val="both"/>
-      </w:pPr>
-      <w:r>
+        <w:jc w:val="both"/>
         <w:rPr>
           <w:b/>
           <w:bCs/>
         </w:rPr>
-        <w:t>4. Требования к функциональным характеристикам</w:t>
-      </w:r>
-    </w:p>
-    <w:p>
-      <w:pPr>
-        <w:keepNext/>
-        <w:spacing w:before="120" w:line="360" w:lineRule="auto"/>
-        <w:ind w:firstLine="709"/>
-        <w:jc w:val="both"/>
       </w:pPr>
       <w:r>
         <w:rPr>
           <w:b/>
           <w:bCs/>
         </w:rPr>
-        <w:t>4.1. Методы HTTP</w:t>
-      </w:r>
-    </w:p>
-    <w:p>
-      <w:pPr>
-        <w:spacing w:line="360" w:lineRule="auto"/>
-        <w:ind w:firstLine="709"/>
-        <w:jc w:val="both"/>
-      </w:pPr>
-      <w:r>
-        <w:t>4.1.1. GET Получение списка опубликованных компонентов ПК с фильтрацией по мощности</w:t>
-      </w:r>
-    </w:p>
-    <w:p>
-      <w:pPr>
-        <w:spacing w:line="360" w:lineRule="auto"/>
-        <w:ind w:firstLine="709"/>
-        <w:jc w:val="both"/>
-      </w:pPr>
-      <w:r>
-        <w:t>4.1.2. GET Получение ленты: первого опубликованного компонента, компонента по идентификатору или следующего после него</w:t>
-      </w:r>
-    </w:p>
-    <w:p>
-      <w:pPr>
-        <w:spacing w:line="360" w:lineRule="auto"/>
-        <w:ind w:firstLine="709"/>
-        <w:jc w:val="both"/>
-      </w:pPr>
-      <w:r>
-        <w:t>4.1.3. GET Получение черновика компонента текущего пользователя</w:t>
-      </w:r>
-    </w:p>
-    <w:p>
-      <w:pPr>
-        <w:spacing w:line="360" w:lineRule="auto"/>
-        <w:ind w:firstLine="709"/>
-        <w:jc w:val="both"/>
-      </w:pPr>
-      <w:r>
-        <w:t>4.1.4. POST Добавление черновика компонента с фото и видео</w:t>
-      </w:r>
-    </w:p>
-    <w:p>
-      <w:pPr>
-        <w:spacing w:line="360" w:lineRule="auto"/>
-        <w:ind w:firstLine="709"/>
-        <w:jc w:val="both"/>
-      </w:pPr>
-      <w:r>
-        <w:t>4.1.5. PUT Публикация черновика компонента</w:t>
-      </w:r>
-    </w:p>
-    <w:p>
-      <w:pPr>
-        <w:spacing w:line="360" w:lineRule="auto"/>
-        <w:ind w:firstLine="709"/>
-        <w:jc w:val="both"/>
-      </w:pPr>
-      <w:r>
-        <w:t>4.1.6. DELETE Удаление своего компонента (логическое)</w:t>
-      </w:r>
-    </w:p>
-    <w:p>
-      <w:pPr>
-        <w:spacing w:line="360" w:lineRule="auto"/>
-        <w:ind w:firstLine="709"/>
-        <w:jc w:val="both"/>
-      </w:pPr>
-      <w:r>
-        <w:t>4.1.7. POST Лайк компонента: поставить или отменить</w:t>
-      </w:r>
-    </w:p>
-    <w:p>
-      <w:pPr>
-        <w:spacing w:line="360" w:lineRule="auto"/>
-        <w:ind w:firstLine="709"/>
-        <w:jc w:val="both"/>
-      </w:pPr>
-      <w:r>
-        <w:t>4.1.8. POST Регистрация</w:t>
-      </w:r>
-    </w:p>
-    <w:p>
-      <w:pPr>
-        <w:spacing w:line="360" w:lineRule="auto"/>
-        <w:ind w:firstLine="709"/>
-        <w:jc w:val="both"/>
-      </w:pPr>
-      <w:r>
-        <w:t>4.1.9. POST Аутентификация</w:t>
-      </w:r>
-    </w:p>
-    <w:p>
-      <w:pPr>
-        <w:spacing w:line="360" w:lineRule="auto"/>
-        <w:ind w:firstLine="709"/>
-        <w:jc w:val="both"/>
-      </w:pPr>
-      <w:r>
-        <w:t xml:space="preserve">4.1.10. POST </w:t>
-      </w:r>
-      <w:proofErr w:type="spellStart"/>
-      <w:r>
-        <w:t>Деавторизация</w:t>
-      </w:r>
-      <w:proofErr w:type="spellEnd"/>
+        <w:t xml:space="preserve">Стадии и этапы разработки</w:t>
+      </w:r>
+    </w:p>
+    <w:p>
+      <w:pPr>
+        <w:numPr>
+          <w:ilvl w:val="1"/>
+          <w:numId w:val="3"/>
+        </w:numPr>
+        <w:spacing w:line="360" w:lineRule="auto"/>
+        <w:jc w:val="both"/>
+      </w:pPr>
+      <w:r>
+        <w:t xml:space="preserve">Разработка дизайна трёх страниц в Figma и шаблонов HTML-страниц с хранением изображений и видео в MinIO (FastAPI, Jinja2, HTML, CSS, MinIO)</w:t>
+      </w:r>
+    </w:p>
+    <w:p>
+      <w:pPr>
+        <w:numPr>
+          <w:ilvl w:val="1"/>
+          <w:numId w:val="3"/>
+        </w:numPr>
+        <w:spacing w:line="360" w:lineRule="auto"/>
+        <w:jc w:val="both"/>
+      </w:pPr>
+      <w:r>
+        <w:t xml:space="preserve">Создание базы данных компонентов ПК, пользователей и лайков и подключение её к страницам (PostgreSQL, SQLAlchemy, Alembic, Adminer)</w:t>
+      </w:r>
+    </w:p>
+    <w:p>
+      <w:pPr>
+        <w:numPr>
+          <w:ilvl w:val="1"/>
+          <w:numId w:val="3"/>
+        </w:numPr>
+        <w:spacing w:line="360" w:lineRule="auto"/>
+        <w:jc w:val="both"/>
+      </w:pPr>
+      <w:r>
+        <w:t xml:space="preserve">Создание веб-сервиса со всей бизнес-логикой и тестирование в Postman (FastAPI, Pydantic, MinIO)</w:t>
+      </w:r>
+    </w:p>
+    <w:p>
+      <w:pPr>
+        <w:numPr>
+          <w:ilvl w:val="1"/>
+          <w:numId w:val="3"/>
+        </w:numPr>
+        <w:spacing w:line="360" w:lineRule="auto"/>
+        <w:jc w:val="both"/>
+      </w:pPr>
+      <w:r>
+        <w:t xml:space="preserve">Реализация аутентификации и авторизации через сессии и куки с хранением сессий в Redis, описание методов в Swagger (Redis, OpenAPI)</w:t>
+      </w:r>
+    </w:p>
+    <w:p>
+      <w:pPr>
+        <w:numPr>
+          <w:ilvl w:val="1"/>
+          <w:numId w:val="3"/>
+        </w:numPr>
+        <w:spacing w:line="360" w:lineRule="auto"/>
+        <w:jc w:val="both"/>
+      </w:pPr>
+      <w:r>
+        <w:t xml:space="preserve">Разработка базового SPA для гостя: три страницы, подключённые к веб-сервису (React, TypeScript, React-Bootstrap)</w:t>
+      </w:r>
+    </w:p>
+    <w:p>
+      <w:pPr>
+        <w:numPr>
+          <w:ilvl w:val="1"/>
+          <w:numId w:val="3"/>
+        </w:numPr>
+        <w:spacing w:line="360" w:lineRule="auto"/>
+        <w:jc w:val="both"/>
+      </w:pPr>
+      <w:r>
+        <w:t xml:space="preserve">Разработка интерфейса создателя: менеджер состояний для фильтров, авторизация и добавление компонентов (Redux Toolkit, Axios, кодогенерация по Swagger)</w:t>
+      </w:r>
+    </w:p>
+    <w:p>
+      <w:pPr>
+        <w:numPr>
+          <w:ilvl w:val="1"/>
+          <w:numId w:val="3"/>
+        </w:numPr>
+        <w:spacing w:line="360" w:lineRule="auto"/>
+        <w:jc w:val="both"/>
+      </w:pPr>
+      <w:r>
+        <w:t xml:space="preserve">Внедрение адаптивности и PWA, подключение HTTPS на реверс-прокси (React-Bootstrap, PWA, Node.js)</w:t>
+      </w:r>
+    </w:p>
+    <w:p>
+      <w:pPr>
+        <w:numPr>
+          <w:ilvl w:val="1"/>
+          <w:numId w:val="3"/>
+        </w:numPr>
+        <w:spacing w:line="360" w:lineRule="auto"/>
+        <w:jc w:val="both"/>
+      </w:pPr>
+      <w:r>
+        <w:t xml:space="preserve">Развертывание демо-версии веб-приложения (GitHub Pages)</w:t>
+      </w:r>
+    </w:p>
+    <w:p>
+      <w:pPr>
+        <w:numPr>
+          <w:ilvl w:val="1"/>
+          <w:numId w:val="3"/>
+        </w:numPr>
+        <w:spacing w:line="360" w:lineRule="auto"/>
+        <w:jc w:val="both"/>
+      </w:pPr>
+      <w:r>
+        <w:t xml:space="preserve">Подготовка документации: РПЗ, ТЗ и набор диаграмм (StarUML, Microsoft Word)</w:t>
+      </w:r>
+    </w:p>
+    <w:p>
+      <w:pPr>
+        <w:numPr>
+          <w:ilvl w:val="1"/>
+          <w:numId w:val="3"/>
+        </w:numPr>
+        <w:spacing w:line="360" w:lineRule="auto"/>
+        <w:jc w:val="both"/>
+      </w:pPr>
+      <w:r>
+        <w:t xml:space="preserve">Оформление git-репозиториев бэкенда и фронтенда (Git, GitHub)</w:t>
+      </w:r>
     </w:p>
     <w:p>
       <w:pPr>
         <w:keepNext/>
+        <w:numPr>
+          <w:ilvl w:val="0"/>
+          <w:numId w:val="3"/>
+        </w:numPr>
         <w:spacing w:before="120" w:line="360" w:lineRule="auto"/>
-        <w:ind w:firstLine="709"/>
-        <w:jc w:val="both"/>
-      </w:pPr>
-      <w:r>
+        <w:jc w:val="both"/>
         <w:rPr>
           <w:b/>
           <w:bCs/>
         </w:rPr>
-        <w:t>4.2. Меню (панель вкладок)</w:t>
-      </w:r>
-    </w:p>
-    <w:p>
-      <w:pPr>
-        <w:pStyle w:val="a4"/>
-        <w:numPr>
-          <w:ilvl w:val="0"/>
-          <w:numId w:val="2"/>
-        </w:numPr>
-        <w:spacing w:line="360" w:lineRule="auto"/>
-        <w:jc w:val="both"/>
-      </w:pPr>
-      <w:r>
-        <w:t>Доступно всем</w:t>
-      </w:r>
-    </w:p>
-    <w:p>
-      <w:pPr>
-        <w:pStyle w:val="a4"/>
-        <w:numPr>
-          <w:ilvl w:val="0"/>
-          <w:numId w:val="2"/>
-        </w:numPr>
-        <w:spacing w:line="360" w:lineRule="auto"/>
-        <w:jc w:val="both"/>
-      </w:pPr>
-      <w:r>
-        <w:t>Отображается внизу каждой страницы</w:t>
-      </w:r>
-    </w:p>
-    <w:p>
-      <w:pPr>
-        <w:pStyle w:val="a4"/>
-        <w:numPr>
-          <w:ilvl w:val="1"/>
-          <w:numId w:val="2"/>
-        </w:numPr>
-        <w:spacing w:line="360" w:lineRule="auto"/>
-        <w:jc w:val="both"/>
-      </w:pPr>
-      <w:r>
-        <w:t>Лента – переход на страницу 4.5</w:t>
-      </w:r>
-    </w:p>
-    <w:p>
-      <w:pPr>
-        <w:pStyle w:val="a4"/>
-        <w:numPr>
-          <w:ilvl w:val="1"/>
-          <w:numId w:val="2"/>
-        </w:numPr>
-        <w:spacing w:line="360" w:lineRule="auto"/>
-        <w:jc w:val="both"/>
-      </w:pPr>
-      <w:r>
-        <w:t>Добавление (доступно создателю) – переход на страницу 4.6; гостю – переход на страницу 4.3</w:t>
-      </w:r>
-    </w:p>
-    <w:p>
-      <w:pPr>
-        <w:pStyle w:val="a4"/>
-        <w:numPr>
-          <w:ilvl w:val="1"/>
-          <w:numId w:val="2"/>
-        </w:numPr>
-        <w:spacing w:line="360" w:lineRule="auto"/>
-        <w:jc w:val="both"/>
-      </w:pPr>
-      <w:r>
-        <w:t>Плитка – переход на страницу 4.4</w:t>
-      </w:r>
-    </w:p>
-    <w:p>
-      <w:pPr>
-        <w:pStyle w:val="a4"/>
-        <w:numPr>
-          <w:ilvl w:val="1"/>
-          <w:numId w:val="2"/>
-        </w:numPr>
-        <w:spacing w:line="360" w:lineRule="auto"/>
-        <w:jc w:val="both"/>
-      </w:pPr>
-      <w:r>
-        <w:t>Вход (доступно гостю) – переход на страницу 4.3</w:t>
-      </w:r>
-    </w:p>
-    <w:p>
-      <w:pPr>
-        <w:pStyle w:val="a4"/>
-        <w:numPr>
-          <w:ilvl w:val="1"/>
-          <w:numId w:val="2"/>
-        </w:numPr>
-        <w:spacing w:line="360" w:lineRule="auto"/>
-        <w:jc w:val="both"/>
-      </w:pPr>
-      <w:r>
-        <w:t>Выход (доступно создателю) – вызов метода 4.1.10</w:t>
-      </w:r>
-    </w:p>
-    <w:p>
-      <w:pPr>
-        <w:keepNext/>
-        <w:spacing w:before="120" w:line="360" w:lineRule="auto"/>
-        <w:ind w:firstLine="709"/>
-        <w:jc w:val="both"/>
       </w:pPr>
       <w:r>
         <w:rPr>
           <w:b/>
           <w:bCs/>
         </w:rPr>
-        <w:t>4.3. Аутентификация</w:t>
-      </w:r>
-    </w:p>
-    <w:p>
-      <w:pPr>
-        <w:pStyle w:val="a4"/>
+        <w:t xml:space="preserve">Требования к функциональным характеристикам</w:t>
+      </w:r>
+    </w:p>
+    <w:p>
+      <w:pPr>
+        <w:keepNext/>
+        <w:numPr>
+          <w:ilvl w:val="1"/>
+          <w:numId w:val="3"/>
+        </w:numPr>
+        <w:spacing w:line="360" w:lineRule="auto"/>
+        <w:jc w:val="both"/>
+      </w:pPr>
+      <w:r>
+        <w:t xml:space="preserve">Методы HTTP</w:t>
+      </w:r>
+    </w:p>
+    <w:p>
+      <w:pPr>
+        <w:numPr>
+          <w:ilvl w:val="2"/>
+          <w:numId w:val="3"/>
+        </w:numPr>
+        <w:spacing w:line="360" w:lineRule="auto"/>
+        <w:jc w:val="both"/>
+      </w:pPr>
+      <w:r>
+        <w:t xml:space="preserve">GET Получение списка опубликованных компонентов ПК с фильтрацией по мощности</w:t>
+      </w:r>
+    </w:p>
+    <w:p>
+      <w:pPr>
+        <w:numPr>
+          <w:ilvl w:val="2"/>
+          <w:numId w:val="3"/>
+        </w:numPr>
+        <w:spacing w:line="360" w:lineRule="auto"/>
+        <w:jc w:val="both"/>
+      </w:pPr>
+      <w:r>
+        <w:t xml:space="preserve">GET Получение ленты: первого опубликованного компонента, компонента по идентификатору или следующего после него</w:t>
+      </w:r>
+    </w:p>
+    <w:p>
+      <w:pPr>
+        <w:numPr>
+          <w:ilvl w:val="2"/>
+          <w:numId w:val="3"/>
+        </w:numPr>
+        <w:spacing w:line="360" w:lineRule="auto"/>
+        <w:jc w:val="both"/>
+      </w:pPr>
+      <w:r>
+        <w:t xml:space="preserve">GET Получение черновика компонента текущего пользователя</w:t>
+      </w:r>
+    </w:p>
+    <w:p>
+      <w:pPr>
+        <w:numPr>
+          <w:ilvl w:val="2"/>
+          <w:numId w:val="3"/>
+        </w:numPr>
+        <w:spacing w:line="360" w:lineRule="auto"/>
+        <w:jc w:val="both"/>
+      </w:pPr>
+      <w:r>
+        <w:t xml:space="preserve">POST Добавление черновика компонента с фото и видео</w:t>
+      </w:r>
+    </w:p>
+    <w:p>
+      <w:pPr>
+        <w:numPr>
+          <w:ilvl w:val="2"/>
+          <w:numId w:val="3"/>
+        </w:numPr>
+        <w:spacing w:line="360" w:lineRule="auto"/>
+        <w:jc w:val="both"/>
+      </w:pPr>
+      <w:r>
+        <w:t xml:space="preserve">PUT Публикация черновика компонента</w:t>
+      </w:r>
+    </w:p>
+    <w:p>
+      <w:pPr>
+        <w:numPr>
+          <w:ilvl w:val="2"/>
+          <w:numId w:val="3"/>
+        </w:numPr>
+        <w:spacing w:line="360" w:lineRule="auto"/>
+        <w:jc w:val="both"/>
+      </w:pPr>
+      <w:r>
+        <w:t xml:space="preserve">DELETE Удаление своего компонента</w:t>
+      </w:r>
+    </w:p>
+    <w:p>
+      <w:pPr>
+        <w:numPr>
+          <w:ilvl w:val="2"/>
+          <w:numId w:val="3"/>
+        </w:numPr>
+        <w:spacing w:line="360" w:lineRule="auto"/>
+        <w:jc w:val="both"/>
+      </w:pPr>
+      <w:r>
+        <w:t xml:space="preserve">POST Лайк компонента</w:t>
+      </w:r>
+    </w:p>
+    <w:p>
+      <w:pPr>
+        <w:numPr>
+          <w:ilvl w:val="2"/>
+          <w:numId w:val="3"/>
+        </w:numPr>
+        <w:spacing w:line="360" w:lineRule="auto"/>
+        <w:jc w:val="both"/>
+      </w:pPr>
+      <w:r>
+        <w:t xml:space="preserve">POST Регистрация</w:t>
+      </w:r>
+    </w:p>
+    <w:p>
+      <w:pPr>
+        <w:numPr>
+          <w:ilvl w:val="2"/>
+          <w:numId w:val="3"/>
+        </w:numPr>
+        <w:spacing w:line="360" w:lineRule="auto"/>
+        <w:jc w:val="both"/>
+      </w:pPr>
+      <w:r>
+        <w:t xml:space="preserve">POST Аутентификация</w:t>
+      </w:r>
+    </w:p>
+    <w:p>
+      <w:pPr>
+        <w:numPr>
+          <w:ilvl w:val="2"/>
+          <w:numId w:val="3"/>
+        </w:numPr>
+        <w:spacing w:line="360" w:lineRule="auto"/>
+        <w:jc w:val="both"/>
+      </w:pPr>
+      <w:r>
+        <w:t xml:space="preserve">POST Деавторизация</w:t>
+      </w:r>
+    </w:p>
+    <w:p>
+      <w:pPr>
+        <w:keepNext/>
+        <w:numPr>
+          <w:ilvl w:val="1"/>
+          <w:numId w:val="3"/>
+        </w:numPr>
+        <w:spacing w:line="360" w:lineRule="auto"/>
+        <w:jc w:val="both"/>
+      </w:pPr>
+      <w:r>
+        <w:t xml:space="preserve">Меню</w:t>
+      </w:r>
+    </w:p>
+    <w:p>
+      <w:pPr>
+        <w:numPr>
+          <w:ilvl w:val="2"/>
+          <w:numId w:val="3"/>
+        </w:numPr>
+        <w:spacing w:line="360" w:lineRule="auto"/>
+        <w:jc w:val="both"/>
+      </w:pPr>
+      <w:r>
+        <w:t xml:space="preserve">Доступно всем</w:t>
+      </w:r>
+    </w:p>
+    <w:p>
+      <w:pPr>
+        <w:numPr>
+          <w:ilvl w:val="2"/>
+          <w:numId w:val="3"/>
+        </w:numPr>
+        <w:spacing w:line="360" w:lineRule="auto"/>
+        <w:jc w:val="both"/>
+      </w:pPr>
+      <w:r>
+        <w:t xml:space="preserve">Отображает панель вкладок внизу каждой страницы</w:t>
+      </w:r>
+    </w:p>
+    <w:p>
+      <w:pPr>
+        <w:numPr>
+          <w:ilvl w:val="3"/>
+          <w:numId w:val="3"/>
+        </w:numPr>
+        <w:spacing w:line="360" w:lineRule="auto"/>
+        <w:jc w:val="both"/>
+      </w:pPr>
+      <w:r>
+        <w:t xml:space="preserve">Лента – переход на страницу 4.5</w:t>
+      </w:r>
+    </w:p>
+    <w:p>
+      <w:pPr>
+        <w:numPr>
+          <w:ilvl w:val="3"/>
+          <w:numId w:val="3"/>
+        </w:numPr>
+        <w:spacing w:line="360" w:lineRule="auto"/>
+        <w:jc w:val="both"/>
+      </w:pPr>
+      <w:r>
+        <w:t xml:space="preserve">Добавление (доступно создателю) – переход на страницу 4.6</w:t>
+      </w:r>
+    </w:p>
+    <w:p>
+      <w:pPr>
+        <w:numPr>
+          <w:ilvl w:val="3"/>
+          <w:numId w:val="3"/>
+        </w:numPr>
+        <w:spacing w:line="360" w:lineRule="auto"/>
+        <w:jc w:val="both"/>
+      </w:pPr>
+      <w:r>
+        <w:t xml:space="preserve">Плитка – переход на страницу 4.4</w:t>
+      </w:r>
+    </w:p>
+    <w:p>
+      <w:pPr>
+        <w:numPr>
+          <w:ilvl w:val="3"/>
+          <w:numId w:val="3"/>
+        </w:numPr>
+        <w:spacing w:line="360" w:lineRule="auto"/>
+        <w:jc w:val="both"/>
+      </w:pPr>
+      <w:r>
+        <w:t xml:space="preserve">Вход (доступно гостю) – переход на страницу 4.3</w:t>
+      </w:r>
+    </w:p>
+    <w:p>
+      <w:pPr>
+        <w:numPr>
+          <w:ilvl w:val="3"/>
+          <w:numId w:val="3"/>
+        </w:numPr>
+        <w:spacing w:line="360" w:lineRule="auto"/>
+        <w:jc w:val="both"/>
+      </w:pPr>
+      <w:r>
+        <w:t xml:space="preserve">Выход (доступно создателю) – вызов метода 4.1.10</w:t>
+      </w:r>
+    </w:p>
+    <w:p>
+      <w:pPr>
+        <w:keepNext/>
+        <w:numPr>
+          <w:ilvl w:val="1"/>
+          <w:numId w:val="3"/>
+        </w:numPr>
+        <w:spacing w:line="360" w:lineRule="auto"/>
+        <w:jc w:val="both"/>
+      </w:pPr>
+      <w:r>
+        <w:t xml:space="preserve">Аутентификация</w:t>
+      </w:r>
+    </w:p>
+    <w:p>
+      <w:pPr>
+        <w:numPr>
+          <w:ilvl w:val="2"/>
+          <w:numId w:val="3"/>
+        </w:numPr>
+        <w:spacing w:line="360" w:lineRule="auto"/>
+        <w:jc w:val="both"/>
+      </w:pPr>
+      <w:r>
+        <w:t xml:space="preserve">Доступна гостю</w:t>
+      </w:r>
+    </w:p>
+    <w:p>
+      <w:pPr>
+        <w:numPr>
+          <w:ilvl w:val="2"/>
+          <w:numId w:val="3"/>
+        </w:numPr>
+        <w:spacing w:line="360" w:lineRule="auto"/>
+        <w:jc w:val="both"/>
+      </w:pPr>
+      <w:r>
+        <w:t xml:space="preserve">Отображает форму аутентификации</w:t>
+      </w:r>
+    </w:p>
+    <w:p>
+      <w:pPr>
+        <w:numPr>
+          <w:ilvl w:val="3"/>
+          <w:numId w:val="3"/>
+        </w:numPr>
+        <w:spacing w:line="360" w:lineRule="auto"/>
+        <w:jc w:val="both"/>
+      </w:pPr>
+      <w:r>
+        <w:t xml:space="preserve">Поле логина</w:t>
+      </w:r>
+    </w:p>
+    <w:p>
+      <w:pPr>
+        <w:numPr>
+          <w:ilvl w:val="3"/>
+          <w:numId w:val="3"/>
+        </w:numPr>
+        <w:spacing w:line="360" w:lineRule="auto"/>
+        <w:jc w:val="both"/>
+      </w:pPr>
+      <w:r>
+        <w:t xml:space="preserve">Поле пароля</w:t>
+      </w:r>
+    </w:p>
+    <w:p>
+      <w:pPr>
+        <w:numPr>
+          <w:ilvl w:val="2"/>
+          <w:numId w:val="3"/>
+        </w:numPr>
+        <w:spacing w:line="360" w:lineRule="auto"/>
+        <w:jc w:val="both"/>
+      </w:pPr>
+      <w:r>
+        <w:t xml:space="preserve">Действия</w:t>
+      </w:r>
+    </w:p>
+    <w:p>
+      <w:pPr>
+        <w:numPr>
+          <w:ilvl w:val="3"/>
+          <w:numId w:val="3"/>
+        </w:numPr>
+        <w:spacing w:line="360" w:lineRule="auto"/>
+        <w:jc w:val="both"/>
+      </w:pPr>
+      <w:r>
+        <w:t xml:space="preserve">Войти – вызов метода 4.1.9, затем переход на страницу 4.4</w:t>
+      </w:r>
+    </w:p>
+    <w:p>
+      <w:pPr>
+        <w:numPr>
+          <w:ilvl w:val="3"/>
+          <w:numId w:val="3"/>
+        </w:numPr>
+        <w:spacing w:line="360" w:lineRule="auto"/>
+        <w:jc w:val="both"/>
+      </w:pPr>
+      <w:r>
+        <w:t xml:space="preserve">Зарегистрироваться – вызов метода 4.1.8</w:t>
+      </w:r>
+    </w:p>
+    <w:p>
+      <w:pPr>
+        <w:keepNext/>
+        <w:numPr>
+          <w:ilvl w:val="1"/>
+          <w:numId w:val="3"/>
+        </w:numPr>
+        <w:spacing w:line="360" w:lineRule="auto"/>
+        <w:jc w:val="both"/>
+      </w:pPr>
+      <w:r>
+        <w:t xml:space="preserve">Плитка компонентов ПК</w:t>
+      </w:r>
+    </w:p>
+    <w:p>
+      <w:pPr>
+        <w:numPr>
+          <w:ilvl w:val="2"/>
+          <w:numId w:val="3"/>
+        </w:numPr>
+        <w:spacing w:line="360" w:lineRule="auto"/>
+        <w:jc w:val="both"/>
+      </w:pPr>
+      <w:r>
+        <w:t xml:space="preserve">Доступна всем</w:t>
+      </w:r>
+    </w:p>
+    <w:p>
+      <w:pPr>
+        <w:numPr>
+          <w:ilvl w:val="2"/>
+          <w:numId w:val="3"/>
+        </w:numPr>
+        <w:spacing w:line="360" w:lineRule="auto"/>
+        <w:jc w:val="both"/>
+      </w:pPr>
+      <w:r>
+        <w:t xml:space="preserve">Отображает карточки опубликованных компонентов в два столбца (вызов метода 4.1.1)</w:t>
+      </w:r>
+    </w:p>
+    <w:p>
+      <w:pPr>
+        <w:numPr>
+          <w:ilvl w:val="3"/>
+          <w:numId w:val="3"/>
+        </w:numPr>
+        <w:spacing w:line="360" w:lineRule="auto"/>
+        <w:jc w:val="both"/>
+      </w:pPr>
+      <w:r>
+        <w:t xml:space="preserve">Изображение компонента</w:t>
+      </w:r>
+    </w:p>
+    <w:p>
+      <w:pPr>
+        <w:numPr>
+          <w:ilvl w:val="3"/>
+          <w:numId w:val="3"/>
+        </w:numPr>
+        <w:spacing w:line="360" w:lineRule="auto"/>
+        <w:jc w:val="both"/>
+      </w:pPr>
+      <w:r>
+        <w:t xml:space="preserve">Название компонента</w:t>
+      </w:r>
+    </w:p>
+    <w:p>
+      <w:pPr>
+        <w:numPr>
+          <w:ilvl w:val="3"/>
+          <w:numId w:val="3"/>
+        </w:numPr>
+        <w:spacing w:line="360" w:lineRule="auto"/>
+        <w:jc w:val="both"/>
+      </w:pPr>
+      <w:r>
+        <w:t xml:space="preserve">Мощность, Вт</w:t>
+      </w:r>
+    </w:p>
+    <w:p>
+      <w:pPr>
+        <w:numPr>
+          <w:ilvl w:val="3"/>
+          <w:numId w:val="3"/>
+        </w:numPr>
+        <w:spacing w:line="360" w:lineRule="auto"/>
+        <w:jc w:val="both"/>
+      </w:pPr>
+      <w:r>
+        <w:t xml:space="preserve">Количество лайков</w:t>
+      </w:r>
+    </w:p>
+    <w:p>
+      <w:pPr>
+        <w:numPr>
+          <w:ilvl w:val="2"/>
+          <w:numId w:val="3"/>
+        </w:numPr>
+        <w:spacing w:line="360" w:lineRule="auto"/>
+        <w:jc w:val="both"/>
+      </w:pPr>
+      <w:r>
+        <w:t xml:space="preserve">Действия</w:t>
+      </w:r>
+    </w:p>
+    <w:p>
+      <w:pPr>
+        <w:numPr>
+          <w:ilvl w:val="3"/>
+          <w:numId w:val="3"/>
+        </w:numPr>
+        <w:spacing w:line="360" w:lineRule="auto"/>
+        <w:jc w:val="both"/>
+      </w:pPr>
+      <w:r>
+        <w:t xml:space="preserve">Фильтр по мощности – вызов метода 4.1.1 с параметром max_power</w:t>
+      </w:r>
+    </w:p>
+    <w:p>
+      <w:pPr>
+        <w:numPr>
+          <w:ilvl w:val="3"/>
+          <w:numId w:val="3"/>
+        </w:numPr>
+        <w:spacing w:line="360" w:lineRule="auto"/>
+        <w:jc w:val="both"/>
+      </w:pPr>
+      <w:r>
+        <w:t xml:space="preserve">Нажатие на карточку – переход на страницу 4.5 с этого компонента</w:t>
+      </w:r>
+    </w:p>
+    <w:p>
+      <w:pPr>
+        <w:numPr>
+          <w:ilvl w:val="3"/>
+          <w:numId w:val="3"/>
+        </w:numPr>
+        <w:spacing w:line="360" w:lineRule="auto"/>
+        <w:jc w:val="both"/>
+      </w:pPr>
+      <w:r>
+        <w:t xml:space="preserve">Удалить (доступно создателю, только у своих компонентов) – вызов метода 4.1.6</w:t>
+      </w:r>
+    </w:p>
+    <w:p>
+      <w:pPr>
+        <w:keepNext/>
+        <w:numPr>
+          <w:ilvl w:val="1"/>
+          <w:numId w:val="3"/>
+        </w:numPr>
+        <w:spacing w:line="360" w:lineRule="auto"/>
+        <w:jc w:val="both"/>
+      </w:pPr>
+      <w:r>
+        <w:t xml:space="preserve">Лента компонентов ПК</w:t>
+      </w:r>
+    </w:p>
+    <w:p>
+      <w:pPr>
+        <w:numPr>
+          <w:ilvl w:val="2"/>
+          <w:numId w:val="3"/>
+        </w:numPr>
+        <w:spacing w:line="360" w:lineRule="auto"/>
+        <w:jc w:val="both"/>
+      </w:pPr>
+      <w:r>
+        <w:t xml:space="preserve">Доступна всем</w:t>
+      </w:r>
+    </w:p>
+    <w:p>
+      <w:pPr>
+        <w:numPr>
+          <w:ilvl w:val="2"/>
+          <w:numId w:val="3"/>
+        </w:numPr>
+        <w:spacing w:line="360" w:lineRule="auto"/>
+        <w:jc w:val="both"/>
+      </w:pPr>
+      <w:r>
+        <w:t xml:space="preserve">Отображает один компонент с автоматически проигрываемым видео (вызов метода 4.1.2)</w:t>
+      </w:r>
+    </w:p>
+    <w:p>
+      <w:pPr>
+        <w:numPr>
+          <w:ilvl w:val="3"/>
+          <w:numId w:val="3"/>
+        </w:numPr>
+        <w:spacing w:line="360" w:lineRule="auto"/>
+        <w:jc w:val="both"/>
+      </w:pPr>
+      <w:r>
+        <w:t xml:space="preserve">Видео компонента</w:t>
+      </w:r>
+    </w:p>
+    <w:p>
+      <w:pPr>
+        <w:numPr>
+          <w:ilvl w:val="3"/>
+          <w:numId w:val="3"/>
+        </w:numPr>
+        <w:spacing w:line="360" w:lineRule="auto"/>
+        <w:jc w:val="both"/>
+      </w:pPr>
+      <w:r>
+        <w:t xml:space="preserve">Название и краткое описание компонента</w:t>
+      </w:r>
+    </w:p>
+    <w:p>
+      <w:pPr>
+        <w:numPr>
+          <w:ilvl w:val="3"/>
+          <w:numId w:val="3"/>
+        </w:numPr>
+        <w:spacing w:line="360" w:lineRule="auto"/>
+        <w:jc w:val="both"/>
+      </w:pPr>
+      <w:r>
+        <w:t xml:space="preserve">Мощность, Вт и вес, г</w:t>
+      </w:r>
+    </w:p>
+    <w:p>
+      <w:pPr>
+        <w:numPr>
+          <w:ilvl w:val="3"/>
+          <w:numId w:val="3"/>
+        </w:numPr>
+        <w:spacing w:line="360" w:lineRule="auto"/>
+        <w:jc w:val="both"/>
+      </w:pPr>
+      <w:r>
+        <w:t xml:space="preserve">Количество лайков</w:t>
+      </w:r>
+    </w:p>
+    <w:p>
+      <w:pPr>
+        <w:numPr>
+          <w:ilvl w:val="2"/>
+          <w:numId w:val="3"/>
+        </w:numPr>
+        <w:spacing w:line="360" w:lineRule="auto"/>
+        <w:jc w:val="both"/>
+      </w:pPr>
+      <w:r>
+        <w:t xml:space="preserve">Действия</w:t>
+      </w:r>
+    </w:p>
+    <w:p>
+      <w:pPr>
+        <w:numPr>
+          <w:ilvl w:val="3"/>
+          <w:numId w:val="3"/>
+        </w:numPr>
+        <w:spacing w:line="360" w:lineRule="auto"/>
+        <w:jc w:val="both"/>
+      </w:pPr>
+      <w:r>
+        <w:t xml:space="preserve">Больше/меньше – раскрытие и скрытие краткого описания</w:t>
+      </w:r>
+    </w:p>
+    <w:p>
+      <w:pPr>
+        <w:numPr>
+          <w:ilvl w:val="3"/>
+          <w:numId w:val="3"/>
+        </w:numPr>
+        <w:spacing w:line="360" w:lineRule="auto"/>
+        <w:jc w:val="both"/>
+      </w:pPr>
+      <w:r>
+        <w:t xml:space="preserve">Следующий – вызов метода 4.1.2 с параметром next = true</w:t>
+      </w:r>
+    </w:p>
+    <w:p>
+      <w:pPr>
+        <w:numPr>
+          <w:ilvl w:val="3"/>
+          <w:numId w:val="3"/>
+        </w:numPr>
+        <w:spacing w:line="360" w:lineRule="auto"/>
+        <w:jc w:val="both"/>
+      </w:pPr>
+      <w:r>
+        <w:t xml:space="preserve">Лайк (доступно создателю) – вызов метода 4.1.7</w:t>
+      </w:r>
+    </w:p>
+    <w:p>
+      <w:pPr>
+        <w:numPr>
+          <w:ilvl w:val="3"/>
+          <w:numId w:val="3"/>
+        </w:numPr>
+        <w:spacing w:line="360" w:lineRule="auto"/>
+        <w:jc w:val="both"/>
+      </w:pPr>
+      <w:r>
+        <w:t xml:space="preserve">Удалить (доступно создателю, только у своего компонента) – вызов метода 4.1.6</w:t>
+      </w:r>
+    </w:p>
+    <w:p>
+      <w:pPr>
+        <w:keepNext/>
+        <w:numPr>
+          <w:ilvl w:val="1"/>
+          <w:numId w:val="3"/>
+        </w:numPr>
+        <w:spacing w:line="360" w:lineRule="auto"/>
+        <w:jc w:val="both"/>
+      </w:pPr>
+      <w:r>
+        <w:t xml:space="preserve">Добавление компонента ПК</w:t>
+      </w:r>
+    </w:p>
+    <w:p>
+      <w:pPr>
+        <w:numPr>
+          <w:ilvl w:val="2"/>
+          <w:numId w:val="3"/>
+        </w:numPr>
+        <w:spacing w:line="360" w:lineRule="auto"/>
+        <w:jc w:val="both"/>
+      </w:pPr>
+      <w:r>
+        <w:t xml:space="preserve">Доступно создателю</w:t>
+      </w:r>
+    </w:p>
+    <w:p>
+      <w:pPr>
+        <w:numPr>
+          <w:ilvl w:val="2"/>
+          <w:numId w:val="3"/>
+        </w:numPr>
+        <w:spacing w:line="360" w:lineRule="auto"/>
+        <w:jc w:val="both"/>
+      </w:pPr>
+      <w:r>
+        <w:t xml:space="preserve">Отображает черновик текущего пользователя (вызов метода 4.1.3)</w:t>
+      </w:r>
+    </w:p>
+    <w:p>
+      <w:pPr>
+        <w:numPr>
+          <w:ilvl w:val="3"/>
+          <w:numId w:val="3"/>
+        </w:numPr>
+        <w:spacing w:line="360" w:lineRule="auto"/>
+        <w:jc w:val="both"/>
+      </w:pPr>
+      <w:r>
+        <w:t xml:space="preserve">Поле выбора фото компонента</w:t>
+      </w:r>
+    </w:p>
+    <w:p>
+      <w:pPr>
+        <w:numPr>
+          <w:ilvl w:val="3"/>
+          <w:numId w:val="3"/>
+        </w:numPr>
+        <w:spacing w:line="360" w:lineRule="auto"/>
+        <w:jc w:val="both"/>
+      </w:pPr>
+      <w:r>
+        <w:t xml:space="preserve">Поле выбора короткого видео компонента</w:t>
+      </w:r>
+    </w:p>
+    <w:p>
+      <w:pPr>
+        <w:numPr>
+          <w:ilvl w:val="3"/>
+          <w:numId w:val="3"/>
+        </w:numPr>
+        <w:spacing w:line="360" w:lineRule="auto"/>
+        <w:jc w:val="both"/>
+      </w:pPr>
+      <w:r>
+        <w:t xml:space="preserve">Поле названия компонента</w:t>
+      </w:r>
+    </w:p>
+    <w:p>
+      <w:pPr>
+        <w:numPr>
+          <w:ilvl w:val="3"/>
+          <w:numId w:val="3"/>
+        </w:numPr>
+        <w:spacing w:line="360" w:lineRule="auto"/>
+        <w:jc w:val="both"/>
+      </w:pPr>
+      <w:r>
+        <w:t xml:space="preserve">Поле краткого описания (после создания черновика)</w:t>
+      </w:r>
+    </w:p>
+    <w:p>
+      <w:pPr>
+        <w:numPr>
+          <w:ilvl w:val="3"/>
+          <w:numId w:val="3"/>
+        </w:numPr>
+        <w:spacing w:line="360" w:lineRule="auto"/>
+        <w:jc w:val="both"/>
+      </w:pPr>
+      <w:r>
+        <w:t xml:space="preserve">Поле мощности, Вт (после создания черновика)</w:t>
+      </w:r>
+    </w:p>
+    <w:p>
+      <w:pPr>
+        <w:numPr>
+          <w:ilvl w:val="3"/>
+          <w:numId w:val="3"/>
+        </w:numPr>
+        <w:spacing w:line="360" w:lineRule="auto"/>
+        <w:jc w:val="both"/>
+      </w:pPr>
+      <w:r>
+        <w:t xml:space="preserve">Поле веса, г (после создания черновика)</w:t>
+      </w:r>
+    </w:p>
+    <w:p>
+      <w:pPr>
+        <w:numPr>
+          <w:ilvl w:val="2"/>
+          <w:numId w:val="3"/>
+        </w:numPr>
+        <w:spacing w:line="360" w:lineRule="auto"/>
+        <w:jc w:val="both"/>
+      </w:pPr>
+      <w:r>
+        <w:t xml:space="preserve">Действия</w:t>
+      </w:r>
+    </w:p>
+    <w:p>
+      <w:pPr>
+        <w:numPr>
+          <w:ilvl w:val="3"/>
+          <w:numId w:val="3"/>
+        </w:numPr>
+        <w:spacing w:line="360" w:lineRule="auto"/>
+        <w:jc w:val="both"/>
+      </w:pPr>
+      <w:r>
+        <w:t xml:space="preserve">Далее (если черновика нет) – вызов метода 4.1.4</w:t>
+      </w:r>
+    </w:p>
+    <w:p>
+      <w:pPr>
+        <w:numPr>
+          <w:ilvl w:val="3"/>
+          <w:numId w:val="3"/>
+        </w:numPr>
+        <w:spacing w:line="360" w:lineRule="auto"/>
+        <w:jc w:val="both"/>
+      </w:pPr>
+      <w:r>
+        <w:t xml:space="preserve">Опубликовать (если черновик есть) – вызов метода 4.1.5, затем переход на страницу 4.4</w:t>
+      </w:r>
+    </w:p>
+    <w:p>
+      <w:pPr>
+        <w:keepNext/>
         <w:numPr>
           <w:ilvl w:val="0"/>
-          <w:numId w:val="2"/>
-        </w:numPr>
-        <w:spacing w:line="360" w:lineRule="auto"/>
-        <w:jc w:val="both"/>
-      </w:pPr>
-      <w:r>
-        <w:t>Доступна гостю</w:t>
-      </w:r>
-    </w:p>
-    <w:p>
-      <w:pPr>
-        <w:pStyle w:val="a4"/>
-        <w:numPr>
-          <w:ilvl w:val="0"/>
-          <w:numId w:val="2"/>
-        </w:numPr>
-        <w:spacing w:line="360" w:lineRule="auto"/>
-        <w:jc w:val="both"/>
-      </w:pPr>
-      <w:r>
-        <w:t>Отображает форму входа и регистрации</w:t>
-      </w:r>
-    </w:p>
-    <w:p>
-      <w:pPr>
-        <w:pStyle w:val="a4"/>
-        <w:numPr>
-          <w:ilvl w:val="1"/>
-          <w:numId w:val="2"/>
-        </w:numPr>
-        <w:spacing w:line="360" w:lineRule="auto"/>
-        <w:jc w:val="both"/>
-      </w:pPr>
-      <w:r>
-        <w:lastRenderedPageBreak/>
-        <w:t>Поле логина</w:t>
-      </w:r>
-    </w:p>
-    <w:p>
-      <w:pPr>
-        <w:pStyle w:val="a4"/>
-        <w:numPr>
-          <w:ilvl w:val="1"/>
-          <w:numId w:val="2"/>
-        </w:numPr>
-        <w:spacing w:line="360" w:lineRule="auto"/>
-        <w:jc w:val="both"/>
-      </w:pPr>
-      <w:r>
-        <w:t>Поле пароля</w:t>
-      </w:r>
-    </w:p>
-    <w:p>
-      <w:pPr>
-        <w:pStyle w:val="a4"/>
-        <w:numPr>
-          <w:ilvl w:val="0"/>
-          <w:numId w:val="2"/>
-        </w:numPr>
-        <w:spacing w:line="360" w:lineRule="auto"/>
-        <w:jc w:val="both"/>
-      </w:pPr>
-      <w:r>
-        <w:t>Действия</w:t>
-      </w:r>
-    </w:p>
-    <w:p>
-      <w:pPr>
-        <w:pStyle w:val="a4"/>
-        <w:numPr>
-          <w:ilvl w:val="1"/>
-          <w:numId w:val="2"/>
-        </w:numPr>
-        <w:spacing w:line="360" w:lineRule="auto"/>
-        <w:jc w:val="both"/>
-      </w:pPr>
-      <w:r>
-        <w:t>Войти – вызов метода 4.1.9, затем переход на страницу 4.4</w:t>
-      </w:r>
-    </w:p>
-    <w:p>
-      <w:pPr>
-        <w:pStyle w:val="a4"/>
-        <w:numPr>
-          <w:ilvl w:val="1"/>
-          <w:numId w:val="2"/>
-        </w:numPr>
-        <w:spacing w:line="360" w:lineRule="auto"/>
-        <w:jc w:val="both"/>
-      </w:pPr>
-      <w:r>
-        <w:t>Зарегистрироваться – вызов метода 4.1.8</w:t>
-      </w:r>
-    </w:p>
-    <w:p>
-      <w:pPr>
-        <w:keepNext/>
+          <w:numId w:val="3"/>
+        </w:numPr>
         <w:spacing w:before="120" w:line="360" w:lineRule="auto"/>
-        <w:ind w:firstLine="709"/>
-        <w:jc w:val="both"/>
-      </w:pPr>
-      <w:r>
+        <w:jc w:val="both"/>
         <w:rPr>
           <w:b/>
           <w:bCs/>
         </w:rPr>
-        <w:t>4.4. Плитка компонентов ПК</w:t>
-      </w:r>
-    </w:p>
-    <w:p>
-      <w:pPr>
-        <w:pStyle w:val="a4"/>
-        <w:numPr>
-          <w:ilvl w:val="0"/>
-          <w:numId w:val="2"/>
-        </w:numPr>
-        <w:spacing w:line="360" w:lineRule="auto"/>
-        <w:jc w:val="both"/>
-      </w:pPr>
-      <w:r>
-        <w:t>Доступна всем</w:t>
-      </w:r>
-    </w:p>
-    <w:p>
-      <w:pPr>
-        <w:pStyle w:val="a4"/>
-        <w:numPr>
-          <w:ilvl w:val="0"/>
-          <w:numId w:val="2"/>
-        </w:numPr>
-        <w:spacing w:line="360" w:lineRule="auto"/>
-        <w:jc w:val="both"/>
-      </w:pPr>
-      <w:r>
-        <w:t>Отображает карточки опубликованных компонентов в два столбца (вызов метода 4.1.1)</w:t>
-      </w:r>
-    </w:p>
-    <w:p>
-      <w:pPr>
-        <w:pStyle w:val="a4"/>
-        <w:numPr>
-          <w:ilvl w:val="1"/>
-          <w:numId w:val="2"/>
-        </w:numPr>
-        <w:spacing w:line="360" w:lineRule="auto"/>
-        <w:jc w:val="both"/>
-      </w:pPr>
-      <w:r>
-        <w:t>Изображение компонента</w:t>
-      </w:r>
-    </w:p>
-    <w:p>
-      <w:pPr>
-        <w:pStyle w:val="a4"/>
-        <w:numPr>
-          <w:ilvl w:val="1"/>
-          <w:numId w:val="2"/>
-        </w:numPr>
-        <w:spacing w:line="360" w:lineRule="auto"/>
-        <w:jc w:val="both"/>
-      </w:pPr>
-      <w:r>
-        <w:t>Название компонента</w:t>
-      </w:r>
-    </w:p>
-    <w:p>
-      <w:pPr>
-        <w:pStyle w:val="a4"/>
-        <w:numPr>
-          <w:ilvl w:val="1"/>
-          <w:numId w:val="2"/>
-        </w:numPr>
-        <w:spacing w:line="360" w:lineRule="auto"/>
-        <w:jc w:val="both"/>
-      </w:pPr>
-      <w:r>
-        <w:t>Мощность, Вт</w:t>
-      </w:r>
-    </w:p>
-    <w:p>
-      <w:pPr>
-        <w:pStyle w:val="a4"/>
-        <w:numPr>
-          <w:ilvl w:val="1"/>
-          <w:numId w:val="2"/>
-        </w:numPr>
-        <w:spacing w:line="360" w:lineRule="auto"/>
-        <w:jc w:val="both"/>
-      </w:pPr>
-      <w:r>
-        <w:t>Количество лайков</w:t>
-      </w:r>
-    </w:p>
-    <w:p>
-      <w:pPr>
-        <w:pStyle w:val="a4"/>
-        <w:numPr>
-          <w:ilvl w:val="0"/>
-          <w:numId w:val="2"/>
-        </w:numPr>
-        <w:spacing w:line="360" w:lineRule="auto"/>
-        <w:jc w:val="both"/>
-      </w:pPr>
-      <w:r>
-        <w:t>Действия</w:t>
-      </w:r>
-    </w:p>
-    <w:p>
-      <w:pPr>
-        <w:pStyle w:val="a4"/>
-        <w:numPr>
-          <w:ilvl w:val="1"/>
-          <w:numId w:val="2"/>
-        </w:numPr>
-        <w:spacing w:line="360" w:lineRule="auto"/>
-        <w:jc w:val="both"/>
-      </w:pPr>
-      <w:r>
-        <w:t xml:space="preserve">Фильтр по мощности – вызов метода 4.1.1 с параметром </w:t>
-      </w:r>
-      <w:proofErr w:type="spellStart"/>
-      <w:r>
-        <w:t>max_power</w:t>
-      </w:r>
-      <w:proofErr w:type="spellEnd"/>
-    </w:p>
-    <w:p>
-      <w:pPr>
-        <w:pStyle w:val="a4"/>
-        <w:numPr>
-          <w:ilvl w:val="1"/>
-          <w:numId w:val="2"/>
-        </w:numPr>
-        <w:spacing w:line="360" w:lineRule="auto"/>
-        <w:jc w:val="both"/>
-      </w:pPr>
-      <w:r>
-        <w:t>Нажатие на карточку – переход на страницу 4.5 с этого компонента (вызов метода 4.1.2 с идентификатором)</w:t>
-      </w:r>
-    </w:p>
-    <w:p>
-      <w:pPr>
-        <w:pStyle w:val="a4"/>
-        <w:numPr>
-          <w:ilvl w:val="1"/>
-          <w:numId w:val="2"/>
-        </w:numPr>
-        <w:spacing w:line="360" w:lineRule="auto"/>
-        <w:jc w:val="both"/>
-      </w:pPr>
-      <w:r>
-        <w:t xml:space="preserve">Удалить (доступно создателю, только у своих компонентов, </w:t>
-      </w:r>
-      <w:proofErr w:type="spellStart"/>
-      <w:r>
-        <w:t>is_mine</w:t>
-      </w:r>
-      <w:proofErr w:type="spellEnd"/>
-      <w:r>
-        <w:t xml:space="preserve"> = 1) – вызов метода 4.1.6</w:t>
-      </w:r>
-    </w:p>
-    <w:p>
-      <w:pPr>
-        <w:keepNext/>
-        <w:spacing w:before="120" w:line="360" w:lineRule="auto"/>
-        <w:ind w:firstLine="709"/>
-        <w:jc w:val="both"/>
       </w:pPr>
       <w:r>
         <w:rPr>
           <w:b/>
           <w:bCs/>
         </w:rPr>
-        <w:t>4.5. Лента компонентов ПК</w:t>
-      </w:r>
-    </w:p>
-    <w:p>
-      <w:pPr>
-        <w:pStyle w:val="a4"/>
+        <w:t xml:space="preserve">Требования к составу и параметрам технических средств</w:t>
+      </w:r>
+    </w:p>
+    <w:p>
+      <w:pPr>
+        <w:keepNext/>
+        <w:numPr>
+          <w:ilvl w:val="1"/>
+          <w:numId w:val="3"/>
+        </w:numPr>
+        <w:spacing w:line="360" w:lineRule="auto"/>
+        <w:jc w:val="both"/>
+      </w:pPr>
+      <w:r>
+        <w:t xml:space="preserve">Сервер</w:t>
+      </w:r>
+    </w:p>
+    <w:p>
+      <w:pPr>
+        <w:numPr>
+          <w:ilvl w:val="2"/>
+          <w:numId w:val="3"/>
+        </w:numPr>
+        <w:spacing w:line="360" w:lineRule="auto"/>
+        <w:jc w:val="both"/>
+      </w:pPr>
+      <w:r>
+        <w:t xml:space="preserve">Двухъядерный процессор</w:t>
+      </w:r>
+    </w:p>
+    <w:p>
+      <w:pPr>
+        <w:numPr>
+          <w:ilvl w:val="2"/>
+          <w:numId w:val="3"/>
+        </w:numPr>
+        <w:spacing w:line="360" w:lineRule="auto"/>
+        <w:jc w:val="both"/>
+      </w:pPr>
+      <w:r>
+        <w:t xml:space="preserve">Оперативная память 4 ГБ</w:t>
+      </w:r>
+    </w:p>
+    <w:p>
+      <w:pPr>
+        <w:numPr>
+          <w:ilvl w:val="2"/>
+          <w:numId w:val="3"/>
+        </w:numPr>
+        <w:spacing w:line="360" w:lineRule="auto"/>
+        <w:jc w:val="both"/>
+      </w:pPr>
+      <w:r>
+        <w:t xml:space="preserve">Свободное пространство на диске 20 ГБ</w:t>
+      </w:r>
+    </w:p>
+    <w:p>
+      <w:pPr>
+        <w:keepNext/>
+        <w:numPr>
+          <w:ilvl w:val="1"/>
+          <w:numId w:val="3"/>
+        </w:numPr>
+        <w:spacing w:line="360" w:lineRule="auto"/>
+        <w:jc w:val="both"/>
+      </w:pPr>
+      <w:r>
+        <w:t xml:space="preserve">Клиент</w:t>
+      </w:r>
+    </w:p>
+    <w:p>
+      <w:pPr>
+        <w:numPr>
+          <w:ilvl w:val="2"/>
+          <w:numId w:val="3"/>
+        </w:numPr>
+        <w:spacing w:line="360" w:lineRule="auto"/>
+        <w:jc w:val="both"/>
+      </w:pPr>
+      <w:r>
+        <w:t xml:space="preserve">Оперативная память 2 ГБ</w:t>
+      </w:r>
+    </w:p>
+    <w:p>
+      <w:pPr>
+        <w:numPr>
+          <w:ilvl w:val="2"/>
+          <w:numId w:val="3"/>
+        </w:numPr>
+        <w:spacing w:line="360" w:lineRule="auto"/>
+        <w:jc w:val="both"/>
+      </w:pPr>
+      <w:r>
+        <w:t xml:space="preserve">Ширина экрана от 360 пикселей</w:t>
+      </w:r>
+    </w:p>
+    <w:p>
+      <w:pPr>
+        <w:keepNext/>
         <w:numPr>
           <w:ilvl w:val="0"/>
-          <w:numId w:val="2"/>
-        </w:numPr>
-        <w:spacing w:line="360" w:lineRule="auto"/>
-        <w:jc w:val="both"/>
-      </w:pPr>
-      <w:r>
-        <w:t>Доступна всем</w:t>
-      </w:r>
-    </w:p>
-    <w:p>
-      <w:pPr>
-        <w:pStyle w:val="a4"/>
-        <w:numPr>
-          <w:ilvl w:val="0"/>
-          <w:numId w:val="2"/>
-        </w:numPr>
-        <w:spacing w:line="360" w:lineRule="auto"/>
-        <w:jc w:val="both"/>
-      </w:pPr>
-      <w:r>
-        <w:t>Отображает один компонент с автоматически проигрываемым видео (вызов метода 4.1.2)</w:t>
-      </w:r>
-    </w:p>
-    <w:p>
-      <w:pPr>
-        <w:pStyle w:val="a4"/>
-        <w:numPr>
-          <w:ilvl w:val="1"/>
-          <w:numId w:val="2"/>
-        </w:numPr>
-        <w:spacing w:line="360" w:lineRule="auto"/>
-        <w:jc w:val="both"/>
-      </w:pPr>
-      <w:r>
-        <w:t>Видео компонента</w:t>
-      </w:r>
-    </w:p>
-    <w:p>
-      <w:pPr>
-        <w:pStyle w:val="a4"/>
-        <w:numPr>
-          <w:ilvl w:val="1"/>
-          <w:numId w:val="2"/>
-        </w:numPr>
-        <w:spacing w:line="360" w:lineRule="auto"/>
-        <w:jc w:val="both"/>
-      </w:pPr>
-      <w:r>
-        <w:t>Название и краткое описание компонента с кнопкой «ещё»</w:t>
-      </w:r>
-      <w:proofErr w:type="gramStart"/>
-      <w:r>
-        <w:t>/«</w:t>
-      </w:r>
-      <w:proofErr w:type="gramEnd"/>
-      <w:r>
-        <w:t>скрыть»</w:t>
-      </w:r>
-    </w:p>
-    <w:p>
-      <w:pPr>
-        <w:pStyle w:val="a4"/>
-        <w:numPr>
-          <w:ilvl w:val="1"/>
-          <w:numId w:val="2"/>
-        </w:numPr>
-        <w:spacing w:line="360" w:lineRule="auto"/>
-        <w:jc w:val="both"/>
-      </w:pPr>
-      <w:r>
-        <w:t>Мощность, Вт и вес, г</w:t>
-      </w:r>
-    </w:p>
-    <w:p>
-      <w:pPr>
-        <w:pStyle w:val="a4"/>
-        <w:numPr>
-          <w:ilvl w:val="1"/>
-          <w:numId w:val="2"/>
-        </w:numPr>
-        <w:spacing w:line="360" w:lineRule="auto"/>
-        <w:jc w:val="both"/>
-      </w:pPr>
-      <w:r>
-        <w:t>Количество лайков; для создателя сердце закрашено, если он уже поставил лайк (</w:t>
-      </w:r>
-      <w:proofErr w:type="spellStart"/>
-      <w:r>
-        <w:t>is_liked</w:t>
-      </w:r>
-      <w:proofErr w:type="spellEnd"/>
-      <w:r>
-        <w:t xml:space="preserve"> = 1)</w:t>
-      </w:r>
-    </w:p>
-    <w:p>
-      <w:pPr>
-        <w:pStyle w:val="a4"/>
-        <w:numPr>
-          <w:ilvl w:val="0"/>
-          <w:numId w:val="2"/>
-        </w:numPr>
-        <w:spacing w:line="360" w:lineRule="auto"/>
-        <w:jc w:val="both"/>
-      </w:pPr>
-      <w:r>
-        <w:lastRenderedPageBreak/>
-        <w:t>Действия</w:t>
-      </w:r>
-    </w:p>
-    <w:p>
-      <w:pPr>
-        <w:pStyle w:val="a4"/>
-        <w:numPr>
-          <w:ilvl w:val="1"/>
-          <w:numId w:val="2"/>
-        </w:numPr>
-        <w:spacing w:line="360" w:lineRule="auto"/>
-        <w:jc w:val="both"/>
-      </w:pPr>
-      <w:r>
-        <w:t xml:space="preserve">Следующий – вызов метода 4.1.2 с идентификатором и параметром </w:t>
-      </w:r>
-      <w:proofErr w:type="spellStart"/>
-      <w:r>
-        <w:t>next</w:t>
-      </w:r>
-      <w:proofErr w:type="spellEnd"/>
-      <w:r>
-        <w:t xml:space="preserve"> = </w:t>
-      </w:r>
-      <w:proofErr w:type="spellStart"/>
-      <w:r>
-        <w:t>true</w:t>
-      </w:r>
-      <w:proofErr w:type="spellEnd"/>
-    </w:p>
-    <w:p>
-      <w:pPr>
-        <w:pStyle w:val="a4"/>
-        <w:numPr>
-          <w:ilvl w:val="1"/>
-          <w:numId w:val="2"/>
-        </w:numPr>
-        <w:spacing w:line="360" w:lineRule="auto"/>
-        <w:jc w:val="both"/>
-      </w:pPr>
-      <w:r>
-        <w:t xml:space="preserve">Лайк (доступно создателю) – вызов метода 4.1.7: </w:t>
-      </w:r>
-      <w:proofErr w:type="spellStart"/>
-      <w:r>
-        <w:t>like</w:t>
-      </w:r>
-      <w:proofErr w:type="spellEnd"/>
-      <w:r>
-        <w:t xml:space="preserve"> = 1, если </w:t>
-      </w:r>
-      <w:proofErr w:type="spellStart"/>
-      <w:r>
-        <w:t>is_liked</w:t>
-      </w:r>
-      <w:proofErr w:type="spellEnd"/>
-      <w:r>
-        <w:t xml:space="preserve"> = 0, и </w:t>
-      </w:r>
-      <w:proofErr w:type="spellStart"/>
-      <w:r>
-        <w:t>like</w:t>
-      </w:r>
-      <w:proofErr w:type="spellEnd"/>
-      <w:r>
-        <w:t xml:space="preserve"> = 0, если </w:t>
-      </w:r>
-      <w:proofErr w:type="spellStart"/>
-      <w:r>
-        <w:t>is_liked</w:t>
-      </w:r>
-      <w:proofErr w:type="spellEnd"/>
-      <w:r>
-        <w:t xml:space="preserve"> = 1</w:t>
-      </w:r>
-    </w:p>
-    <w:p>
-      <w:pPr>
-        <w:pStyle w:val="a4"/>
-        <w:numPr>
-          <w:ilvl w:val="1"/>
-          <w:numId w:val="2"/>
-        </w:numPr>
-        <w:spacing w:line="360" w:lineRule="auto"/>
-        <w:jc w:val="both"/>
-      </w:pPr>
-      <w:r>
-        <w:t xml:space="preserve">Удалить (доступно создателю, только у своего компонента, </w:t>
-      </w:r>
-      <w:proofErr w:type="spellStart"/>
-      <w:r>
-        <w:t>is_mine</w:t>
-      </w:r>
-      <w:proofErr w:type="spellEnd"/>
-      <w:r>
-        <w:t xml:space="preserve"> = 1) – вызов метода 4.1.6</w:t>
-      </w:r>
-    </w:p>
-    <w:p>
-      <w:pPr>
-        <w:keepNext/>
+          <w:numId w:val="3"/>
+        </w:numPr>
         <w:spacing w:before="120" w:line="360" w:lineRule="auto"/>
-        <w:ind w:firstLine="709"/>
-        <w:jc w:val="both"/>
-      </w:pPr>
-      <w:r>
+        <w:jc w:val="both"/>
         <w:rPr>
           <w:b/>
           <w:bCs/>
         </w:rPr>
-        <w:t>4.6. Добавление компонента ПК</w:t>
-      </w:r>
-    </w:p>
-    <w:p>
-      <w:pPr>
-        <w:pStyle w:val="a4"/>
-        <w:numPr>
-          <w:ilvl w:val="0"/>
-          <w:numId w:val="2"/>
-        </w:numPr>
-        <w:spacing w:line="360" w:lineRule="auto"/>
-        <w:jc w:val="both"/>
-      </w:pPr>
-      <w:r>
-        <w:t>Доступно создателю</w:t>
-      </w:r>
-    </w:p>
-    <w:p>
-      <w:pPr>
-        <w:pStyle w:val="a4"/>
-        <w:numPr>
-          <w:ilvl w:val="0"/>
-          <w:numId w:val="2"/>
-        </w:numPr>
-        <w:spacing w:line="360" w:lineRule="auto"/>
-        <w:jc w:val="both"/>
-      </w:pPr>
-      <w:r>
-        <w:t>Отображает черновик текущего пользователя (вызов метода 4.1.3)</w:t>
-      </w:r>
-    </w:p>
-    <w:p>
-      <w:pPr>
-        <w:pStyle w:val="a4"/>
-        <w:numPr>
-          <w:ilvl w:val="0"/>
-          <w:numId w:val="2"/>
-        </w:numPr>
-        <w:spacing w:line="360" w:lineRule="auto"/>
-        <w:jc w:val="both"/>
-      </w:pPr>
-      <w:r>
-        <w:t>Если черновика нет</w:t>
-      </w:r>
-    </w:p>
-    <w:p>
-      <w:pPr>
-        <w:pStyle w:val="a4"/>
-        <w:numPr>
-          <w:ilvl w:val="1"/>
-          <w:numId w:val="2"/>
-        </w:numPr>
-        <w:spacing w:line="360" w:lineRule="auto"/>
-        <w:jc w:val="both"/>
-      </w:pPr>
-      <w:r>
-        <w:t>Поле выбора фото компонента</w:t>
-      </w:r>
-    </w:p>
-    <w:p>
-      <w:pPr>
-        <w:pStyle w:val="a4"/>
-        <w:numPr>
-          <w:ilvl w:val="1"/>
-          <w:numId w:val="2"/>
-        </w:numPr>
-        <w:spacing w:line="360" w:lineRule="auto"/>
-        <w:jc w:val="both"/>
-      </w:pPr>
-      <w:r>
-        <w:t>Поле выбора короткого видео компонента</w:t>
-      </w:r>
-    </w:p>
-    <w:p>
-      <w:pPr>
-        <w:pStyle w:val="a4"/>
-        <w:numPr>
-          <w:ilvl w:val="1"/>
-          <w:numId w:val="2"/>
-        </w:numPr>
-        <w:spacing w:line="360" w:lineRule="auto"/>
-        <w:jc w:val="both"/>
-      </w:pPr>
-      <w:r>
-        <w:t>Поле названия компонента</w:t>
-      </w:r>
-    </w:p>
-    <w:p>
-      <w:pPr>
-        <w:pStyle w:val="a4"/>
-        <w:numPr>
-          <w:ilvl w:val="1"/>
-          <w:numId w:val="2"/>
-        </w:numPr>
-        <w:spacing w:line="360" w:lineRule="auto"/>
-        <w:jc w:val="both"/>
-      </w:pPr>
-      <w:r>
-        <w:t>Далее – вызов метода 4.1.4, после чего страница отображает созданный черновик</w:t>
-      </w:r>
-    </w:p>
-    <w:p>
-      <w:pPr>
-        <w:pStyle w:val="a4"/>
-        <w:numPr>
-          <w:ilvl w:val="0"/>
-          <w:numId w:val="2"/>
-        </w:numPr>
-        <w:spacing w:line="360" w:lineRule="auto"/>
-        <w:jc w:val="both"/>
-      </w:pPr>
-      <w:r>
-        <w:t>Если черновик есть</w:t>
-      </w:r>
-    </w:p>
-    <w:p>
-      <w:pPr>
-        <w:pStyle w:val="a4"/>
-        <w:numPr>
-          <w:ilvl w:val="1"/>
-          <w:numId w:val="2"/>
-        </w:numPr>
-        <w:spacing w:line="360" w:lineRule="auto"/>
-        <w:jc w:val="both"/>
-      </w:pPr>
-      <w:r>
-        <w:t>Фото, видео и название черновика</w:t>
-      </w:r>
-    </w:p>
-    <w:p>
-      <w:pPr>
-        <w:pStyle w:val="a4"/>
-        <w:numPr>
-          <w:ilvl w:val="1"/>
-          <w:numId w:val="2"/>
-        </w:numPr>
-        <w:spacing w:line="360" w:lineRule="auto"/>
-        <w:jc w:val="both"/>
-      </w:pPr>
-      <w:r>
-        <w:t>Поле краткого описания</w:t>
-      </w:r>
-    </w:p>
-    <w:p>
-      <w:pPr>
-        <w:pStyle w:val="a4"/>
-        <w:numPr>
-          <w:ilvl w:val="1"/>
-          <w:numId w:val="2"/>
-        </w:numPr>
-        <w:spacing w:line="360" w:lineRule="auto"/>
-        <w:jc w:val="both"/>
-      </w:pPr>
-      <w:r>
-        <w:t>Поле мощности, Вт</w:t>
-      </w:r>
-    </w:p>
-    <w:p>
-      <w:pPr>
-        <w:pStyle w:val="a4"/>
-        <w:numPr>
-          <w:ilvl w:val="1"/>
-          <w:numId w:val="2"/>
-        </w:numPr>
-        <w:spacing w:line="360" w:lineRule="auto"/>
-        <w:jc w:val="both"/>
-      </w:pPr>
-      <w:r>
-        <w:t>Поле веса, г</w:t>
-      </w:r>
-    </w:p>
-    <w:p>
-      <w:pPr>
-        <w:pStyle w:val="a4"/>
-        <w:numPr>
-          <w:ilvl w:val="1"/>
-          <w:numId w:val="2"/>
-        </w:numPr>
-        <w:spacing w:line="360" w:lineRule="auto"/>
-        <w:jc w:val="both"/>
-      </w:pPr>
-      <w:r>
-        <w:t>Опубликовать – вызов метода 4.1.5, затем переход на страницу 4.4</w:t>
-      </w:r>
-    </w:p>
-    <w:p>
-      <w:pPr>
-        <w:keepNext/>
-        <w:spacing w:before="120" w:line="360" w:lineRule="auto"/>
-        <w:ind w:firstLine="709"/>
-        <w:jc w:val="both"/>
       </w:pPr>
       <w:r>
         <w:rPr>
           <w:b/>
           <w:bCs/>
         </w:rPr>
-        <w:t>5. Требования к составу и параметрам технических средств</w:t>
+        <w:t xml:space="preserve">Требования к информационной и программной совместимости</w:t>
       </w:r>
     </w:p>
     <w:p>
       <w:pPr>
         <w:keepNext/>
-        <w:spacing w:before="120" w:line="360" w:lineRule="auto"/>
-        <w:ind w:firstLine="709"/>
-        <w:jc w:val="both"/>
-      </w:pPr>
-      <w:r>
-        <w:rPr>
-          <w:b/>
-          <w:bCs/>
-        </w:rPr>
-        <w:t>5.1. Сервер</w:t>
-      </w:r>
-    </w:p>
-    <w:p>
-      <w:pPr>
-        <w:pStyle w:val="a4"/>
-        <w:numPr>
-          <w:ilvl w:val="0"/>
-          <w:numId w:val="2"/>
-        </w:numPr>
-        <w:spacing w:line="360" w:lineRule="auto"/>
-        <w:jc w:val="both"/>
-      </w:pPr>
-      <w:r>
-        <w:t>Двухъядерный процессор x86-64</w:t>
-      </w:r>
-    </w:p>
-    <w:p>
-      <w:pPr>
-        <w:pStyle w:val="a4"/>
-        <w:numPr>
-          <w:ilvl w:val="0"/>
-          <w:numId w:val="2"/>
-        </w:numPr>
-        <w:spacing w:line="360" w:lineRule="auto"/>
-        <w:jc w:val="both"/>
-      </w:pPr>
-      <w:r>
-        <w:t>Оперативная память 4 ГБ (</w:t>
-      </w:r>
-      <w:proofErr w:type="spellStart"/>
-      <w:r>
-        <w:t>PostgreSQL</w:t>
-      </w:r>
-      <w:proofErr w:type="spellEnd"/>
-      <w:r>
-        <w:t xml:space="preserve">, </w:t>
-      </w:r>
-      <w:proofErr w:type="spellStart"/>
-      <w:r>
-        <w:t>MinIO</w:t>
-      </w:r>
-      <w:proofErr w:type="spellEnd"/>
-      <w:r>
-        <w:t xml:space="preserve"> и </w:t>
-      </w:r>
-      <w:proofErr w:type="spellStart"/>
-      <w:r>
-        <w:t>Redis</w:t>
-      </w:r>
-      <w:proofErr w:type="spellEnd"/>
-      <w:r>
-        <w:t xml:space="preserve"> работают в </w:t>
-      </w:r>
-      <w:proofErr w:type="spellStart"/>
-      <w:r>
-        <w:t>Docker</w:t>
-      </w:r>
-      <w:proofErr w:type="spellEnd"/>
-      <w:r>
-        <w:t>)</w:t>
-      </w:r>
-    </w:p>
-    <w:p>
-      <w:pPr>
-        <w:pStyle w:val="a4"/>
-        <w:numPr>
-          <w:ilvl w:val="0"/>
-          <w:numId w:val="2"/>
-        </w:numPr>
-        <w:spacing w:line="360" w:lineRule="auto"/>
-        <w:jc w:val="both"/>
-      </w:pPr>
-      <w:r>
-        <w:t>Свободное пространство на диске 20 ГБ</w:t>
-      </w:r>
-    </w:p>
-    <w:p>
-      <w:pPr>
-        <w:pStyle w:val="a4"/>
-        <w:numPr>
-          <w:ilvl w:val="0"/>
-          <w:numId w:val="2"/>
-        </w:numPr>
-        <w:spacing w:line="360" w:lineRule="auto"/>
-        <w:jc w:val="both"/>
-      </w:pPr>
-      <w:r>
-        <w:lastRenderedPageBreak/>
-        <w:t>Подключение к локальной сети или интернету</w:t>
+        <w:numPr>
+          <w:ilvl w:val="1"/>
+          <w:numId w:val="3"/>
+        </w:numPr>
+        <w:spacing w:line="360" w:lineRule="auto"/>
+        <w:jc w:val="both"/>
+      </w:pPr>
+      <w:r>
+        <w:t xml:space="preserve">Серверная часть</w:t>
+      </w:r>
+    </w:p>
+    <w:p>
+      <w:pPr>
+        <w:numPr>
+          <w:ilvl w:val="2"/>
+          <w:numId w:val="3"/>
+        </w:numPr>
+        <w:spacing w:line="360" w:lineRule="auto"/>
+        <w:jc w:val="both"/>
+      </w:pPr>
+      <w:r>
+        <w:t xml:space="preserve">ОС Windows 11</w:t>
+      </w:r>
+    </w:p>
+    <w:p>
+      <w:pPr>
+        <w:numPr>
+          <w:ilvl w:val="2"/>
+          <w:numId w:val="3"/>
+        </w:numPr>
+        <w:spacing w:line="360" w:lineRule="auto"/>
+        <w:jc w:val="both"/>
+      </w:pPr>
+      <w:r>
+        <w:t xml:space="preserve">Python (3.14)</w:t>
+      </w:r>
+    </w:p>
+    <w:p>
+      <w:pPr>
+        <w:numPr>
+          <w:ilvl w:val="2"/>
+          <w:numId w:val="3"/>
+        </w:numPr>
+        <w:spacing w:line="360" w:lineRule="auto"/>
+        <w:jc w:val="both"/>
+      </w:pPr>
+      <w:r>
+        <w:t xml:space="preserve">FastAPI (0.141)</w:t>
+      </w:r>
+    </w:p>
+    <w:p>
+      <w:pPr>
+        <w:numPr>
+          <w:ilvl w:val="2"/>
+          <w:numId w:val="3"/>
+        </w:numPr>
+        <w:spacing w:line="360" w:lineRule="auto"/>
+        <w:jc w:val="both"/>
+      </w:pPr>
+      <w:r>
+        <w:t xml:space="preserve">SQLAlchemy (2.0), Alembic (1.20)</w:t>
+      </w:r>
+    </w:p>
+    <w:p>
+      <w:pPr>
+        <w:numPr>
+          <w:ilvl w:val="2"/>
+          <w:numId w:val="3"/>
+        </w:numPr>
+        <w:spacing w:line="360" w:lineRule="auto"/>
+        <w:jc w:val="both"/>
+      </w:pPr>
+      <w:r>
+        <w:t xml:space="preserve">PostgreSQL (15)</w:t>
+      </w:r>
+    </w:p>
+    <w:p>
+      <w:pPr>
+        <w:numPr>
+          <w:ilvl w:val="2"/>
+          <w:numId w:val="3"/>
+        </w:numPr>
+        <w:spacing w:line="360" w:lineRule="auto"/>
+        <w:jc w:val="both"/>
+      </w:pPr>
+      <w:r>
+        <w:t xml:space="preserve">Redis (8)</w:t>
+      </w:r>
+    </w:p>
+    <w:p>
+      <w:pPr>
+        <w:numPr>
+          <w:ilvl w:val="2"/>
+          <w:numId w:val="3"/>
+        </w:numPr>
+        <w:spacing w:line="360" w:lineRule="auto"/>
+        <w:jc w:val="both"/>
+      </w:pPr>
+      <w:r>
+        <w:t xml:space="preserve">MinIO (образ minio/minio:latest)</w:t>
       </w:r>
     </w:p>
     <w:p>
       <w:pPr>
         <w:keepNext/>
-        <w:spacing w:before="120" w:line="360" w:lineRule="auto"/>
-        <w:ind w:firstLine="709"/>
-        <w:jc w:val="both"/>
-      </w:pPr>
-      <w:r>
-        <w:rPr>
-          <w:b/>
-          <w:bCs/>
-        </w:rPr>
-        <w:t>5.2. Клиент</w:t>
-      </w:r>
-    </w:p>
-    <w:p>
-      <w:pPr>
-        <w:pStyle w:val="a4"/>
-        <w:numPr>
-          <w:ilvl w:val="0"/>
-          <w:numId w:val="2"/>
-        </w:numPr>
-        <w:spacing w:line="360" w:lineRule="auto"/>
-        <w:jc w:val="both"/>
-      </w:pPr>
-      <w:r>
-        <w:t>Персональный компьютер или смартфон с современным браузером</w:t>
-      </w:r>
-    </w:p>
-    <w:p>
-      <w:pPr>
-        <w:pStyle w:val="a4"/>
-        <w:numPr>
-          <w:ilvl w:val="0"/>
-          <w:numId w:val="2"/>
-        </w:numPr>
-        <w:spacing w:line="360" w:lineRule="auto"/>
-        <w:jc w:val="both"/>
-      </w:pPr>
-      <w:r>
-        <w:t>Оперативная память 2 ГБ</w:t>
-      </w:r>
-    </w:p>
-    <w:p>
-      <w:pPr>
-        <w:pStyle w:val="a4"/>
-        <w:numPr>
-          <w:ilvl w:val="0"/>
-          <w:numId w:val="2"/>
-        </w:numPr>
-        <w:spacing w:line="360" w:lineRule="auto"/>
-        <w:jc w:val="both"/>
-      </w:pPr>
-      <w:r>
-        <w:t>Ширина экрана от 360 пикселей</w:t>
-      </w:r>
-    </w:p>
-    <w:p>
-      <w:pPr>
-        <w:keepNext/>
-        <w:spacing w:before="120" w:line="360" w:lineRule="auto"/>
-        <w:ind w:firstLine="709"/>
-        <w:jc w:val="both"/>
-      </w:pPr>
-      <w:r>
-        <w:rPr>
-          <w:b/>
-          <w:bCs/>
-        </w:rPr>
-        <w:t>6. Требования к информационной и программной совместимости</w:t>
-      </w:r>
-    </w:p>
-    <w:p>
-      <w:pPr>
-        <w:keepNext/>
-        <w:spacing w:before="120" w:line="360" w:lineRule="auto"/>
-        <w:ind w:firstLine="709"/>
-        <w:jc w:val="both"/>
-      </w:pPr>
-      <w:r>
-        <w:rPr>
-          <w:b/>
-          <w:bCs/>
-        </w:rPr>
-        <w:t>6.1. Серверная часть</w:t>
-      </w:r>
-    </w:p>
-    <w:p>
-      <w:pPr>
-        <w:pStyle w:val="a4"/>
-        <w:numPr>
-          <w:ilvl w:val="0"/>
-          <w:numId w:val="2"/>
-        </w:numPr>
-        <w:spacing w:line="360" w:lineRule="auto"/>
-        <w:jc w:val="both"/>
-      </w:pPr>
-      <w:r>
-        <w:t xml:space="preserve">ОС Windows 11 с </w:t>
-      </w:r>
-      <w:proofErr w:type="spellStart"/>
-      <w:r>
-        <w:t>Docker</w:t>
-      </w:r>
-      <w:proofErr w:type="spellEnd"/>
-      <w:r>
-        <w:t xml:space="preserve"> Desktop</w:t>
-      </w:r>
-    </w:p>
-    <w:p>
-      <w:pPr>
-        <w:pStyle w:val="a4"/>
-        <w:numPr>
-          <w:ilvl w:val="0"/>
-          <w:numId w:val="2"/>
-        </w:numPr>
-        <w:spacing w:line="360" w:lineRule="auto"/>
-        <w:jc w:val="both"/>
-      </w:pPr>
-      <w:r>
-        <w:t>Python (3.14)</w:t>
-      </w:r>
-    </w:p>
-    <w:p>
-      <w:pPr>
-        <w:pStyle w:val="a4"/>
-        <w:numPr>
-          <w:ilvl w:val="0"/>
-          <w:numId w:val="2"/>
-        </w:numPr>
-        <w:spacing w:line="360" w:lineRule="auto"/>
-        <w:jc w:val="both"/>
-      </w:pPr>
-      <w:proofErr w:type="spellStart"/>
-      <w:r>
-        <w:t>FastAPI</w:t>
-      </w:r>
-      <w:proofErr w:type="spellEnd"/>
-      <w:r>
-        <w:t xml:space="preserve"> (0.141), </w:t>
-      </w:r>
-      <w:proofErr w:type="spellStart"/>
-      <w:r>
-        <w:t>Uvicorn</w:t>
-      </w:r>
-      <w:proofErr w:type="spellEnd"/>
-      <w:r>
-        <w:t xml:space="preserve"> (0.52), </w:t>
-      </w:r>
-      <w:proofErr w:type="spellStart"/>
-      <w:r>
-        <w:t>Pydantic</w:t>
-      </w:r>
-      <w:proofErr w:type="spellEnd"/>
-      <w:r>
-        <w:t xml:space="preserve"> (2.13)</w:t>
-      </w:r>
-    </w:p>
-    <w:p>
-      <w:pPr>
-        <w:pStyle w:val="a4"/>
-        <w:numPr>
-          <w:ilvl w:val="0"/>
-          <w:numId w:val="2"/>
-        </w:numPr>
-        <w:spacing w:line="360" w:lineRule="auto"/>
-        <w:jc w:val="both"/>
-      </w:pPr>
-      <w:proofErr w:type="spellStart"/>
-      <w:r>
-        <w:t>SQLAlchemy</w:t>
-      </w:r>
-      <w:proofErr w:type="spellEnd"/>
-      <w:r>
-        <w:t xml:space="preserve"> (2.0) с драйвером </w:t>
-      </w:r>
-      <w:proofErr w:type="spellStart"/>
-      <w:r>
-        <w:t>asyncpg</w:t>
-      </w:r>
-      <w:proofErr w:type="spellEnd"/>
-      <w:r>
-        <w:t xml:space="preserve"> (0.31), </w:t>
-      </w:r>
-      <w:proofErr w:type="spellStart"/>
-      <w:r>
-        <w:t>Alembic</w:t>
-      </w:r>
-      <w:proofErr w:type="spellEnd"/>
-      <w:r>
-        <w:t xml:space="preserve"> (1.20)</w:t>
-      </w:r>
-    </w:p>
-    <w:p>
-      <w:pPr>
-        <w:pStyle w:val="a4"/>
-        <w:numPr>
-          <w:ilvl w:val="0"/>
-          <w:numId w:val="2"/>
-        </w:numPr>
-        <w:spacing w:line="360" w:lineRule="auto"/>
-        <w:jc w:val="both"/>
-      </w:pPr>
-      <w:proofErr w:type="spellStart"/>
-      <w:r>
-        <w:t>PostgreSQL</w:t>
-      </w:r>
-      <w:proofErr w:type="spellEnd"/>
-      <w:r>
-        <w:t xml:space="preserve"> (15)</w:t>
-      </w:r>
-    </w:p>
-    <w:p>
-      <w:pPr>
-        <w:pStyle w:val="a4"/>
-        <w:numPr>
-          <w:ilvl w:val="0"/>
-          <w:numId w:val="2"/>
-        </w:numPr>
-        <w:spacing w:line="360" w:lineRule="auto"/>
-        <w:jc w:val="both"/>
-      </w:pPr>
-      <w:proofErr w:type="spellStart"/>
-      <w:r>
-        <w:t>Redis</w:t>
-      </w:r>
-      <w:proofErr w:type="spellEnd"/>
-      <w:r>
-        <w:t xml:space="preserve"> (8), клиентская библиотека </w:t>
-      </w:r>
-      <w:proofErr w:type="spellStart"/>
-      <w:r>
-        <w:t>redis-py</w:t>
-      </w:r>
-      <w:proofErr w:type="spellEnd"/>
-      <w:r>
-        <w:t xml:space="preserve"> (6.3)</w:t>
-      </w:r>
-    </w:p>
-    <w:p>
-      <w:pPr>
-        <w:pStyle w:val="a4"/>
-        <w:numPr>
-          <w:ilvl w:val="0"/>
-          <w:numId w:val="2"/>
-        </w:numPr>
-        <w:spacing w:line="360" w:lineRule="auto"/>
-        <w:jc w:val="both"/>
-      </w:pPr>
-      <w:proofErr w:type="spellStart"/>
-      <w:r>
-        <w:t>MinIO</w:t>
-      </w:r>
-      <w:proofErr w:type="spellEnd"/>
-      <w:r>
-        <w:t xml:space="preserve"> (образ </w:t>
-      </w:r>
-      <w:proofErr w:type="spellStart"/>
-      <w:r>
-        <w:t>minio</w:t>
-      </w:r>
-      <w:proofErr w:type="spellEnd"/>
-      <w:r>
-        <w:t>/</w:t>
-      </w:r>
-      <w:proofErr w:type="spellStart"/>
-      <w:r>
-        <w:t>minio</w:t>
-      </w:r>
-      <w:proofErr w:type="spellEnd"/>
-      <w:r>
-        <w:t xml:space="preserve">), клиентская библиотека </w:t>
-      </w:r>
-      <w:proofErr w:type="spellStart"/>
-      <w:r>
-        <w:t>minio</w:t>
-      </w:r>
-      <w:proofErr w:type="spellEnd"/>
-      <w:r>
-        <w:t xml:space="preserve"> (7.2)</w:t>
-      </w:r>
-    </w:p>
-    <w:p>
-      <w:pPr>
-        <w:keepNext/>
-        <w:spacing w:before="120" w:line="360" w:lineRule="auto"/>
-        <w:ind w:firstLine="709"/>
-        <w:jc w:val="both"/>
-      </w:pPr>
-      <w:r>
-        <w:rPr>
-          <w:b/>
-          <w:bCs/>
-        </w:rPr>
-        <w:t>6.2. Клиентская часть</w:t>
-      </w:r>
-    </w:p>
-    <w:p>
-      <w:pPr>
-        <w:pStyle w:val="a4"/>
-        <w:numPr>
-          <w:ilvl w:val="0"/>
-          <w:numId w:val="2"/>
-        </w:numPr>
-        <w:spacing w:line="360" w:lineRule="auto"/>
-        <w:jc w:val="both"/>
-      </w:pPr>
-      <w:r>
-        <w:t xml:space="preserve">Браузер: </w:t>
-      </w:r>
-      <w:proofErr w:type="spellStart"/>
-      <w:r>
-        <w:t>Chrome</w:t>
-      </w:r>
-      <w:proofErr w:type="spellEnd"/>
-      <w:r>
-        <w:t>, Edge, Firefox, Safari или Яндекс Браузер актуальной версии</w:t>
-      </w:r>
-    </w:p>
-    <w:p>
-      <w:pPr>
-        <w:pStyle w:val="a4"/>
-        <w:numPr>
-          <w:ilvl w:val="0"/>
-          <w:numId w:val="2"/>
-        </w:numPr>
-        <w:spacing w:line="360" w:lineRule="auto"/>
-        <w:jc w:val="both"/>
-      </w:pPr>
-      <w:r>
-        <w:t>Node.js (22 LTS) для сборки веб-приложения</w:t>
-      </w:r>
-    </w:p>
-    <w:p>
-      <w:pPr>
-        <w:pStyle w:val="a4"/>
-        <w:numPr>
-          <w:ilvl w:val="0"/>
-          <w:numId w:val="2"/>
-        </w:numPr>
-        <w:spacing w:line="360" w:lineRule="auto"/>
-        <w:jc w:val="both"/>
-        <w:rPr>
-          <w:lang w:val="en-US"/>
-        </w:rPr>
-      </w:pPr>
-      <w:r>
-        <w:rPr>
-          <w:lang w:val="en-US"/>
-        </w:rPr>
-        <w:t>React (19), TypeScript (5), Redux Toolkit (2), Axios (1), React-Bootstrap (2)</w:t>
-      </w:r>
-    </w:p>
-    <w:p>
-      <w:pPr>
-        <w:pStyle w:val="a4"/>
-        <w:numPr>
-          <w:ilvl w:val="0"/>
-          <w:numId w:val="2"/>
-        </w:numPr>
-        <w:spacing w:line="360" w:lineRule="auto"/>
-        <w:jc w:val="both"/>
-      </w:pPr>
-      <w:proofErr w:type="spellStart"/>
-      <w:r>
-        <w:t>Tauri</w:t>
-      </w:r>
-      <w:proofErr w:type="spellEnd"/>
-      <w:r>
-        <w:t xml:space="preserve"> (2) для нативного приложения</w:t>
+        <w:numPr>
+          <w:ilvl w:val="1"/>
+          <w:numId w:val="3"/>
+        </w:numPr>
+        <w:spacing w:line="360" w:lineRule="auto"/>
+        <w:jc w:val="both"/>
+      </w:pPr>
+      <w:r>
+        <w:t xml:space="preserve">Клиентская часть</w:t>
+      </w:r>
+    </w:p>
+    <w:p>
+      <w:pPr>
+        <w:numPr>
+          <w:ilvl w:val="2"/>
+          <w:numId w:val="3"/>
+        </w:numPr>
+        <w:spacing w:line="360" w:lineRule="auto"/>
+        <w:jc w:val="both"/>
+      </w:pPr>
+      <w:r>
+        <w:t xml:space="preserve">Браузер (Chrome 155.0.8059.86, Edge 156.0.4314.50)</w:t>
       </w:r>
     </w:p>
     <w:p>
@@ -3495,7 +3617,7 @@
         <w:sectPr>
           <w:footerReference w:type="default" r:id="rId12"/>
           <w:pgSz w:w="11906" w:h="16838"/>
-          <w:pgMar w:top="1134" w:right="850" w:bottom="1134" w:left="1701" w:header="708" w:footer="708" w:gutter="0"/>
+          <w:pgMar w:top="1134" w:right="567" w:bottom="1134" w:left="1701" w:header="708" w:footer="708" w:gutter="0"/>
           <w:cols w:space="720"/>
           <w:docGrid w:linePitch="360"/>
         </w:sectPr>
@@ -7786,6 +7908,94 @@
       <w:lvlJc w:val="left"/>
     </w:lvl>
   </w:abstractNum>
+  <w:abstractNum w:abstractNumId="2">
+    <w:multiLevelType w:val="multilevel"/>
+    <w:lvl w:ilvl="0">
+      <w:start w:val="1"/>
+      <w:numFmt w:val="decimal"/>
+      <w:lvlText w:val="%1."/>
+      <w:lvlJc w:val="left"/>
+      <w:pPr>
+        <w:tabs>
+          <w:tab w:val="num" w:pos="709"/>
+        </w:tabs>
+        <w:ind w:left="709" w:hanging="709"/>
+      </w:pPr>
+      <w:rPr>
+        <w:b/>
+        <w:bCs/>
+      </w:rPr>
+    </w:lvl>
+    <w:lvl w:ilvl="1">
+      <w:start w:val="1"/>
+      <w:numFmt w:val="decimal"/>
+      <w:lvlText w:val="%1.%2."/>
+      <w:lvlJc w:val="left"/>
+      <w:pPr>
+        <w:tabs>
+          <w:tab w:val="num" w:pos="851"/>
+        </w:tabs>
+        <w:ind w:left="851" w:hanging="851"/>
+      </w:pPr>
+      <w:rPr/>
+    </w:lvl>
+    <w:lvl w:ilvl="2">
+      <w:start w:val="1"/>
+      <w:numFmt w:val="decimal"/>
+      <w:lvlText w:val="%1.%2.%3."/>
+      <w:lvlJc w:val="left"/>
+      <w:pPr>
+        <w:tabs>
+          <w:tab w:val="num" w:pos="1418"/>
+        </w:tabs>
+        <w:ind w:left="1418" w:hanging="1077"/>
+      </w:pPr>
+      <w:rPr/>
+    </w:lvl>
+    <w:lvl w:ilvl="3">
+      <w:start w:val="1"/>
+      <w:numFmt w:val="decimal"/>
+      <w:lvlText w:val="%1.%2.%3.%4."/>
+      <w:lvlJc w:val="left"/>
+      <w:pPr>
+        <w:tabs>
+          <w:tab w:val="num" w:pos="2268"/>
+        </w:tabs>
+        <w:ind w:left="2268" w:hanging="1418"/>
+      </w:pPr>
+      <w:rPr/>
+    </w:lvl>
+    <w:lvl w:ilvl="4">
+      <w:start w:val="1"/>
+      <w:numFmt w:val="decimal"/>
+      <w:lvlText w:val=""/>
+      <w:lvlJc w:val="left"/>
+    </w:lvl>
+    <w:lvl w:ilvl="5">
+      <w:start w:val="1"/>
+      <w:numFmt w:val="decimal"/>
+      <w:lvlText w:val=""/>
+      <w:lvlJc w:val="left"/>
+    </w:lvl>
+    <w:lvl w:ilvl="6">
+      <w:start w:val="1"/>
+      <w:numFmt w:val="decimal"/>
+      <w:lvlText w:val=""/>
+      <w:lvlJc w:val="left"/>
+    </w:lvl>
+    <w:lvl w:ilvl="7">
+      <w:start w:val="1"/>
+      <w:numFmt w:val="decimal"/>
+      <w:lvlText w:val=""/>
+      <w:lvlJc w:val="left"/>
+    </w:lvl>
+    <w:lvl w:ilvl="8">
+      <w:start w:val="1"/>
+      <w:numFmt w:val="decimal"/>
+      <w:lvlText w:val=""/>
+      <w:lvlJc w:val="left"/>
+    </w:lvl>
+  </w:abstractNum>
   <w:num w:numId="1" w16cid:durableId="1424643028">
     <w:abstractNumId w:val="0"/>
     <w:lvlOverride w:ilvl="0">
@@ -7797,6 +8007,9 @@
     <w:lvlOverride w:ilvl="0">
       <w:startOverride w:val="1"/>
     </w:lvlOverride>
+  </w:num>
+  <w:num w:numId="3">
+    <w:abstractNumId w:val="2"/>
   </w:num>
 </w:numbering>
 </file>

--- a/РПЗ Гаранин ИУ5-52Б.docx
+++ b/РПЗ Гаранин ИУ5-52Б.docx
@@ -1168,6 +1168,1233 @@
     </w:p>
     <w:p>
       <w:pPr>
+        <w:keepNext/>
+        <w:pageBreakBefore/>
+        <w:spacing w:after="120" w:line="300" w:lineRule="auto"/>
+        <w:jc w:val="center"/>
+      </w:pPr>
+      <w:r>
+        <w:rPr>
+          <w:b/>
+          <w:bCs/>
+        </w:rPr>
+        <w:t>РАСЧЁТ АППАРАТНЫХ ТРЕБОВАНИЙ</w:t>
+      </w:r>
+    </w:p>
+    <w:p>
+      <w:pPr>
+        <w:spacing w:after="0" w:line="300" w:lineRule="auto"/>
+        <w:ind w:firstLine="709"/>
+        <w:jc w:val="both"/>
+      </w:pPr>
+      <w:r>
+        <w:t xml:space="preserve">С системой работают 100 сборщиков ПК (создателей) и 2000 гостей. Сборщик за рабочий день публикует 2 компонента, гость просматривает в ленте 60 компонентов. Рабочее время пользователей – 8 ч (28 800 с). Для публикации одного компонента по диаграмме последовательности (рисунок 3) выполняется 8 запросов к веб-сервису и 2 запроса к MinIO за фото и видео, для просмотра компонента в ленте – 3 запроса (лента, фото, видео). Число запросов в сутки определяется по формуле 1.</w:t>
+      </w:r>
+    </w:p>
+    <w:p>
+      <w:pPr>
+        <w:tabs>
+          <w:tab w:val="center" w:pos="4678"/>
+          <w:tab w:val="right" w:pos="9355"/>
+        </w:tabs>
+        <w:spacing w:before="40" w:after="40" w:line="240" w:lineRule="auto"/>
+      </w:pPr>
+      <w:r>
+        <w:tab/>
+      </w:r>
+      <m:oMath>
+        <m:sSub>
+          <m:e>
+            <m:r>
+              <w:rPr>
+                <w:rFonts w:ascii="Cambria Math" w:hAnsi="Cambria Math"/>
+              </w:rPr>
+              <m:t xml:space="preserve">N</m:t>
+            </m:r>
+          </m:e>
+          <m:sub>
+            <m:r>
+              <m:rPr>
+                <m:sty m:val="p"/>
+              </m:rPr>
+              <w:rPr>
+                <w:rFonts w:ascii="Cambria Math" w:hAnsi="Cambria Math"/>
+              </w:rPr>
+              <m:t xml:space="preserve">сут</m:t>
+            </m:r>
+          </m:sub>
+        </m:sSub>
+        <m:r>
+          <m:rPr>
+            <m:sty m:val="p"/>
+          </m:rPr>
+          <w:rPr>
+            <w:rFonts w:ascii="Cambria Math" w:hAnsi="Cambria Math"/>
+          </w:rPr>
+          <m:t xml:space="preserve"> = 100 × 2 × 10 + 2000 × 60 × 3 = 362 000 запросов/сутки</m:t>
+        </m:r>
+      </m:oMath>
+      <w:r>
+        <w:tab/>
+        <w:t>(1)</w:t>
+      </w:r>
+    </w:p>
+    <w:p>
+      <w:pPr>
+        <w:spacing w:after="0" w:line="300" w:lineRule="auto"/>
+        <w:ind w:firstLine="709"/>
+        <w:jc w:val="both"/>
+      </w:pPr>
+      <w:r>
+        <w:t xml:space="preserve">Пиковая нагрузка с коэффициентом неравномерности k</w:t>
+      </w:r>
+      <w:r>
+        <w:rPr>
+          <w:vertAlign w:val="subscript"/>
+        </w:rPr>
+        <w:t xml:space="preserve">пик</w:t>
+      </w:r>
+      <w:r>
+        <w:t xml:space="preserve"> = 3 вычисляется по формуле 2.</w:t>
+      </w:r>
+    </w:p>
+    <w:p>
+      <w:pPr>
+        <w:tabs>
+          <w:tab w:val="center" w:pos="4678"/>
+          <w:tab w:val="right" w:pos="9355"/>
+        </w:tabs>
+        <w:spacing w:before="40" w:after="40" w:line="240" w:lineRule="auto"/>
+      </w:pPr>
+      <w:r>
+        <w:tab/>
+      </w:r>
+      <m:oMath>
+        <m:r>
+          <w:rPr>
+            <w:rFonts w:ascii="Cambria Math" w:hAnsi="Cambria Math"/>
+          </w:rPr>
+          <m:t xml:space="preserve">RPS</m:t>
+        </m:r>
+        <m:r>
+          <m:rPr>
+            <m:sty m:val="p"/>
+          </m:rPr>
+          <w:rPr>
+            <w:rFonts w:ascii="Cambria Math" w:hAnsi="Cambria Math"/>
+          </w:rPr>
+          <m:t xml:space="preserve"> = </m:t>
+        </m:r>
+        <m:f>
+          <m:num>
+            <m:sSub>
+              <m:e>
+                <m:r>
+                  <w:rPr>
+                    <w:rFonts w:ascii="Cambria Math" w:hAnsi="Cambria Math"/>
+                  </w:rPr>
+                  <m:t xml:space="preserve">N</m:t>
+                </m:r>
+              </m:e>
+              <m:sub>
+                <m:r>
+                  <m:rPr>
+                    <m:sty m:val="p"/>
+                  </m:rPr>
+                  <w:rPr>
+                    <w:rFonts w:ascii="Cambria Math" w:hAnsi="Cambria Math"/>
+                  </w:rPr>
+                  <m:t xml:space="preserve">сут</m:t>
+                </m:r>
+              </m:sub>
+            </m:sSub>
+          </m:num>
+          <m:den>
+            <m:r>
+              <m:rPr>
+                <m:sty m:val="p"/>
+              </m:rPr>
+              <w:rPr>
+                <w:rFonts w:ascii="Cambria Math" w:hAnsi="Cambria Math"/>
+              </w:rPr>
+              <m:t xml:space="preserve">28800</m:t>
+            </m:r>
+          </m:den>
+        </m:f>
+        <m:r>
+          <m:rPr>
+            <m:sty m:val="p"/>
+          </m:rPr>
+          <w:rPr>
+            <w:rFonts w:ascii="Cambria Math" w:hAnsi="Cambria Math"/>
+          </w:rPr>
+          <m:t xml:space="preserve"> × </m:t>
+        </m:r>
+        <m:sSub>
+          <m:e>
+            <m:r>
+              <w:rPr>
+                <w:rFonts w:ascii="Cambria Math" w:hAnsi="Cambria Math"/>
+              </w:rPr>
+              <m:t xml:space="preserve">k</m:t>
+            </m:r>
+          </m:e>
+          <m:sub>
+            <m:r>
+              <m:rPr>
+                <m:sty m:val="p"/>
+              </m:rPr>
+              <w:rPr>
+                <w:rFonts w:ascii="Cambria Math" w:hAnsi="Cambria Math"/>
+              </w:rPr>
+              <m:t xml:space="preserve">пик</m:t>
+            </m:r>
+          </m:sub>
+        </m:sSub>
+        <m:r>
+          <m:rPr>
+            <m:sty m:val="p"/>
+          </m:rPr>
+          <w:rPr>
+            <w:rFonts w:ascii="Cambria Math" w:hAnsi="Cambria Math"/>
+          </w:rPr>
+          <m:t xml:space="preserve"> = </m:t>
+        </m:r>
+        <m:f>
+          <m:num>
+            <m:r>
+              <m:rPr>
+                <m:sty m:val="p"/>
+              </m:rPr>
+              <w:rPr>
+                <w:rFonts w:ascii="Cambria Math" w:hAnsi="Cambria Math"/>
+              </w:rPr>
+              <m:t xml:space="preserve">362000</m:t>
+            </m:r>
+          </m:num>
+          <m:den>
+            <m:r>
+              <m:rPr>
+                <m:sty m:val="p"/>
+              </m:rPr>
+              <w:rPr>
+                <w:rFonts w:ascii="Cambria Math" w:hAnsi="Cambria Math"/>
+              </w:rPr>
+              <m:t xml:space="preserve">28800</m:t>
+            </m:r>
+          </m:den>
+        </m:f>
+        <m:r>
+          <m:rPr>
+            <m:sty m:val="p"/>
+          </m:rPr>
+          <w:rPr>
+            <w:rFonts w:ascii="Cambria Math" w:hAnsi="Cambria Math"/>
+          </w:rPr>
+          <m:t xml:space="preserve"> × 3 ≈ 37,7 запросов/с</m:t>
+        </m:r>
+      </m:oMath>
+      <w:r>
+        <w:tab/>
+        <w:t>(2)</w:t>
+      </w:r>
+    </w:p>
+    <w:p>
+      <w:pPr>
+        <w:spacing w:after="0" w:line="300" w:lineRule="auto"/>
+        <w:ind w:firstLine="709"/>
+        <w:jc w:val="both"/>
+      </w:pPr>
+      <w:r>
+        <w:t xml:space="preserve">Одно ядро обрабатывает RPS</w:t>
+      </w:r>
+      <w:r>
+        <w:rPr>
+          <w:vertAlign w:val="subscript"/>
+        </w:rPr>
+        <w:t xml:space="preserve">ядро</w:t>
+      </w:r>
+      <w:r>
+        <w:t xml:space="preserve"> = 50 запросов/с (запрос к PostgreSQL и отдача файлов из MinIO), коэффициент запаса k</w:t>
+      </w:r>
+      <w:r>
+        <w:rPr>
+          <w:vertAlign w:val="subscript"/>
+        </w:rPr>
+        <w:t xml:space="preserve">зап</w:t>
+      </w:r>
+      <w:r>
+        <w:t xml:space="preserve"> = 1,5. Число ядер и объём оперативной памяти (4 ГБ на ядро) вычисляются по формулам 3 и 4.</w:t>
+      </w:r>
+    </w:p>
+    <w:p>
+      <w:pPr>
+        <w:tabs>
+          <w:tab w:val="center" w:pos="4678"/>
+          <w:tab w:val="right" w:pos="9355"/>
+        </w:tabs>
+        <w:spacing w:before="40" w:after="40" w:line="240" w:lineRule="auto"/>
+      </w:pPr>
+      <w:r>
+        <w:tab/>
+      </w:r>
+      <m:oMath>
+        <m:sSub>
+          <m:e>
+            <m:r>
+              <w:rPr>
+                <w:rFonts w:ascii="Cambria Math" w:hAnsi="Cambria Math"/>
+              </w:rPr>
+              <m:t xml:space="preserve">N</m:t>
+            </m:r>
+          </m:e>
+          <m:sub>
+            <m:r>
+              <m:rPr>
+                <m:sty m:val="p"/>
+              </m:rPr>
+              <w:rPr>
+                <w:rFonts w:ascii="Cambria Math" w:hAnsi="Cambria Math"/>
+              </w:rPr>
+              <m:t xml:space="preserve">ядер</m:t>
+            </m:r>
+          </m:sub>
+        </m:sSub>
+        <m:r>
+          <m:rPr>
+            <m:sty m:val="p"/>
+          </m:rPr>
+          <w:rPr>
+            <w:rFonts w:ascii="Cambria Math" w:hAnsi="Cambria Math"/>
+          </w:rPr>
+          <m:t xml:space="preserve"> = </m:t>
+        </m:r>
+        <m:f>
+          <m:num>
+            <m:r>
+              <w:rPr>
+                <w:rFonts w:ascii="Cambria Math" w:hAnsi="Cambria Math"/>
+              </w:rPr>
+              <m:t xml:space="preserve">RPS</m:t>
+            </m:r>
+          </m:num>
+          <m:den>
+            <m:sSub>
+              <m:e>
+                <m:r>
+                  <w:rPr>
+                    <w:rFonts w:ascii="Cambria Math" w:hAnsi="Cambria Math"/>
+                  </w:rPr>
+                  <m:t xml:space="preserve">RPS</m:t>
+                </m:r>
+              </m:e>
+              <m:sub>
+                <m:r>
+                  <m:rPr>
+                    <m:sty m:val="p"/>
+                  </m:rPr>
+                  <w:rPr>
+                    <w:rFonts w:ascii="Cambria Math" w:hAnsi="Cambria Math"/>
+                  </w:rPr>
+                  <m:t xml:space="preserve">ядро</m:t>
+                </m:r>
+              </m:sub>
+            </m:sSub>
+          </m:den>
+        </m:f>
+        <m:r>
+          <m:rPr>
+            <m:sty m:val="p"/>
+          </m:rPr>
+          <w:rPr>
+            <w:rFonts w:ascii="Cambria Math" w:hAnsi="Cambria Math"/>
+          </w:rPr>
+          <m:t xml:space="preserve"> × </m:t>
+        </m:r>
+        <m:sSub>
+          <m:e>
+            <m:r>
+              <w:rPr>
+                <w:rFonts w:ascii="Cambria Math" w:hAnsi="Cambria Math"/>
+              </w:rPr>
+              <m:t xml:space="preserve">k</m:t>
+            </m:r>
+          </m:e>
+          <m:sub>
+            <m:r>
+              <m:rPr>
+                <m:sty m:val="p"/>
+              </m:rPr>
+              <w:rPr>
+                <w:rFonts w:ascii="Cambria Math" w:hAnsi="Cambria Math"/>
+              </w:rPr>
+              <m:t xml:space="preserve">зап</m:t>
+            </m:r>
+          </m:sub>
+        </m:sSub>
+        <m:r>
+          <m:rPr>
+            <m:sty m:val="p"/>
+          </m:rPr>
+          <w:rPr>
+            <w:rFonts w:ascii="Cambria Math" w:hAnsi="Cambria Math"/>
+          </w:rPr>
+          <m:t xml:space="preserve"> = </m:t>
+        </m:r>
+        <m:f>
+          <m:num>
+            <m:r>
+              <m:rPr>
+                <m:sty m:val="p"/>
+              </m:rPr>
+              <w:rPr>
+                <w:rFonts w:ascii="Cambria Math" w:hAnsi="Cambria Math"/>
+              </w:rPr>
+              <m:t xml:space="preserve">37,7</m:t>
+            </m:r>
+          </m:num>
+          <m:den>
+            <m:r>
+              <m:rPr>
+                <m:sty m:val="p"/>
+              </m:rPr>
+              <w:rPr>
+                <w:rFonts w:ascii="Cambria Math" w:hAnsi="Cambria Math"/>
+              </w:rPr>
+              <m:t xml:space="preserve">50</m:t>
+            </m:r>
+          </m:den>
+        </m:f>
+        <m:r>
+          <m:rPr>
+            <m:sty m:val="p"/>
+          </m:rPr>
+          <w:rPr>
+            <w:rFonts w:ascii="Cambria Math" w:hAnsi="Cambria Math"/>
+          </w:rPr>
+          <m:t xml:space="preserve"> × 1,5 ≈ 1,13 → 2 ядра</m:t>
+        </m:r>
+      </m:oMath>
+      <w:r>
+        <w:tab/>
+        <w:t>(3)</w:t>
+      </w:r>
+    </w:p>
+    <w:p>
+      <w:pPr>
+        <w:tabs>
+          <w:tab w:val="center" w:pos="4678"/>
+          <w:tab w:val="right" w:pos="9355"/>
+        </w:tabs>
+        <w:spacing w:before="40" w:after="40" w:line="240" w:lineRule="auto"/>
+      </w:pPr>
+      <w:r>
+        <w:tab/>
+      </w:r>
+      <m:oMath>
+        <m:r>
+          <w:rPr>
+            <w:rFonts w:ascii="Cambria Math" w:hAnsi="Cambria Math"/>
+          </w:rPr>
+          <m:t xml:space="preserve">RAM</m:t>
+        </m:r>
+        <m:r>
+          <m:rPr>
+            <m:sty m:val="p"/>
+          </m:rPr>
+          <w:rPr>
+            <w:rFonts w:ascii="Cambria Math" w:hAnsi="Cambria Math"/>
+          </w:rPr>
+          <m:t xml:space="preserve"> = 4 × </m:t>
+        </m:r>
+        <m:sSub>
+          <m:e>
+            <m:r>
+              <w:rPr>
+                <w:rFonts w:ascii="Cambria Math" w:hAnsi="Cambria Math"/>
+              </w:rPr>
+              <m:t xml:space="preserve">N</m:t>
+            </m:r>
+          </m:e>
+          <m:sub>
+            <m:r>
+              <m:rPr>
+                <m:sty m:val="p"/>
+              </m:rPr>
+              <w:rPr>
+                <w:rFonts w:ascii="Cambria Math" w:hAnsi="Cambria Math"/>
+              </w:rPr>
+              <m:t xml:space="preserve">ядер</m:t>
+            </m:r>
+          </m:sub>
+        </m:sSub>
+        <m:r>
+          <m:rPr>
+            <m:sty m:val="p"/>
+          </m:rPr>
+          <w:rPr>
+            <w:rFonts w:ascii="Cambria Math" w:hAnsi="Cambria Math"/>
+          </w:rPr>
+          <m:t xml:space="preserve"> = 4 × 2 = 8 ГБ</m:t>
+        </m:r>
+      </m:oMath>
+      <w:r>
+        <w:tab/>
+        <w:t>(4)</w:t>
+      </w:r>
+    </w:p>
+    <w:p>
+      <w:pPr>
+        <w:spacing w:after="0" w:line="300" w:lineRule="auto"/>
+        <w:ind w:firstLine="709"/>
+        <w:jc w:val="both"/>
+      </w:pPr>
+      <w:r>
+        <w:t xml:space="preserve">В записи таблицы power_components поля id, power_watt, weight_gram, creator_id занимают по 4 байта, created_at и formed_at – по 8 байт, title – 200 байт (100 символов по 2 байта в UTF-8), description – 1000 байт, status – 20 байт, image_url и video_url – по 255 байт (формула 5). Запись power_component_likes – 3 поля по 4 байта, на компонент в среднем 20 лайков (формула 6). В MinIO на компонент приходятся фото в среднем 0,3 МБ и видео 3 МБ (формула 7).</w:t>
+      </w:r>
+    </w:p>
+    <w:p>
+      <w:pPr>
+        <w:tabs>
+          <w:tab w:val="center" w:pos="4678"/>
+          <w:tab w:val="right" w:pos="9355"/>
+        </w:tabs>
+        <w:spacing w:before="40" w:after="40" w:line="240" w:lineRule="auto"/>
+      </w:pPr>
+      <w:r>
+        <w:tab/>
+      </w:r>
+      <m:oMath>
+        <m:sSub>
+          <m:e>
+            <m:r>
+              <w:rPr>
+                <w:rFonts w:ascii="Cambria Math" w:hAnsi="Cambria Math"/>
+              </w:rPr>
+              <m:t xml:space="preserve">S</m:t>
+            </m:r>
+          </m:e>
+          <m:sub>
+            <m:r>
+              <m:rPr>
+                <m:sty m:val="p"/>
+              </m:rPr>
+              <w:rPr>
+                <w:rFonts w:ascii="Cambria Math" w:hAnsi="Cambria Math"/>
+              </w:rPr>
+              <m:t xml:space="preserve">pc</m:t>
+            </m:r>
+          </m:sub>
+        </m:sSub>
+        <m:r>
+          <m:rPr>
+            <m:sty m:val="p"/>
+          </m:rPr>
+          <w:rPr>
+            <w:rFonts w:ascii="Cambria Math" w:hAnsi="Cambria Math"/>
+          </w:rPr>
+          <m:t xml:space="preserve"> = 4 × 4 + 8 × 2 + 200 + 1000 + 20 + 255 × 2 = 1762 байта</m:t>
+        </m:r>
+      </m:oMath>
+      <w:r>
+        <w:tab/>
+        <w:t>(5)</w:t>
+      </w:r>
+    </w:p>
+    <w:p>
+      <w:pPr>
+        <w:tabs>
+          <w:tab w:val="center" w:pos="4678"/>
+          <w:tab w:val="right" w:pos="9355"/>
+        </w:tabs>
+        <w:spacing w:before="40" w:after="40" w:line="240" w:lineRule="auto"/>
+      </w:pPr>
+      <w:r>
+        <w:tab/>
+      </w:r>
+      <m:oMath>
+        <m:sSub>
+          <m:e>
+            <m:r>
+              <w:rPr>
+                <w:rFonts w:ascii="Cambria Math" w:hAnsi="Cambria Math"/>
+              </w:rPr>
+              <m:t xml:space="preserve">S</m:t>
+            </m:r>
+          </m:e>
+          <m:sub>
+            <m:r>
+              <m:rPr>
+                <m:sty m:val="p"/>
+              </m:rPr>
+              <w:rPr>
+                <w:rFonts w:ascii="Cambria Math" w:hAnsi="Cambria Math"/>
+              </w:rPr>
+              <m:t xml:space="preserve">like</m:t>
+            </m:r>
+          </m:sub>
+        </m:sSub>
+        <m:r>
+          <m:rPr>
+            <m:sty m:val="p"/>
+          </m:rPr>
+          <w:rPr>
+            <w:rFonts w:ascii="Cambria Math" w:hAnsi="Cambria Math"/>
+          </w:rPr>
+          <m:t xml:space="preserve"> = 20 × 3 × 4 = 240 байт</m:t>
+        </m:r>
+      </m:oMath>
+      <w:r>
+        <w:tab/>
+        <w:t>(6)</w:t>
+      </w:r>
+    </w:p>
+    <w:p>
+      <w:pPr>
+        <w:tabs>
+          <w:tab w:val="center" w:pos="4678"/>
+          <w:tab w:val="right" w:pos="9355"/>
+        </w:tabs>
+        <w:spacing w:before="40" w:after="40" w:line="240" w:lineRule="auto"/>
+      </w:pPr>
+      <w:r>
+        <w:tab/>
+      </w:r>
+      <m:oMath>
+        <m:sSub>
+          <m:e>
+            <m:r>
+              <w:rPr>
+                <w:rFonts w:ascii="Cambria Math" w:hAnsi="Cambria Math"/>
+              </w:rPr>
+              <m:t xml:space="preserve">S</m:t>
+            </m:r>
+          </m:e>
+          <m:sub>
+            <m:r>
+              <m:rPr>
+                <m:sty m:val="p"/>
+              </m:rPr>
+              <w:rPr>
+                <w:rFonts w:ascii="Cambria Math" w:hAnsi="Cambria Math"/>
+              </w:rPr>
+              <m:t xml:space="preserve">S3</m:t>
+            </m:r>
+          </m:sub>
+        </m:sSub>
+        <m:r>
+          <m:rPr>
+            <m:sty m:val="p"/>
+          </m:rPr>
+          <w:rPr>
+            <w:rFonts w:ascii="Cambria Math" w:hAnsi="Cambria Math"/>
+          </w:rPr>
+          <m:t xml:space="preserve"> = 0,3 + 3 = 3,3 МБ</m:t>
+        </m:r>
+      </m:oMath>
+      <w:r>
+        <w:tab/>
+        <w:t>(7)</w:t>
+      </w:r>
+    </w:p>
+    <w:p>
+      <w:pPr>
+        <w:spacing w:after="0" w:line="300" w:lineRule="auto"/>
+        <w:ind w:firstLine="709"/>
+        <w:jc w:val="both"/>
+      </w:pPr>
+      <w:r>
+        <w:t xml:space="preserve">Число новых компонентов за год, прирост базы данных и хранилища MinIO за год и объём диска за 5 лет с учётом V</w:t>
+      </w:r>
+      <w:r>
+        <w:rPr>
+          <w:vertAlign w:val="subscript"/>
+        </w:rPr>
+        <w:t xml:space="preserve">сист</w:t>
+      </w:r>
+      <w:r>
+        <w:t xml:space="preserve"> = 20 ГБ на ОС, образы Docker и логи вычисляются по формулам 8–11.</w:t>
+      </w:r>
+    </w:p>
+    <w:p>
+      <w:pPr>
+        <w:tabs>
+          <w:tab w:val="center" w:pos="4678"/>
+          <w:tab w:val="right" w:pos="9355"/>
+        </w:tabs>
+        <w:spacing w:before="40" w:after="40" w:line="240" w:lineRule="auto"/>
+      </w:pPr>
+      <w:r>
+        <w:tab/>
+      </w:r>
+      <m:oMath>
+        <m:sSub>
+          <m:e>
+            <m:r>
+              <w:rPr>
+                <w:rFonts w:ascii="Cambria Math" w:hAnsi="Cambria Math"/>
+              </w:rPr>
+              <m:t xml:space="preserve">N</m:t>
+            </m:r>
+          </m:e>
+          <m:sub>
+            <m:r>
+              <m:rPr>
+                <m:sty m:val="p"/>
+              </m:rPr>
+              <w:rPr>
+                <w:rFonts w:ascii="Cambria Math" w:hAnsi="Cambria Math"/>
+              </w:rPr>
+              <m:t xml:space="preserve">год</m:t>
+            </m:r>
+          </m:sub>
+        </m:sSub>
+        <m:r>
+          <m:rPr>
+            <m:sty m:val="p"/>
+          </m:rPr>
+          <w:rPr>
+            <w:rFonts w:ascii="Cambria Math" w:hAnsi="Cambria Math"/>
+          </w:rPr>
+          <m:t xml:space="preserve"> = 100 × 2 × 365 = 73 000 компонентов/год</m:t>
+        </m:r>
+      </m:oMath>
+      <w:r>
+        <w:tab/>
+        <w:t>(8)</w:t>
+      </w:r>
+    </w:p>
+    <w:p>
+      <w:pPr>
+        <w:tabs>
+          <w:tab w:val="center" w:pos="4678"/>
+          <w:tab w:val="right" w:pos="9355"/>
+        </w:tabs>
+        <w:spacing w:before="40" w:after="40" w:line="240" w:lineRule="auto"/>
+      </w:pPr>
+      <w:r>
+        <w:tab/>
+      </w:r>
+      <m:oMath>
+        <m:sSub>
+          <m:e>
+            <m:r>
+              <w:rPr>
+                <w:rFonts w:ascii="Cambria Math" w:hAnsi="Cambria Math"/>
+              </w:rPr>
+              <m:t xml:space="preserve">V</m:t>
+            </m:r>
+          </m:e>
+          <m:sub>
+            <m:r>
+              <m:rPr>
+                <m:sty m:val="p"/>
+              </m:rPr>
+              <w:rPr>
+                <w:rFonts w:ascii="Cambria Math" w:hAnsi="Cambria Math"/>
+              </w:rPr>
+              <m:t xml:space="preserve">БД</m:t>
+            </m:r>
+          </m:sub>
+        </m:sSub>
+        <m:r>
+          <m:rPr>
+            <m:sty m:val="p"/>
+          </m:rPr>
+          <w:rPr>
+            <w:rFonts w:ascii="Cambria Math" w:hAnsi="Cambria Math"/>
+          </w:rPr>
+          <m:t xml:space="preserve"> = </m:t>
+        </m:r>
+        <m:f>
+          <m:num>
+            <m:sSub>
+              <m:e>
+                <m:r>
+                  <w:rPr>
+                    <w:rFonts w:ascii="Cambria Math" w:hAnsi="Cambria Math"/>
+                  </w:rPr>
+                  <m:t xml:space="preserve">N</m:t>
+                </m:r>
+              </m:e>
+              <m:sub>
+                <m:r>
+                  <m:rPr>
+                    <m:sty m:val="p"/>
+                  </m:rPr>
+                  <w:rPr>
+                    <w:rFonts w:ascii="Cambria Math" w:hAnsi="Cambria Math"/>
+                  </w:rPr>
+                  <m:t xml:space="preserve">год</m:t>
+                </m:r>
+              </m:sub>
+            </m:sSub>
+            <m:r>
+              <m:rPr>
+                <m:sty m:val="p"/>
+              </m:rPr>
+              <w:rPr>
+                <w:rFonts w:ascii="Cambria Math" w:hAnsi="Cambria Math"/>
+              </w:rPr>
+              <m:t xml:space="preserve"> × (</m:t>
+            </m:r>
+            <m:sSub>
+              <m:e>
+                <m:r>
+                  <w:rPr>
+                    <w:rFonts w:ascii="Cambria Math" w:hAnsi="Cambria Math"/>
+                  </w:rPr>
+                  <m:t xml:space="preserve">S</m:t>
+                </m:r>
+              </m:e>
+              <m:sub>
+                <m:r>
+                  <m:rPr>
+                    <m:sty m:val="p"/>
+                  </m:rPr>
+                  <w:rPr>
+                    <w:rFonts w:ascii="Cambria Math" w:hAnsi="Cambria Math"/>
+                  </w:rPr>
+                  <m:t xml:space="preserve">pc</m:t>
+                </m:r>
+              </m:sub>
+            </m:sSub>
+            <m:r>
+              <m:rPr>
+                <m:sty m:val="p"/>
+              </m:rPr>
+              <w:rPr>
+                <w:rFonts w:ascii="Cambria Math" w:hAnsi="Cambria Math"/>
+              </w:rPr>
+              <m:t xml:space="preserve"> + </m:t>
+            </m:r>
+            <m:sSub>
+              <m:e>
+                <m:r>
+                  <w:rPr>
+                    <w:rFonts w:ascii="Cambria Math" w:hAnsi="Cambria Math"/>
+                  </w:rPr>
+                  <m:t xml:space="preserve">S</m:t>
+                </m:r>
+              </m:e>
+              <m:sub>
+                <m:r>
+                  <m:rPr>
+                    <m:sty m:val="p"/>
+                  </m:rPr>
+                  <w:rPr>
+                    <w:rFonts w:ascii="Cambria Math" w:hAnsi="Cambria Math"/>
+                  </w:rPr>
+                  <m:t xml:space="preserve">like</m:t>
+                </m:r>
+              </m:sub>
+            </m:sSub>
+            <m:r>
+              <m:rPr>
+                <m:sty m:val="p"/>
+              </m:rPr>
+              <w:rPr>
+                <w:rFonts w:ascii="Cambria Math" w:hAnsi="Cambria Math"/>
+              </w:rPr>
+              <m:t xml:space="preserve">)</m:t>
+            </m:r>
+          </m:num>
+          <m:den>
+            <m:sSup>
+              <m:e>
+                <m:r>
+                  <m:rPr>
+                    <m:sty m:val="p"/>
+                  </m:rPr>
+                  <w:rPr>
+                    <w:rFonts w:ascii="Cambria Math" w:hAnsi="Cambria Math"/>
+                  </w:rPr>
+                  <m:t xml:space="preserve">1024</m:t>
+                </m:r>
+              </m:e>
+              <m:sup>
+                <m:r>
+                  <m:rPr>
+                    <m:sty m:val="p"/>
+                  </m:rPr>
+                  <w:rPr>
+                    <w:rFonts w:ascii="Cambria Math" w:hAnsi="Cambria Math"/>
+                  </w:rPr>
+                  <m:t xml:space="preserve">3</m:t>
+                </m:r>
+              </m:sup>
+            </m:sSup>
+          </m:den>
+        </m:f>
+        <m:r>
+          <m:rPr>
+            <m:sty m:val="p"/>
+          </m:rPr>
+          <w:rPr>
+            <w:rFonts w:ascii="Cambria Math" w:hAnsi="Cambria Math"/>
+          </w:rPr>
+          <m:t xml:space="preserve"> = </m:t>
+        </m:r>
+        <m:f>
+          <m:num>
+            <m:r>
+              <m:rPr>
+                <m:sty m:val="p"/>
+              </m:rPr>
+              <w:rPr>
+                <w:rFonts w:ascii="Cambria Math" w:hAnsi="Cambria Math"/>
+              </w:rPr>
+              <m:t xml:space="preserve">73000 × 2002</m:t>
+            </m:r>
+          </m:num>
+          <m:den>
+            <m:sSup>
+              <m:e>
+                <m:r>
+                  <m:rPr>
+                    <m:sty m:val="p"/>
+                  </m:rPr>
+                  <w:rPr>
+                    <w:rFonts w:ascii="Cambria Math" w:hAnsi="Cambria Math"/>
+                  </w:rPr>
+                  <m:t xml:space="preserve">1024</m:t>
+                </m:r>
+              </m:e>
+              <m:sup>
+                <m:r>
+                  <m:rPr>
+                    <m:sty m:val="p"/>
+                  </m:rPr>
+                  <w:rPr>
+                    <w:rFonts w:ascii="Cambria Math" w:hAnsi="Cambria Math"/>
+                  </w:rPr>
+                  <m:t xml:space="preserve">3</m:t>
+                </m:r>
+              </m:sup>
+            </m:sSup>
+          </m:den>
+        </m:f>
+        <m:r>
+          <m:rPr>
+            <m:sty m:val="p"/>
+          </m:rPr>
+          <w:rPr>
+            <w:rFonts w:ascii="Cambria Math" w:hAnsi="Cambria Math"/>
+          </w:rPr>
+          <m:t xml:space="preserve"> ≈ 0,14 ГБ/год</m:t>
+        </m:r>
+      </m:oMath>
+      <w:r>
+        <w:tab/>
+        <w:t>(9)</w:t>
+      </w:r>
+    </w:p>
+    <w:p>
+      <w:pPr>
+        <w:tabs>
+          <w:tab w:val="center" w:pos="4678"/>
+          <w:tab w:val="right" w:pos="9355"/>
+        </w:tabs>
+        <w:spacing w:before="40" w:after="40" w:line="240" w:lineRule="auto"/>
+      </w:pPr>
+      <w:r>
+        <w:tab/>
+      </w:r>
+      <m:oMath>
+        <m:sSub>
+          <m:e>
+            <m:r>
+              <w:rPr>
+                <w:rFonts w:ascii="Cambria Math" w:hAnsi="Cambria Math"/>
+              </w:rPr>
+              <m:t xml:space="preserve">V</m:t>
+            </m:r>
+          </m:e>
+          <m:sub>
+            <m:r>
+              <m:rPr>
+                <m:sty m:val="p"/>
+              </m:rPr>
+              <w:rPr>
+                <w:rFonts w:ascii="Cambria Math" w:hAnsi="Cambria Math"/>
+              </w:rPr>
+              <m:t xml:space="preserve">S3</m:t>
+            </m:r>
+          </m:sub>
+        </m:sSub>
+        <m:r>
+          <m:rPr>
+            <m:sty m:val="p"/>
+          </m:rPr>
+          <w:rPr>
+            <w:rFonts w:ascii="Cambria Math" w:hAnsi="Cambria Math"/>
+          </w:rPr>
+          <m:t xml:space="preserve"> = </m:t>
+        </m:r>
+        <m:f>
+          <m:num>
+            <m:sSub>
+              <m:e>
+                <m:r>
+                  <w:rPr>
+                    <w:rFonts w:ascii="Cambria Math" w:hAnsi="Cambria Math"/>
+                  </w:rPr>
+                  <m:t xml:space="preserve">N</m:t>
+                </m:r>
+              </m:e>
+              <m:sub>
+                <m:r>
+                  <m:rPr>
+                    <m:sty m:val="p"/>
+                  </m:rPr>
+                  <w:rPr>
+                    <w:rFonts w:ascii="Cambria Math" w:hAnsi="Cambria Math"/>
+                  </w:rPr>
+                  <m:t xml:space="preserve">год</m:t>
+                </m:r>
+              </m:sub>
+            </m:sSub>
+            <m:r>
+              <m:rPr>
+                <m:sty m:val="p"/>
+              </m:rPr>
+              <w:rPr>
+                <w:rFonts w:ascii="Cambria Math" w:hAnsi="Cambria Math"/>
+              </w:rPr>
+              <m:t xml:space="preserve"> × </m:t>
+            </m:r>
+            <m:sSub>
+              <m:e>
+                <m:r>
+                  <w:rPr>
+                    <w:rFonts w:ascii="Cambria Math" w:hAnsi="Cambria Math"/>
+                  </w:rPr>
+                  <m:t xml:space="preserve">S</m:t>
+                </m:r>
+              </m:e>
+              <m:sub>
+                <m:r>
+                  <m:rPr>
+                    <m:sty m:val="p"/>
+                  </m:rPr>
+                  <w:rPr>
+                    <w:rFonts w:ascii="Cambria Math" w:hAnsi="Cambria Math"/>
+                  </w:rPr>
+                  <m:t xml:space="preserve">S3</m:t>
+                </m:r>
+              </m:sub>
+            </m:sSub>
+          </m:num>
+          <m:den>
+            <m:r>
+              <m:rPr>
+                <m:sty m:val="p"/>
+              </m:rPr>
+              <w:rPr>
+                <w:rFonts w:ascii="Cambria Math" w:hAnsi="Cambria Math"/>
+              </w:rPr>
+              <m:t xml:space="preserve">1024</m:t>
+            </m:r>
+          </m:den>
+        </m:f>
+        <m:r>
+          <m:rPr>
+            <m:sty m:val="p"/>
+          </m:rPr>
+          <w:rPr>
+            <w:rFonts w:ascii="Cambria Math" w:hAnsi="Cambria Math"/>
+          </w:rPr>
+          <m:t xml:space="preserve"> = </m:t>
+        </m:r>
+        <m:f>
+          <m:num>
+            <m:r>
+              <m:rPr>
+                <m:sty m:val="p"/>
+              </m:rPr>
+              <w:rPr>
+                <w:rFonts w:ascii="Cambria Math" w:hAnsi="Cambria Math"/>
+              </w:rPr>
+              <m:t xml:space="preserve">73000 × 3,3</m:t>
+            </m:r>
+          </m:num>
+          <m:den>
+            <m:r>
+              <m:rPr>
+                <m:sty m:val="p"/>
+              </m:rPr>
+              <w:rPr>
+                <w:rFonts w:ascii="Cambria Math" w:hAnsi="Cambria Math"/>
+              </w:rPr>
+              <m:t xml:space="preserve">1024</m:t>
+            </m:r>
+          </m:den>
+        </m:f>
+        <m:r>
+          <m:rPr>
+            <m:sty m:val="p"/>
+          </m:rPr>
+          <w:rPr>
+            <w:rFonts w:ascii="Cambria Math" w:hAnsi="Cambria Math"/>
+          </w:rPr>
+          <m:t xml:space="preserve"> ≈ 235,3 ГБ/год</m:t>
+        </m:r>
+      </m:oMath>
+      <w:r>
+        <w:tab/>
+        <w:t>(10)</w:t>
+      </w:r>
+    </w:p>
+    <w:p>
+      <w:pPr>
+        <w:tabs>
+          <w:tab w:val="center" w:pos="4678"/>
+          <w:tab w:val="right" w:pos="9355"/>
+        </w:tabs>
+        <w:spacing w:before="40" w:after="40" w:line="240" w:lineRule="auto"/>
+      </w:pPr>
+      <w:r>
+        <w:tab/>
+      </w:r>
+      <m:oMath>
+        <m:sSub>
+          <m:e>
+            <m:r>
+              <w:rPr>
+                <w:rFonts w:ascii="Cambria Math" w:hAnsi="Cambria Math"/>
+              </w:rPr>
+              <m:t xml:space="preserve">V</m:t>
+            </m:r>
+          </m:e>
+          <m:sub>
+            <m:r>
+              <m:rPr>
+                <m:sty m:val="p"/>
+              </m:rPr>
+              <w:rPr>
+                <w:rFonts w:ascii="Cambria Math" w:hAnsi="Cambria Math"/>
+              </w:rPr>
+              <m:t xml:space="preserve">диск</m:t>
+            </m:r>
+          </m:sub>
+        </m:sSub>
+        <m:r>
+          <m:rPr>
+            <m:sty m:val="p"/>
+          </m:rPr>
+          <w:rPr>
+            <w:rFonts w:ascii="Cambria Math" w:hAnsi="Cambria Math"/>
+          </w:rPr>
+          <m:t xml:space="preserve"> = 5 × (</m:t>
+        </m:r>
+        <m:sSub>
+          <m:e>
+            <m:r>
+              <w:rPr>
+                <w:rFonts w:ascii="Cambria Math" w:hAnsi="Cambria Math"/>
+              </w:rPr>
+              <m:t xml:space="preserve">V</m:t>
+            </m:r>
+          </m:e>
+          <m:sub>
+            <m:r>
+              <m:rPr>
+                <m:sty m:val="p"/>
+              </m:rPr>
+              <w:rPr>
+                <w:rFonts w:ascii="Cambria Math" w:hAnsi="Cambria Math"/>
+              </w:rPr>
+              <m:t xml:space="preserve">БД</m:t>
+            </m:r>
+          </m:sub>
+        </m:sSub>
+        <m:r>
+          <m:rPr>
+            <m:sty m:val="p"/>
+          </m:rPr>
+          <w:rPr>
+            <w:rFonts w:ascii="Cambria Math" w:hAnsi="Cambria Math"/>
+          </w:rPr>
+          <m:t xml:space="preserve"> + </m:t>
+        </m:r>
+        <m:sSub>
+          <m:e>
+            <m:r>
+              <w:rPr>
+                <w:rFonts w:ascii="Cambria Math" w:hAnsi="Cambria Math"/>
+              </w:rPr>
+              <m:t xml:space="preserve">V</m:t>
+            </m:r>
+          </m:e>
+          <m:sub>
+            <m:r>
+              <m:rPr>
+                <m:sty m:val="p"/>
+              </m:rPr>
+              <w:rPr>
+                <w:rFonts w:ascii="Cambria Math" w:hAnsi="Cambria Math"/>
+              </w:rPr>
+              <m:t xml:space="preserve">S3</m:t>
+            </m:r>
+          </m:sub>
+        </m:sSub>
+        <m:r>
+          <m:rPr>
+            <m:sty m:val="p"/>
+          </m:rPr>
+          <w:rPr>
+            <w:rFonts w:ascii="Cambria Math" w:hAnsi="Cambria Math"/>
+          </w:rPr>
+          <m:t xml:space="preserve">) + </m:t>
+        </m:r>
+        <m:sSub>
+          <m:e>
+            <m:r>
+              <w:rPr>
+                <w:rFonts w:ascii="Cambria Math" w:hAnsi="Cambria Math"/>
+              </w:rPr>
+              <m:t xml:space="preserve">V</m:t>
+            </m:r>
+          </m:e>
+          <m:sub>
+            <m:r>
+              <m:rPr>
+                <m:sty m:val="p"/>
+              </m:rPr>
+              <w:rPr>
+                <w:rFonts w:ascii="Cambria Math" w:hAnsi="Cambria Math"/>
+              </w:rPr>
+              <m:t xml:space="preserve">сист</m:t>
+            </m:r>
+          </m:sub>
+        </m:sSub>
+        <m:r>
+          <m:rPr>
+            <m:sty m:val="p"/>
+          </m:rPr>
+          <w:rPr>
+            <w:rFonts w:ascii="Cambria Math" w:hAnsi="Cambria Math"/>
+          </w:rPr>
+          <m:t xml:space="preserve"> = 5 × (0,14 + 235,3) + 20 ≈ 1197 ГБ</m:t>
+        </m:r>
+      </m:oMath>
+      <w:r>
+        <w:tab/>
+        <w:t>(11)</w:t>
+      </w:r>
+    </w:p>
+    <w:p>
+      <w:pPr>
+        <w:spacing w:after="0" w:line="300" w:lineRule="auto"/>
+        <w:ind w:firstLine="709"/>
+        <w:jc w:val="both"/>
+      </w:pPr>
+      <w:r>
+        <w:t xml:space="preserve">Таким образом, для сервера требуются 2 ядра процессора, 8 ГБ оперативной памяти и диск объёмом не менее 1,2 ТБ, основную часть которого занимают фото и видео компонентов в MinIO.</w:t>
+      </w:r>
+    </w:p>
+    <w:p>
+      <w:pPr>
         <w:sectPr>
           <w:footerReference w:type="default" r:id="rId11"/>
           <w:pgSz w:w="11906" w:h="16838"/>
@@ -3402,7 +4629,7 @@
         <w:jc w:val="both"/>
       </w:pPr>
       <w:r>
-        <w:t xml:space="preserve">Оперативная память 4 ГБ</w:t>
+        <w:t xml:space="preserve">Оперативная память 8 ГБ</w:t>
       </w:r>
     </w:p>
     <w:p>
@@ -3415,7 +4642,7 @@
         <w:jc w:val="both"/>
       </w:pPr>
       <w:r>
-        <w:t xml:space="preserve">Свободное пространство на диске 20 ГБ</w:t>
+        <w:t xml:space="preserve">Свободное пространство на диске 1,2 ТБ</w:t>
       </w:r>
     </w:p>
     <w:p>
